--- a/Linux/SSL/Huong_dan_gia_han_SSL_elnda.eaut.edu.vn.docx
+++ b/Linux/SSL/Huong_dan_gia_han_SSL_elnda.eaut.edu.vn.docx
@@ -1,6 +1,6 @@
 
 <file path=word/document.xml><?xml version="1.0" encoding="utf-8"?>
-<w:document xmlns:wpc="http://schemas.microsoft.com/office/word/2010/wordprocessingCanvas" xmlns:mc="http://schemas.openxmlformats.org/markup-compatibility/2006" xmlns:o="urn:schemas-microsoft-com:office:office" xmlns:r="http://schemas.openxmlformats.org/officeDocument/2006/relationships" xmlns:m="http://schemas.openxmlformats.org/officeDocument/2006/math" xmlns:v="urn:schemas-microsoft-com:vml" xmlns:wp14="http://schemas.microsoft.com/office/word/2010/wordprocessingDrawing" xmlns:wp="http://schemas.openxmlformats.org/drawingml/2006/wordprocessingDrawing" xmlns:w10="urn:schemas-microsoft-com:office:word" xmlns:w="http://schemas.openxmlformats.org/wordprocessingml/2006/main" xmlns:w14="http://schemas.microsoft.com/office/word/2010/wordml" xmlns:w15="http://schemas.microsoft.com/office/word/2012/wordml" xmlns:wpg="http://schemas.microsoft.com/office/word/2010/wordprocessingGroup" xmlns:wpi="http://schemas.microsoft.com/office/word/2010/wordprocessingInk" xmlns:wne="http://schemas.microsoft.com/office/word/2006/wordml" xmlns:wps="http://schemas.microsoft.com/office/word/2010/wordprocessingShape" xmlns:cx="http://schemas.microsoft.com/office/drawing/2014/chartex" xmlns:cx1="http://schemas.microsoft.com/office/drawing/2015/9/8/chartex" xmlns:cx2="http://schemas.microsoft.com/office/drawing/2015/10/21/chartex" xmlns:cx3="http://schemas.microsoft.com/office/drawing/2016/5/9/chartex" xmlns:cx4="http://schemas.microsoft.com/office/drawing/2016/5/10/chartex" xmlns:cx5="http://schemas.microsoft.com/office/drawing/2016/5/11/chartex" xmlns:cx6="http://schemas.microsoft.com/office/drawing/2016/5/12/chartex" xmlns:cx7="http://schemas.microsoft.com/office/drawing/2016/5/13/chartex" xmlns:cx8="http://schemas.microsoft.com/office/drawing/2016/5/14/chartex" xmlns:aink="http://schemas.microsoft.com/office/drawing/2016/ink" xmlns:am3d="http://schemas.microsoft.com/office/drawing/2017/model3d" xmlns:w16cex="http://schemas.microsoft.com/office/word/2018/wordml/cex" xmlns:w16cid="http://schemas.microsoft.com/office/word/2016/wordml/cid" xmlns:w16="http://schemas.microsoft.com/office/word/2018/wordml" xmlns:w16sdtdh="http://schemas.microsoft.com/office/word/2020/wordml/sdtdatahash" xmlns:w16se="http://schemas.microsoft.com/office/word/2015/wordml/symex" mc:Ignorable="w14 w15 wp14">
+<w:document xmlns:wpc="http://schemas.microsoft.com/office/word/2010/wordprocessingCanvas" xmlns:cx="http://schemas.microsoft.com/office/drawing/2014/chartex" xmlns:cx1="http://schemas.microsoft.com/office/drawing/2015/9/8/chartex" xmlns:cx2="http://schemas.microsoft.com/office/drawing/2015/10/21/chartex" xmlns:cx3="http://schemas.microsoft.com/office/drawing/2016/5/9/chartex" xmlns:cx4="http://schemas.microsoft.com/office/drawing/2016/5/10/chartex" xmlns:cx5="http://schemas.microsoft.com/office/drawing/2016/5/11/chartex" xmlns:cx6="http://schemas.microsoft.com/office/drawing/2016/5/12/chartex" xmlns:cx7="http://schemas.microsoft.com/office/drawing/2016/5/13/chartex" xmlns:cx8="http://schemas.microsoft.com/office/drawing/2016/5/14/chartex" xmlns:mc="http://schemas.openxmlformats.org/markup-compatibility/2006" xmlns:aink="http://schemas.microsoft.com/office/drawing/2016/ink" xmlns:am3d="http://schemas.microsoft.com/office/drawing/2017/model3d" xmlns:o="urn:schemas-microsoft-com:office:office" xmlns:oel="http://schemas.microsoft.com/office/2019/extlst" xmlns:r="http://schemas.openxmlformats.org/officeDocument/2006/relationships" xmlns:m="http://schemas.openxmlformats.org/officeDocument/2006/math" xmlns:v="urn:schemas-microsoft-com:vml" xmlns:wp14="http://schemas.microsoft.com/office/word/2010/wordprocessingDrawing" xmlns:wp="http://schemas.openxmlformats.org/drawingml/2006/wordprocessingDrawing" xmlns:w10="urn:schemas-microsoft-com:office:word" xmlns:w="http://schemas.openxmlformats.org/wordprocessingml/2006/main" xmlns:w14="http://schemas.microsoft.com/office/word/2010/wordml" xmlns:w15="http://schemas.microsoft.com/office/word/2012/wordml" xmlns:w16cex="http://schemas.microsoft.com/office/word/2018/wordml/cex" xmlns:w16cid="http://schemas.microsoft.com/office/word/2016/wordml/cid" xmlns:w16="http://schemas.microsoft.com/office/word/2018/wordml" xmlns:w16du="http://schemas.microsoft.com/office/word/2023/wordml/word16du" xmlns:w16sdtdh="http://schemas.microsoft.com/office/word/2020/wordml/sdtdatahash" xmlns:w16sdtfl="http://schemas.microsoft.com/office/word/2024/wordml/sdtformatlock" xmlns:w16se="http://schemas.microsoft.com/office/word/2015/wordml/symex" xmlns:wpg="http://schemas.microsoft.com/office/word/2010/wordprocessingGroup" xmlns:wpi="http://schemas.microsoft.com/office/word/2010/wordprocessingInk" xmlns:wne="http://schemas.microsoft.com/office/word/2006/wordml" xmlns:wps="http://schemas.microsoft.com/office/word/2010/wordprocessingShape" mc:Ignorable="w14 w15 w16se w16cid w16 w16cex w16sdtdh w16sdtfl w16du wp14">
   <w:body>
     <w:p>
       <w:pPr>
@@ -15,7 +15,7 @@
           <w:sz w:val="34"/>
           <w:szCs w:val="34"/>
         </w:rPr>
-        <w:t xml:space="preserve">HƯỚNG DẪN GIA HẠN / CÀI ĐẶT LẠI SSL</w:t>
+        <w:t>HƯỚNG DẪN GIA HẠN / CÀI ĐẶT LẠI SSL</w:t>
       </w:r>
     </w:p>
     <w:p>
@@ -31,39 +31,50 @@
           <w:sz w:val="22"/>
           <w:szCs w:val="22"/>
         </w:rPr>
-        <w:t xml:space="preserve">Website: elnda.eaut.edu.vn — Server: Fansipan (Nginx + FASTPanel)</w:t>
+        <w:t>Website: elnda.eaut.edu.vn — Server: Fansipan (Nginx + FASTPanel)</w:t>
       </w:r>
     </w:p>
     <w:p>
       <w:pPr>
         <w:pStyle w:val="Heading1"/>
-        <w:spacing w:after="160" w:before="320"/>
-      </w:pPr>
-      <w:r>
-        <w:t xml:space="preserve">1. Thông tin hệ thống</w:t>
+        <w:spacing w:before="320" w:after="160"/>
+      </w:pPr>
+      <w:r>
+        <w:t>1. Thông tin hệ thống</w:t>
       </w:r>
     </w:p>
     <w:tbl>
       <w:tblPr>
-        <w:tblW w:type="dxa" w:w="9500"/>
+        <w:tblW w:w="9500" w:type="dxa"/>
         <w:tblBorders>
-          <w:top w:val="single" w:color="auto" w:sz="4"/>
-          <w:left w:val="single" w:color="auto" w:sz="4"/>
-          <w:bottom w:val="single" w:color="auto" w:sz="4"/>
-          <w:right w:val="single" w:color="auto" w:sz="4"/>
-          <w:insideH w:val="single" w:color="auto" w:sz="4"/>
-          <w:insideV w:val="single" w:color="auto" w:sz="4"/>
+          <w:top w:val="single" w:sz="4" w:space="0" w:color="auto"/>
+          <w:left w:val="single" w:sz="4" w:space="0" w:color="auto"/>
+          <w:bottom w:val="single" w:sz="4" w:space="0" w:color="auto"/>
+          <w:right w:val="single" w:sz="4" w:space="0" w:color="auto"/>
+          <w:insideH w:val="single" w:sz="4" w:space="0" w:color="auto"/>
+          <w:insideV w:val="single" w:sz="4" w:space="0" w:color="auto"/>
         </w:tblBorders>
+        <w:tblCellMar>
+          <w:left w:w="10" w:type="dxa"/>
+          <w:right w:w="10" w:type="dxa"/>
+        </w:tblCellMar>
+        <w:tblLook w:val="04A0" w:firstRow="1" w:lastRow="0" w:firstColumn="1" w:lastColumn="0" w:noHBand="0" w:noVBand="1"/>
       </w:tblPr>
       <w:tblGrid>
         <w:gridCol w:w="3000"/>
         <w:gridCol w:w="6500"/>
       </w:tblGrid>
       <w:tr>
+        <w:tblPrEx>
+          <w:tblCellMar>
+            <w:top w:w="0" w:type="dxa"/>
+            <w:bottom w:w="0" w:type="dxa"/>
+          </w:tblCellMar>
+        </w:tblPrEx>
         <w:tc>
           <w:tcPr>
-            <w:tcW w:type="dxa" w:w="3000"/>
-            <w:shd w:fill="2F5496" w:val="clear"/>
+            <w:tcW w:w="3000" w:type="dxa"/>
+            <w:shd w:val="clear" w:color="auto" w:fill="2F5496"/>
           </w:tcPr>
           <w:p>
             <w:r>
@@ -72,14 +83,14 @@
                 <w:bCs/>
                 <w:color w:val="FFFFFF"/>
               </w:rPr>
-              <w:t xml:space="preserve">Thông tin</w:t>
+              <w:t>Thông tin</w:t>
             </w:r>
           </w:p>
         </w:tc>
         <w:tc>
           <w:tcPr>
-            <w:tcW w:type="dxa" w:w="6500"/>
-            <w:shd w:fill="2F5496" w:val="clear"/>
+            <w:tcW w:w="6500" w:type="dxa"/>
+            <w:shd w:val="clear" w:color="auto" w:fill="2F5496"/>
           </w:tcPr>
           <w:p>
             <w:r>
@@ -88,16 +99,22 @@
                 <w:bCs/>
                 <w:color w:val="FFFFFF"/>
               </w:rPr>
-              <w:t xml:space="preserve">Giá trị</w:t>
+              <w:t>Giá trị</w:t>
             </w:r>
           </w:p>
         </w:tc>
       </w:tr>
       <w:tr>
+        <w:tblPrEx>
+          <w:tblCellMar>
+            <w:top w:w="0" w:type="dxa"/>
+            <w:bottom w:w="0" w:type="dxa"/>
+          </w:tblCellMar>
+        </w:tblPrEx>
         <w:tc>
           <w:tcPr>
-            <w:tcW w:type="dxa" w:w="3000"/>
-            <w:shd w:fill="F2F2F2" w:val="clear"/>
+            <w:tcW w:w="3000" w:type="dxa"/>
+            <w:shd w:val="clear" w:color="auto" w:fill="F2F2F2"/>
           </w:tcPr>
           <w:p>
             <w:r>
@@ -106,31 +123,35 @@
                 <w:bCs/>
                 <w:color w:val="000000"/>
               </w:rPr>
-              <w:t xml:space="preserve">Domain</w:t>
+              <w:t>Domain</w:t>
             </w:r>
           </w:p>
         </w:tc>
         <w:tc>
           <w:tcPr>
-            <w:tcW w:type="dxa" w:w="6500"/>
+            <w:tcW w:w="6500" w:type="dxa"/>
           </w:tcPr>
           <w:p>
             <w:r>
               <w:rPr>
-                <w:b w:val="false"/>
-                <w:bCs w:val="false"/>
                 <w:color w:val="000000"/>
               </w:rPr>
-              <w:t xml:space="preserve">elnda.eaut.edu.vn</w:t>
+              <w:t>elnda.eaut.edu.vn</w:t>
             </w:r>
           </w:p>
         </w:tc>
       </w:tr>
       <w:tr>
+        <w:tblPrEx>
+          <w:tblCellMar>
+            <w:top w:w="0" w:type="dxa"/>
+            <w:bottom w:w="0" w:type="dxa"/>
+          </w:tblCellMar>
+        </w:tblPrEx>
         <w:tc>
           <w:tcPr>
-            <w:tcW w:type="dxa" w:w="3000"/>
-            <w:shd w:fill="F2F2F2" w:val="clear"/>
+            <w:tcW w:w="3000" w:type="dxa"/>
+            <w:shd w:val="clear" w:color="auto" w:fill="F2F2F2"/>
           </w:tcPr>
           <w:p>
             <w:r>
@@ -139,31 +160,35 @@
                 <w:bCs/>
                 <w:color w:val="000000"/>
               </w:rPr>
-              <w:t xml:space="preserve">Server</w:t>
+              <w:t>Server</w:t>
             </w:r>
           </w:p>
         </w:tc>
         <w:tc>
           <w:tcPr>
-            <w:tcW w:type="dxa" w:w="6500"/>
+            <w:tcW w:w="6500" w:type="dxa"/>
           </w:tcPr>
           <w:p>
             <w:r>
               <w:rPr>
-                <w:b w:val="false"/>
-                <w:bCs w:val="false"/>
                 <w:color w:val="000000"/>
               </w:rPr>
-              <w:t xml:space="preserve">Fansipan</w:t>
+              <w:t>Fansipan</w:t>
             </w:r>
           </w:p>
         </w:tc>
       </w:tr>
       <w:tr>
+        <w:tblPrEx>
+          <w:tblCellMar>
+            <w:top w:w="0" w:type="dxa"/>
+            <w:bottom w:w="0" w:type="dxa"/>
+          </w:tblCellMar>
+        </w:tblPrEx>
         <w:tc>
           <w:tcPr>
-            <w:tcW w:type="dxa" w:w="3000"/>
-            <w:shd w:fill="F2F2F2" w:val="clear"/>
+            <w:tcW w:w="3000" w:type="dxa"/>
+            <w:shd w:val="clear" w:color="auto" w:fill="F2F2F2"/>
           </w:tcPr>
           <w:p>
             <w:r>
@@ -172,31 +197,35 @@
                 <w:bCs/>
                 <w:color w:val="000000"/>
               </w:rPr>
-              <w:t xml:space="preserve">Web server</w:t>
+              <w:t>Web server</w:t>
             </w:r>
           </w:p>
         </w:tc>
         <w:tc>
           <w:tcPr>
-            <w:tcW w:type="dxa" w:w="6500"/>
+            <w:tcW w:w="6500" w:type="dxa"/>
           </w:tcPr>
           <w:p>
             <w:r>
               <w:rPr>
-                <w:b w:val="false"/>
-                <w:bCs w:val="false"/>
                 <w:color w:val="000000"/>
               </w:rPr>
-              <w:t xml:space="preserve">Nginx</w:t>
+              <w:t>Nginx</w:t>
             </w:r>
           </w:p>
         </w:tc>
       </w:tr>
       <w:tr>
+        <w:tblPrEx>
+          <w:tblCellMar>
+            <w:top w:w="0" w:type="dxa"/>
+            <w:bottom w:w="0" w:type="dxa"/>
+          </w:tblCellMar>
+        </w:tblPrEx>
         <w:tc>
           <w:tcPr>
-            <w:tcW w:type="dxa" w:w="3000"/>
-            <w:shd w:fill="F2F2F2" w:val="clear"/>
+            <w:tcW w:w="3000" w:type="dxa"/>
+            <w:shd w:val="clear" w:color="auto" w:fill="F2F2F2"/>
           </w:tcPr>
           <w:p>
             <w:r>
@@ -205,31 +234,35 @@
                 <w:bCs/>
                 <w:color w:val="000000"/>
               </w:rPr>
-              <w:t xml:space="preserve">Bảng điều khiển</w:t>
+              <w:t>Bảng điều khiển</w:t>
             </w:r>
           </w:p>
         </w:tc>
         <w:tc>
           <w:tcPr>
-            <w:tcW w:type="dxa" w:w="6500"/>
+            <w:tcW w:w="6500" w:type="dxa"/>
           </w:tcPr>
           <w:p>
             <w:r>
               <w:rPr>
-                <w:b w:val="false"/>
-                <w:bCs w:val="false"/>
                 <w:color w:val="000000"/>
               </w:rPr>
-              <w:t xml:space="preserve">FASTPanel (nếu quên mật khẩu, xử lý qua terminal)</w:t>
+              <w:t>FASTPanel (nếu quên mật khẩu, xử lý qua terminal)</w:t>
             </w:r>
           </w:p>
         </w:tc>
       </w:tr>
       <w:tr>
+        <w:tblPrEx>
+          <w:tblCellMar>
+            <w:top w:w="0" w:type="dxa"/>
+            <w:bottom w:w="0" w:type="dxa"/>
+          </w:tblCellMar>
+        </w:tblPrEx>
         <w:tc>
           <w:tcPr>
-            <w:tcW w:type="dxa" w:w="3000"/>
-            <w:shd w:fill="F2F2F2" w:val="clear"/>
+            <w:tcW w:w="3000" w:type="dxa"/>
+            <w:shd w:val="clear" w:color="auto" w:fill="F2F2F2"/>
           </w:tcPr>
           <w:p>
             <w:r>
@@ -238,32 +271,36 @@
                 <w:bCs/>
                 <w:color w:val="000000"/>
               </w:rPr>
-              <w:t xml:space="preserve">File cấu hình site</w:t>
+              <w:t>File cấu hình site</w:t>
             </w:r>
           </w:p>
         </w:tc>
         <w:tc>
           <w:tcPr>
-            <w:tcW w:type="dxa" w:w="6500"/>
+            <w:tcW w:w="6500" w:type="dxa"/>
           </w:tcPr>
           <w:p>
             <w:r>
               <w:rPr>
-                <w:rFonts w:ascii="Consolas" w:cs="Consolas" w:eastAsia="Consolas" w:hAnsi="Consolas"/>
-                <w:b w:val="false"/>
-                <w:bCs w:val="false"/>
+                <w:rFonts w:ascii="Consolas" w:eastAsia="Consolas" w:hAnsi="Consolas" w:cs="Consolas"/>
                 <w:color w:val="000000"/>
               </w:rPr>
-              <w:t xml:space="preserve">/etc/nginx/fastpanel2-available/elnda_eaut_e_usr/elnda.eaut.edu.vn.conf</w:t>
+              <w:t>/etc/nginx/fastpanel2-available/elnda_eaut_e_usr/elnda.eaut.edu.vn.conf</w:t>
             </w:r>
           </w:p>
         </w:tc>
       </w:tr>
       <w:tr>
+        <w:tblPrEx>
+          <w:tblCellMar>
+            <w:top w:w="0" w:type="dxa"/>
+            <w:bottom w:w="0" w:type="dxa"/>
+          </w:tblCellMar>
+        </w:tblPrEx>
         <w:tc>
           <w:tcPr>
-            <w:tcW w:type="dxa" w:w="3000"/>
-            <w:shd w:fill="F2F2F2" w:val="clear"/>
+            <w:tcW w:w="3000" w:type="dxa"/>
+            <w:shd w:val="clear" w:color="auto" w:fill="F2F2F2"/>
           </w:tcPr>
           <w:p>
             <w:r>
@@ -272,32 +309,36 @@
                 <w:bCs/>
                 <w:color w:val="000000"/>
               </w:rPr>
-              <w:t xml:space="preserve">Nơi Nginx đọc chứng chỉ</w:t>
+              <w:t>Nơi Nginx đọc chứng chỉ</w:t>
             </w:r>
           </w:p>
         </w:tc>
         <w:tc>
           <w:tcPr>
-            <w:tcW w:type="dxa" w:w="6500"/>
+            <w:tcW w:w="6500" w:type="dxa"/>
           </w:tcPr>
           <w:p>
             <w:r>
               <w:rPr>
-                <w:rFonts w:ascii="Consolas" w:cs="Consolas" w:eastAsia="Consolas" w:hAnsi="Consolas"/>
-                <w:b w:val="false"/>
-                <w:bCs w:val="false"/>
+                <w:rFonts w:ascii="Consolas" w:eastAsia="Consolas" w:hAnsi="Consolas" w:cs="Consolas"/>
                 <w:color w:val="000000"/>
               </w:rPr>
-              <w:t xml:space="preserve">/etc/ssl/eaut/fullchain.crt</w:t>
+              <w:t>/etc/ssl/eaut/fullchain.crt</w:t>
             </w:r>
           </w:p>
         </w:tc>
       </w:tr>
       <w:tr>
+        <w:tblPrEx>
+          <w:tblCellMar>
+            <w:top w:w="0" w:type="dxa"/>
+            <w:bottom w:w="0" w:type="dxa"/>
+          </w:tblCellMar>
+        </w:tblPrEx>
         <w:tc>
           <w:tcPr>
-            <w:tcW w:type="dxa" w:w="3000"/>
-            <w:shd w:fill="F2F2F2" w:val="clear"/>
+            <w:tcW w:w="3000" w:type="dxa"/>
+            <w:shd w:val="clear" w:color="auto" w:fill="F2F2F2"/>
           </w:tcPr>
           <w:p>
             <w:r>
@@ -306,32 +347,36 @@
                 <w:bCs/>
                 <w:color w:val="000000"/>
               </w:rPr>
-              <w:t xml:space="preserve">Nơi Nginx đọc private key</w:t>
+              <w:t>Nơi Nginx đọc private key</w:t>
             </w:r>
           </w:p>
         </w:tc>
         <w:tc>
           <w:tcPr>
-            <w:tcW w:type="dxa" w:w="6500"/>
+            <w:tcW w:w="6500" w:type="dxa"/>
           </w:tcPr>
           <w:p>
             <w:r>
               <w:rPr>
-                <w:rFonts w:ascii="Consolas" w:cs="Consolas" w:eastAsia="Consolas" w:hAnsi="Consolas"/>
-                <w:b w:val="false"/>
-                <w:bCs w:val="false"/>
+                <w:rFonts w:ascii="Consolas" w:eastAsia="Consolas" w:hAnsi="Consolas" w:cs="Consolas"/>
                 <w:color w:val="000000"/>
               </w:rPr>
-              <w:t xml:space="preserve">/etc/ssl/eaut/private.key</w:t>
+              <w:t>/etc/ssl/eaut/private.key</w:t>
             </w:r>
           </w:p>
         </w:tc>
       </w:tr>
       <w:tr>
+        <w:tblPrEx>
+          <w:tblCellMar>
+            <w:top w:w="0" w:type="dxa"/>
+            <w:bottom w:w="0" w:type="dxa"/>
+          </w:tblCellMar>
+        </w:tblPrEx>
         <w:tc>
           <w:tcPr>
-            <w:tcW w:type="dxa" w:w="3000"/>
-            <w:shd w:fill="F2F2F2" w:val="clear"/>
+            <w:tcW w:w="3000" w:type="dxa"/>
+            <w:shd w:val="clear" w:color="auto" w:fill="F2F2F2"/>
           </w:tcPr>
           <w:p>
             <w:r>
@@ -340,32 +385,36 @@
                 <w:bCs/>
                 <w:color w:val="000000"/>
               </w:rPr>
-              <w:t xml:space="preserve">Thư mục lưu file mới upload</w:t>
+              <w:t>Thư mục lưu file mới upload</w:t>
             </w:r>
           </w:p>
         </w:tc>
         <w:tc>
           <w:tcPr>
-            <w:tcW w:type="dxa" w:w="6500"/>
+            <w:tcW w:w="6500" w:type="dxa"/>
           </w:tcPr>
           <w:p>
             <w:r>
               <w:rPr>
-                <w:rFonts w:ascii="Consolas" w:cs="Consolas" w:eastAsia="Consolas" w:hAnsi="Consolas"/>
-                <w:b w:val="false"/>
-                <w:bCs w:val="false"/>
+                <w:rFonts w:ascii="Consolas" w:eastAsia="Consolas" w:hAnsi="Consolas" w:cs="Consolas"/>
                 <w:color w:val="000000"/>
               </w:rPr>
-              <w:t xml:space="preserve">/etc/nginx/ssl/eaut/ (fullchain.pem, privkey.key)</w:t>
+              <w:t>/etc/nginx/ssl/eaut/ (fullchain.pem, privkey.key)</w:t>
             </w:r>
           </w:p>
         </w:tc>
       </w:tr>
       <w:tr>
+        <w:tblPrEx>
+          <w:tblCellMar>
+            <w:top w:w="0" w:type="dxa"/>
+            <w:bottom w:w="0" w:type="dxa"/>
+          </w:tblCellMar>
+        </w:tblPrEx>
         <w:tc>
           <w:tcPr>
-            <w:tcW w:type="dxa" w:w="3000"/>
-            <w:shd w:fill="F2F2F2" w:val="clear"/>
+            <w:tcW w:w="3000" w:type="dxa"/>
+            <w:shd w:val="clear" w:color="auto" w:fill="F2F2F2"/>
           </w:tcPr>
           <w:p>
             <w:r>
@@ -374,22 +423,20 @@
                 <w:bCs/>
                 <w:color w:val="000000"/>
               </w:rPr>
-              <w:t xml:space="preserve">Loại chứng chỉ</w:t>
+              <w:t>Loại chứng chỉ</w:t>
             </w:r>
           </w:p>
         </w:tc>
         <w:tc>
           <w:tcPr>
-            <w:tcW w:type="dxa" w:w="6500"/>
+            <w:tcW w:w="6500" w:type="dxa"/>
           </w:tcPr>
           <w:p>
             <w:r>
               <w:rPr>
-                <w:b w:val="false"/>
-                <w:bCs w:val="false"/>
                 <w:color w:val="000000"/>
               </w:rPr>
-              <w:t xml:space="preserve">Wildcard *.eaut.edu.vn (Sectigo, DV)</w:t>
+              <w:t>Wildcard *.eaut.edu.vn (Sectigo, DV)</w:t>
             </w:r>
           </w:p>
         </w:tc>
@@ -398,10 +445,10 @@
     <w:p>
       <w:pPr>
         <w:pStyle w:val="Heading1"/>
-        <w:spacing w:after="160" w:before="320"/>
-      </w:pPr>
-      <w:r>
-        <w:t xml:space="preserve">2. Khi nhận được SSL mới, bạn sẽ nhận 3 file</w:t>
+        <w:spacing w:before="320" w:after="160"/>
+      </w:pPr>
+      <w:r>
+        <w:t>2. Khi nhận được SSL mới, bạn sẽ nhận 3 file</w:t>
       </w:r>
     </w:p>
     <w:p>
@@ -414,7 +461,7 @@
         <w:spacing w:after="60"/>
       </w:pPr>
       <w:r>
-        <w:t xml:space="preserve">Certificate (file .pem hoặc .crt) — chứng chỉ của riêng domain, ví dụ: eaut_edu_vn.pem</w:t>
+        <w:t>Certificate (file .pem hoặc .crt) — chứng chỉ của riêng domain, ví dụ: eaut_edu_vn.pem</w:t>
       </w:r>
     </w:p>
     <w:p>
@@ -427,7 +474,7 @@
         <w:spacing w:after="60"/>
       </w:pPr>
       <w:r>
-        <w:t xml:space="preserve">Private Key (file .key) — khóa riêng, PHẢI giữ bí mật tuyệt đối</w:t>
+        <w:t>Private Key (file .key) — khóa riêng, PHẢI giữ bí mật tuyệt đối</w:t>
       </w:r>
     </w:p>
     <w:p>
@@ -440,7 +487,7 @@
         <w:spacing w:after="60"/>
       </w:pPr>
       <w:r>
-        <w:t xml:space="preserve">CA Bundle / Chain (file .crt) — các chứng chỉ trung gian (intermediate) và gốc (root) của nhà cung cấp (Sectigo)</w:t>
+        <w:t>CA Bundle / Chain (file .crt) — các chứng chỉ trung gian (intermediate) và gốc (root) của nhà cung cấp (Sectigo)</w:t>
       </w:r>
     </w:p>
     <w:p>
@@ -452,25 +499,25 @@
           <w:i/>
           <w:iCs/>
         </w:rPr>
-        <w:t xml:space="preserve">Lưu ý quan trọng: Nginx cần một file "fullchain" duy nhất = Certificate + các chứng chỉ trung gian (không cần chứng chỉ root tự ký) nối liền nhau, MỖI chứng chỉ phải có xuống dòng đầy đủ, không được dính liền nhau.</w:t>
+        <w:t>Lưu ý quan trọng: Nginx cần một file "fullchain" duy nhất = Certificate + các chứng chỉ trung gian (không cần chứng chỉ root tự ký) nối liền nhau, MỖI chứng chỉ phải có xuống dòng đầy đủ, không được dính liền nhau.</w:t>
       </w:r>
     </w:p>
     <w:p>
       <w:pPr>
         <w:pStyle w:val="Heading1"/>
-        <w:spacing w:after="160" w:before="320"/>
-      </w:pPr>
-      <w:r>
-        <w:t xml:space="preserve">3. Các bước thực hiện</w:t>
+        <w:spacing w:before="320" w:after="160"/>
+      </w:pPr>
+      <w:r>
+        <w:t>3. Các bước thực hiện</w:t>
       </w:r>
     </w:p>
     <w:p>
       <w:pPr>
         <w:pStyle w:val="Heading2"/>
-        <w:spacing w:after="120" w:before="240"/>
-      </w:pPr>
-      <w:r>
-        <w:t xml:space="preserve">Bước 1 — Kiểm tra file trước khi upload (khuyến nghị làm trên máy tính cá nhân hoặc nhờ hỗ trợ)</w:t>
+        <w:spacing w:before="240" w:after="120"/>
+      </w:pPr>
+      <w:r>
+        <w:t>Bước 1 — Kiểm tra file trước khi upload (khuyến nghị làm trên máy tính cá nhân hoặc nhờ hỗ trợ)</w:t>
       </w:r>
     </w:p>
     <w:p>
@@ -478,37 +525,37 @@
         <w:spacing w:after="120"/>
       </w:pPr>
       <w:r>
-        <w:t xml:space="preserve">Kiểm tra private key có khớp với certificate không:</w:t>
+        <w:t>Kiểm tra private key có khớp với certificate không:</w:t>
       </w:r>
     </w:p>
     <w:p>
       <w:pPr>
         <w:pBdr>
-          <w:top w:val="single" w:color="CCCCCC" w:sz="2"/>
-          <w:bottom w:val="single" w:color="CCCCCC" w:sz="2"/>
-          <w:left w:val="single" w:color="CCCCCC" w:sz="2"/>
-          <w:right w:val="single" w:color="CCCCCC" w:sz="2"/>
+          <w:top w:val="single" w:sz="2" w:space="0" w:color="CCCCCC"/>
+          <w:left w:val="single" w:sz="2" w:space="0" w:color="CCCCCC"/>
+          <w:bottom w:val="single" w:sz="2" w:space="0" w:color="CCCCCC"/>
+          <w:right w:val="single" w:sz="2" w:space="0" w:color="CCCCCC"/>
         </w:pBdr>
-        <w:shd w:fill="F2F2F2" w:val="clear"/>
-        <w:spacing w:after="120" w:before="60"/>
+        <w:shd w:val="clear" w:color="auto" w:fill="F2F2F2"/>
+        <w:spacing w:before="60" w:after="120"/>
         <w:ind w:left="200" w:right="200"/>
       </w:pPr>
       <w:r>
         <w:rPr>
-          <w:rFonts w:ascii="Consolas" w:cs="Consolas" w:eastAsia="Consolas" w:hAnsi="Consolas"/>
+          <w:rFonts w:ascii="Consolas" w:eastAsia="Consolas" w:hAnsi="Consolas" w:cs="Consolas"/>
           <w:sz w:val="19"/>
           <w:szCs w:val="19"/>
         </w:rPr>
-        <w:t xml:space="preserve">openssl x509 -noout -modulus -in certificate.pem | openssl md5</w:t>
-      </w:r>
-      <w:r>
-        <w:rPr>
-          <w:rFonts w:ascii="Consolas" w:cs="Consolas" w:eastAsia="Consolas" w:hAnsi="Consolas"/>
+        <w:t>openssl x509 -noout -modulus -in certificate.pem | openssl md5</w:t>
+      </w:r>
+      <w:r>
+        <w:rPr>
+          <w:rFonts w:ascii="Consolas" w:eastAsia="Consolas" w:hAnsi="Consolas" w:cs="Consolas"/>
           <w:sz w:val="19"/>
           <w:szCs w:val="19"/>
         </w:rPr>
         <w:br/>
-        <w:t xml:space="preserve">openssl rsa -noout -modulus -in private.key | openssl md5</w:t>
+        <w:t>openssl rsa -noout -modulus -in private.key | openssl md5</w:t>
       </w:r>
     </w:p>
     <w:p>
@@ -516,7 +563,19 @@
         <w:spacing w:after="120"/>
       </w:pPr>
       <w:r>
-        <w:t xml:space="preserve">Hai kết quả MD5 phải giống hệt nhau.</w:t>
+        <w:t>Hai kết quả MD5 phải giống hệt nhau.</w:t>
+      </w:r>
+      <w:r>
+        <w:t xml:space="preserve">  </w:t>
+      </w:r>
+      <w:r>
+        <w:rPr>
+          <w:highlight w:val="yellow"/>
+        </w:rPr>
+        <w:t>ví dụ chú ý đường dẫn tên file</w:t>
+      </w:r>
+      <w:r>
+        <w:t xml:space="preserve"> </w:t>
       </w:r>
     </w:p>
     <w:p>
@@ -524,164 +583,194 @@
         <w:spacing w:after="120"/>
       </w:pPr>
       <w:r>
-        <w:t xml:space="preserve">Ghép file fullchain đúng cách (certificate + các chứng chỉ trung gian, mỗi file phải kết thúc bằng dòng trống trước khi nối):</w:t>
+        <w:drawing>
+          <wp:inline distT="0" distB="0" distL="0" distR="0" wp14:anchorId="7976FA9B" wp14:editId="14CBF74C">
+            <wp:extent cx="6400800" cy="787400"/>
+            <wp:effectExtent l="0" t="0" r="0" b="0"/>
+            <wp:docPr id="1524904070" name="Picture 1"/>
+            <wp:cNvGraphicFramePr>
+              <a:graphicFrameLocks xmlns:a="http://schemas.openxmlformats.org/drawingml/2006/main" noChangeAspect="1"/>
+            </wp:cNvGraphicFramePr>
+            <a:graphic xmlns:a="http://schemas.openxmlformats.org/drawingml/2006/main">
+              <a:graphicData uri="http://schemas.openxmlformats.org/drawingml/2006/picture">
+                <pic:pic xmlns:pic="http://schemas.openxmlformats.org/drawingml/2006/picture">
+                  <pic:nvPicPr>
+                    <pic:cNvPr id="1524904070" name=""/>
+                    <pic:cNvPicPr/>
+                  </pic:nvPicPr>
+                  <pic:blipFill>
+                    <a:blip r:embed="rId5"/>
+                    <a:stretch>
+                      <a:fillRect/>
+                    </a:stretch>
+                  </pic:blipFill>
+                  <pic:spPr>
+                    <a:xfrm>
+                      <a:off x="0" y="0"/>
+                      <a:ext cx="6400800" cy="787400"/>
+                    </a:xfrm>
+                    <a:prstGeom prst="rect">
+                      <a:avLst/>
+                    </a:prstGeom>
+                  </pic:spPr>
+                </pic:pic>
+              </a:graphicData>
+            </a:graphic>
+          </wp:inline>
+        </w:drawing>
+      </w:r>
+    </w:p>
+    <w:p>
+      <w:pPr>
+        <w:spacing w:after="120"/>
+      </w:pPr>
+      <w:r>
+        <w:t>Ghép file fullchain đúng cách (certificate + các chứng chỉ trung gian, mỗi file phải kết thúc bằng dòng trống trước khi nối):</w:t>
       </w:r>
     </w:p>
     <w:p>
       <w:pPr>
         <w:pBdr>
-          <w:top w:val="single" w:color="CCCCCC" w:sz="2"/>
-          <w:bottom w:val="single" w:color="CCCCCC" w:sz="2"/>
-          <w:left w:val="single" w:color="CCCCCC" w:sz="2"/>
-          <w:right w:val="single" w:color="CCCCCC" w:sz="2"/>
+          <w:top w:val="single" w:sz="2" w:space="0" w:color="CCCCCC"/>
+          <w:left w:val="single" w:sz="2" w:space="0" w:color="CCCCCC"/>
+          <w:bottom w:val="single" w:sz="2" w:space="0" w:color="CCCCCC"/>
+          <w:right w:val="single" w:sz="2" w:space="0" w:color="CCCCCC"/>
         </w:pBdr>
-        <w:shd w:fill="F2F2F2" w:val="clear"/>
-        <w:spacing w:after="120" w:before="60"/>
+        <w:shd w:val="clear" w:color="auto" w:fill="F2F2F2"/>
+        <w:spacing w:before="60" w:after="120"/>
         <w:ind w:left="200" w:right="200"/>
       </w:pPr>
       <w:r>
         <w:rPr>
-          <w:rFonts w:ascii="Consolas" w:cs="Consolas" w:eastAsia="Consolas" w:hAnsi="Consolas"/>
+          <w:rFonts w:ascii="Consolas" w:eastAsia="Consolas" w:hAnsi="Consolas" w:cs="Consolas"/>
           <w:sz w:val="19"/>
           <w:szCs w:val="19"/>
         </w:rPr>
-        <w:t xml:space="preserve">cat certificate.pem intermediate1.pem intermediate2.pem &gt; fullchain.pem</w:t>
+        <w:t>cat certificate.pem intermediate1.pem intermediate2.pem &gt; fullchain.pem</w:t>
       </w:r>
     </w:p>
     <w:p>
       <w:pPr>
         <w:spacing w:after="120"/>
-      </w:pPr>
-      <w:r>
-        <w:t xml:space="preserve">Kiểm tra file fullchain sau khi ghép — phải thấy đủ số chứng chỉ và không có lỗi:</w:t>
+        <w:ind w:left="200"/>
+        <w:rPr>
+          <w:b/>
+          <w:bCs/>
+        </w:rPr>
+      </w:pPr>
+    </w:p>
+    <w:p>
+      <w:pPr>
+        <w:spacing w:after="120"/>
+        <w:ind w:left="200"/>
+      </w:pPr>
+      <w:r>
+        <w:rPr>
+          <w:b/>
+          <w:bCs/>
+          <w:color w:val="538135" w:themeColor="accent6" w:themeShade="BF"/>
+        </w:rPr>
+        <w:t>cd /etc/nginx/ssl/eaut/</w:t>
+      </w:r>
+      <w:r>
+        <w:t xml:space="preserve"> </w:t>
+      </w:r>
+      <w:r>
+        <w:t xml:space="preserve">  # vào thư mục mà mình đã upload file </w:t>
+      </w:r>
+      <w:r>
+        <w:t>Chain_RootCA_Bundle.cr</w:t>
+      </w:r>
+      <w:r>
+        <w:t>,</w:t>
+      </w:r>
+      <w:r>
+        <w:t xml:space="preserve"> </w:t>
+      </w:r>
+      <w:r>
+        <w:t>eaut.edu.vn.pem</w:t>
+      </w:r>
+    </w:p>
+    <w:p>
+      <w:pPr>
+        <w:spacing w:after="120"/>
+        <w:ind w:left="200"/>
+        <w:rPr>
+          <w:b/>
+          <w:bCs/>
+          <w:color w:val="538135" w:themeColor="accent6" w:themeShade="BF"/>
+        </w:rPr>
+      </w:pPr>
+      <w:r>
+        <w:rPr>
+          <w:b/>
+          <w:bCs/>
+          <w:color w:val="538135" w:themeColor="accent6" w:themeShade="BF"/>
+        </w:rPr>
+        <w:t>cat eaut.edu.vn.pem Chain_RootCA_Bundle.crt &gt; fullchain.pem</w:t>
+      </w:r>
+    </w:p>
+    <w:p>
+      <w:pPr>
+        <w:spacing w:after="120"/>
+        <w:ind w:left="200"/>
+        <w:rPr>
+          <w:b/>
+          <w:bCs/>
+          <w:color w:val="538135" w:themeColor="accent6" w:themeShade="BF"/>
+        </w:rPr>
+      </w:pPr>
+    </w:p>
+    <w:p>
+      <w:pPr>
+        <w:spacing w:after="120"/>
+      </w:pPr>
+    </w:p>
+    <w:p>
+      <w:pPr>
+        <w:spacing w:after="120"/>
+      </w:pPr>
+      <w:r>
+        <w:t>Kiểm tra file fullchain sau khi ghép — phải thấy đủ số chứng chỉ và không có lỗi:</w:t>
       </w:r>
     </w:p>
     <w:p>
       <w:pPr>
         <w:pBdr>
-          <w:top w:val="single" w:color="CCCCCC" w:sz="2"/>
-          <w:bottom w:val="single" w:color="CCCCCC" w:sz="2"/>
-          <w:left w:val="single" w:color="CCCCCC" w:sz="2"/>
-          <w:right w:val="single" w:color="CCCCCC" w:sz="2"/>
+          <w:top w:val="single" w:sz="2" w:space="0" w:color="CCCCCC"/>
+          <w:left w:val="single" w:sz="2" w:space="0" w:color="CCCCCC"/>
+          <w:bottom w:val="single" w:sz="2" w:space="0" w:color="CCCCCC"/>
+          <w:right w:val="single" w:sz="2" w:space="0" w:color="CCCCCC"/>
         </w:pBdr>
-        <w:shd w:fill="F2F2F2" w:val="clear"/>
-        <w:spacing w:after="120" w:before="60"/>
+        <w:shd w:val="clear" w:color="auto" w:fill="F2F2F2"/>
+        <w:spacing w:before="60" w:after="120"/>
         <w:ind w:left="200" w:right="200"/>
       </w:pPr>
       <w:r>
         <w:rPr>
-          <w:rFonts w:ascii="Consolas" w:cs="Consolas" w:eastAsia="Consolas" w:hAnsi="Consolas"/>
+          <w:rFonts w:ascii="Consolas" w:eastAsia="Consolas" w:hAnsi="Consolas" w:cs="Consolas"/>
           <w:sz w:val="19"/>
           <w:szCs w:val="19"/>
         </w:rPr>
-        <w:t xml:space="preserve">grep -c "BEGIN CERTIFICATE" fullchain.pem</w:t>
-      </w:r>
-      <w:r>
-        <w:rPr>
-          <w:rFonts w:ascii="Consolas" w:cs="Consolas" w:eastAsia="Consolas" w:hAnsi="Consolas"/>
+        <w:lastRenderedPageBreak/>
+        <w:t>grep -c "BEGIN CERTIFICATE" fullchain.pem</w:t>
+      </w:r>
+      <w:r>
+        <w:rPr>
+          <w:rFonts w:ascii="Consolas" w:eastAsia="Consolas" w:hAnsi="Consolas" w:cs="Consolas"/>
           <w:sz w:val="19"/>
           <w:szCs w:val="19"/>
         </w:rPr>
-        <w:br/>
-        <w:t xml:space="preserve">openssl x509 -in fullchain.pem -noout -subject</w:t>
-      </w:r>
-    </w:p>
-    <w:p>
-      <w:pPr>
-        <w:spacing w:after="120"/>
-      </w:pPr>
-      <w:r>
-        <w:t xml:space="preserve">Kết quả subject phải ra đúng tên domain, ví dụ: subject=CN = *.eaut.edu.vn</w:t>
-      </w:r>
-    </w:p>
-    <w:p>
-      <w:pPr>
-        <w:pStyle w:val="Heading2"/>
-        <w:spacing w:after="120" w:before="240"/>
-      </w:pPr>
-      <w:r>
-        <w:t xml:space="preserve">Bước 2 — Upload file lên server bằng MobaXterm</w:t>
-      </w:r>
-    </w:p>
-    <w:p>
-      <w:pPr>
-        <w:pStyle w:val="ListParagraph"/>
-        <w:numPr>
-          <w:ilvl w:val="0"/>
-          <w:numId w:val="3"/>
-        </w:numPr>
-        <w:spacing w:after="80"/>
-      </w:pPr>
-      <w:r>
-        <w:t xml:space="preserve">Kết nối SSH vào server Fansipan như bình thường.</w:t>
-      </w:r>
-    </w:p>
-    <w:p>
-      <w:pPr>
-        <w:pStyle w:val="ListParagraph"/>
-        <w:numPr>
-          <w:ilvl w:val="0"/>
-          <w:numId w:val="3"/>
-        </w:numPr>
-        <w:spacing w:after="80"/>
-      </w:pPr>
-      <w:r>
-        <w:t xml:space="preserve">Mở panel SFTP bên trái MobaXterm (icon thư mục / tab SFTP).</w:t>
-      </w:r>
-    </w:p>
-    <w:p>
-      <w:pPr>
-        <w:pStyle w:val="ListParagraph"/>
-        <w:numPr>
-          <w:ilvl w:val="0"/>
-          <w:numId w:val="3"/>
-        </w:numPr>
-        <w:spacing w:after="80"/>
-      </w:pPr>
-      <w:r>
-        <w:t xml:space="preserve">Điều hướng đến thư mục: /etc/nginx/ssl/eaut/</w:t>
-      </w:r>
-    </w:p>
-    <w:p>
-      <w:pPr>
-        <w:pStyle w:val="ListParagraph"/>
-        <w:numPr>
-          <w:ilvl w:val="0"/>
-          <w:numId w:val="3"/>
-        </w:numPr>
-        <w:spacing w:after="80"/>
-      </w:pPr>
-      <w:r>
-        <w:t xml:space="preserve">Kéo-thả 2 file fullchain.pem và privkey.key vào (ghi đè lên file cũ nếu có).</w:t>
-      </w:r>
-    </w:p>
-    <w:p>
-      <w:pPr>
-        <w:spacing w:after="120"/>
-      </w:pPr>
-      <w:r>
-        <w:t xml:space="preserve">Sau khi upload, LUÔN kiểm tra lại ngay (đã từng gặp lỗi file bị hỏng khi ghép/upload):</w:t>
-      </w:r>
-    </w:p>
-    <w:p>
-      <w:pPr>
-        <w:pBdr>
-          <w:top w:val="single" w:color="CCCCCC" w:sz="2"/>
-          <w:bottom w:val="single" w:color="CCCCCC" w:sz="2"/>
-          <w:left w:val="single" w:color="CCCCCC" w:sz="2"/>
-          <w:right w:val="single" w:color="CCCCCC" w:sz="2"/>
-        </w:pBdr>
-        <w:shd w:fill="F2F2F2" w:val="clear"/>
-        <w:spacing w:after="120" w:before="60"/>
-        <w:ind w:left="200" w:right="200"/>
-      </w:pPr>
-      <w:r>
-        <w:rPr>
-          <w:rFonts w:ascii="Consolas" w:cs="Consolas" w:eastAsia="Consolas" w:hAnsi="Consolas"/>
+        <w:t xml:space="preserve">  # ít nhất phải có 2,3 khối trở lên </w:t>
+      </w:r>
+      <w:r>
+        <w:rPr>
+          <w:rFonts w:ascii="Consolas" w:eastAsia="Consolas" w:hAnsi="Consolas" w:cs="Consolas"/>
           <w:sz w:val="19"/>
           <w:szCs w:val="19"/>
         </w:rPr>
-        <w:t xml:space="preserve">openssl x509 -in /etc/nginx/ssl/eaut/fullchain.pem -noout -subject</w:t>
+        <w:br/>
+        <w:t>openssl x509 -in fullchain.pem -noout -subject</w:t>
       </w:r>
     </w:p>
     <w:p>
@@ -689,55 +778,106 @@
         <w:spacing w:after="120"/>
       </w:pPr>
       <w:r>
-        <w:t xml:space="preserve">Nếu kết quả không ra đúng subject = CN = *.eaut.edu.vn thì file đã bị lỗi, cần ghép/upload lại — không tiếp tục bước sau.</w:t>
+        <w:t>Kết quả subject phải ra đúng tên domain, ví dụ: subject=CN = *.eaut.edu.vn</w:t>
+      </w:r>
+    </w:p>
+    <w:p>
+      <w:pPr>
+        <w:spacing w:after="120"/>
+      </w:pPr>
+      <w:r>
+        <w:tab/>
+      </w:r>
+      <w:r>
+        <w:drawing>
+          <wp:inline distT="0" distB="0" distL="0" distR="0" wp14:anchorId="1859DD0C" wp14:editId="644DF675">
+            <wp:extent cx="6400800" cy="1084580"/>
+            <wp:effectExtent l="0" t="0" r="0" b="1270"/>
+            <wp:docPr id="1563358840" name="Picture 1"/>
+            <wp:cNvGraphicFramePr>
+              <a:graphicFrameLocks xmlns:a="http://schemas.openxmlformats.org/drawingml/2006/main" noChangeAspect="1"/>
+            </wp:cNvGraphicFramePr>
+            <a:graphic xmlns:a="http://schemas.openxmlformats.org/drawingml/2006/main">
+              <a:graphicData uri="http://schemas.openxmlformats.org/drawingml/2006/picture">
+                <pic:pic xmlns:pic="http://schemas.openxmlformats.org/drawingml/2006/picture">
+                  <pic:nvPicPr>
+                    <pic:cNvPr id="1563358840" name=""/>
+                    <pic:cNvPicPr/>
+                  </pic:nvPicPr>
+                  <pic:blipFill>
+                    <a:blip r:embed="rId6"/>
+                    <a:stretch>
+                      <a:fillRect/>
+                    </a:stretch>
+                  </pic:blipFill>
+                  <pic:spPr>
+                    <a:xfrm>
+                      <a:off x="0" y="0"/>
+                      <a:ext cx="6400800" cy="1084580"/>
+                    </a:xfrm>
+                    <a:prstGeom prst="rect">
+                      <a:avLst/>
+                    </a:prstGeom>
+                  </pic:spPr>
+                </pic:pic>
+              </a:graphicData>
+            </a:graphic>
+          </wp:inline>
+        </w:drawing>
       </w:r>
     </w:p>
     <w:p>
       <w:pPr>
         <w:pStyle w:val="Heading2"/>
-        <w:spacing w:after="120" w:before="240"/>
-      </w:pPr>
-      <w:r>
-        <w:t xml:space="preserve">Bước 3 — Đặt quyền cho private key</w:t>
+        <w:spacing w:before="240" w:after="120"/>
+      </w:pPr>
+      <w:r>
+        <w:t xml:space="preserve">Bước </w:t>
+      </w:r>
+      <w:r>
+        <w:t>2</w:t>
+      </w:r>
+      <w:r>
+        <w:t xml:space="preserve"> — Đặt quyền cho private key</w:t>
       </w:r>
     </w:p>
     <w:p>
       <w:pPr>
         <w:pBdr>
-          <w:top w:val="single" w:color="CCCCCC" w:sz="2"/>
-          <w:bottom w:val="single" w:color="CCCCCC" w:sz="2"/>
-          <w:left w:val="single" w:color="CCCCCC" w:sz="2"/>
-          <w:right w:val="single" w:color="CCCCCC" w:sz="2"/>
+          <w:top w:val="single" w:sz="2" w:space="0" w:color="CCCCCC"/>
+          <w:left w:val="single" w:sz="2" w:space="0" w:color="CCCCCC"/>
+          <w:bottom w:val="single" w:sz="2" w:space="0" w:color="CCCCCC"/>
+          <w:right w:val="single" w:sz="2" w:space="0" w:color="CCCCCC"/>
         </w:pBdr>
-        <w:shd w:fill="F2F2F2" w:val="clear"/>
-        <w:spacing w:after="120" w:before="60"/>
+        <w:shd w:val="clear" w:color="auto" w:fill="F2F2F2"/>
+        <w:spacing w:before="60" w:after="120"/>
         <w:ind w:left="200" w:right="200"/>
       </w:pPr>
       <w:r>
         <w:rPr>
-          <w:rFonts w:ascii="Consolas" w:cs="Consolas" w:eastAsia="Consolas" w:hAnsi="Consolas"/>
+          <w:rFonts w:ascii="Consolas" w:eastAsia="Consolas" w:hAnsi="Consolas" w:cs="Consolas"/>
           <w:sz w:val="19"/>
           <w:szCs w:val="19"/>
         </w:rPr>
-        <w:t xml:space="preserve">chmod 600 /etc/nginx/ssl/eaut/privkey.key</w:t>
-      </w:r>
-      <w:r>
-        <w:rPr>
-          <w:rFonts w:ascii="Consolas" w:cs="Consolas" w:eastAsia="Consolas" w:hAnsi="Consolas"/>
+        <w:t>chmod 600 /etc/nginx/ssl/eaut/privkey.key</w:t>
+      </w:r>
+      <w:r>
+        <w:rPr>
+          <w:rFonts w:ascii="Consolas" w:eastAsia="Consolas" w:hAnsi="Consolas" w:cs="Consolas"/>
           <w:sz w:val="19"/>
           <w:szCs w:val="19"/>
         </w:rPr>
         <w:br/>
-        <w:t xml:space="preserve">chown root:root /etc/nginx/ssl/eaut/privkey.key</w:t>
+        <w:t>chown root:root /etc/nginx/ssl/eaut/privkey.key</w:t>
       </w:r>
     </w:p>
     <w:p>
       <w:pPr>
         <w:pStyle w:val="Heading2"/>
-        <w:spacing w:after="120" w:before="240"/>
-      </w:pPr>
-      <w:r>
-        <w:t xml:space="preserve">Bước 4 — Copy vào đúng đường dẫn mà Nginx đang sử dụng</w:t>
+        <w:spacing w:before="240" w:after="120"/>
+      </w:pPr>
+      <w:r>
+        <w:t>Bước 4 — Copy vào đúng đường dẫn mà Nginx đang sử dụng</w:t>
       </w:r>
     </w:p>
     <w:p>
@@ -745,76 +885,76 @@
         <w:spacing w:after="120"/>
       </w:pPr>
       <w:r>
-        <w:t xml:space="preserve">Đường dẫn thật sự Nginx đọc chứng chỉ (xem trong file cấu hình site, mục ssl_certificate / ssl_certificate_key):</w:t>
+        <w:t>Đường dẫn thật sự Nginx đọc chứng chỉ (xem trong file cấu hình site, mục ssl_certificate / ssl_certificate_key):</w:t>
       </w:r>
     </w:p>
     <w:p>
       <w:pPr>
         <w:pBdr>
-          <w:top w:val="single" w:color="CCCCCC" w:sz="2"/>
-          <w:bottom w:val="single" w:color="CCCCCC" w:sz="2"/>
-          <w:left w:val="single" w:color="CCCCCC" w:sz="2"/>
-          <w:right w:val="single" w:color="CCCCCC" w:sz="2"/>
+          <w:top w:val="single" w:sz="2" w:space="0" w:color="CCCCCC"/>
+          <w:left w:val="single" w:sz="2" w:space="0" w:color="CCCCCC"/>
+          <w:bottom w:val="single" w:sz="2" w:space="0" w:color="CCCCCC"/>
+          <w:right w:val="single" w:sz="2" w:space="0" w:color="CCCCCC"/>
         </w:pBdr>
-        <w:shd w:fill="F2F2F2" w:val="clear"/>
-        <w:spacing w:after="120" w:before="60"/>
+        <w:shd w:val="clear" w:color="auto" w:fill="F2F2F2"/>
+        <w:spacing w:before="60" w:after="120"/>
         <w:ind w:left="200" w:right="200"/>
       </w:pPr>
       <w:r>
         <w:rPr>
-          <w:rFonts w:ascii="Consolas" w:cs="Consolas" w:eastAsia="Consolas" w:hAnsi="Consolas"/>
+          <w:rFonts w:ascii="Consolas" w:eastAsia="Consolas" w:hAnsi="Consolas" w:cs="Consolas"/>
           <w:sz w:val="19"/>
           <w:szCs w:val="19"/>
         </w:rPr>
-        <w:t xml:space="preserve">sudo cp /etc/nginx/ssl/eaut/fullchain.pem /etc/ssl/eaut/fullchain.crt</w:t>
-      </w:r>
-      <w:r>
-        <w:rPr>
-          <w:rFonts w:ascii="Consolas" w:cs="Consolas" w:eastAsia="Consolas" w:hAnsi="Consolas"/>
+        <w:t>sudo cp /etc/nginx/ssl/eaut/fullchain.pem /etc/ssl/eaut/fullchain.crt</w:t>
+      </w:r>
+      <w:r>
+        <w:rPr>
+          <w:rFonts w:ascii="Consolas" w:eastAsia="Consolas" w:hAnsi="Consolas" w:cs="Consolas"/>
           <w:sz w:val="19"/>
           <w:szCs w:val="19"/>
         </w:rPr>
         <w:br/>
-        <w:t xml:space="preserve">sudo cp /etc/nginx/ssl/eaut/privkey.key /etc/ssl/eaut/private.key</w:t>
-      </w:r>
-      <w:r>
-        <w:rPr>
-          <w:rFonts w:ascii="Consolas" w:cs="Consolas" w:eastAsia="Consolas" w:hAnsi="Consolas"/>
+        <w:t>sudo cp /etc/nginx/ssl/eaut/privkey.key /etc/ssl/eaut/private.key</w:t>
+      </w:r>
+      <w:r>
+        <w:rPr>
+          <w:rFonts w:ascii="Consolas" w:eastAsia="Consolas" w:hAnsi="Consolas" w:cs="Consolas"/>
           <w:sz w:val="19"/>
           <w:szCs w:val="19"/>
         </w:rPr>
         <w:br/>
-        <w:t xml:space="preserve">sudo chmod 600 /etc/ssl/eaut/private.key</w:t>
+        <w:t>sudo chmod 600 /etc/ssl/eaut/private.key</w:t>
       </w:r>
     </w:p>
     <w:p>
       <w:pPr>
         <w:pStyle w:val="Heading2"/>
-        <w:spacing w:after="120" w:before="240"/>
-      </w:pPr>
-      <w:r>
-        <w:t xml:space="preserve">Bước 5 — Kiểm tra cú pháp cấu hình Nginx</w:t>
+        <w:spacing w:before="240" w:after="120"/>
+      </w:pPr>
+      <w:r>
+        <w:t>Bước 5 — Kiểm tra cú pháp cấu hình Nginx</w:t>
       </w:r>
     </w:p>
     <w:p>
       <w:pPr>
         <w:pBdr>
-          <w:top w:val="single" w:color="CCCCCC" w:sz="2"/>
-          <w:bottom w:val="single" w:color="CCCCCC" w:sz="2"/>
-          <w:left w:val="single" w:color="CCCCCC" w:sz="2"/>
-          <w:right w:val="single" w:color="CCCCCC" w:sz="2"/>
+          <w:top w:val="single" w:sz="2" w:space="0" w:color="CCCCCC"/>
+          <w:left w:val="single" w:sz="2" w:space="0" w:color="CCCCCC"/>
+          <w:bottom w:val="single" w:sz="2" w:space="0" w:color="CCCCCC"/>
+          <w:right w:val="single" w:sz="2" w:space="0" w:color="CCCCCC"/>
         </w:pBdr>
-        <w:shd w:fill="F2F2F2" w:val="clear"/>
-        <w:spacing w:after="120" w:before="60"/>
+        <w:shd w:val="clear" w:color="auto" w:fill="F2F2F2"/>
+        <w:spacing w:before="60" w:after="120"/>
         <w:ind w:left="200" w:right="200"/>
       </w:pPr>
       <w:r>
         <w:rPr>
-          <w:rFonts w:ascii="Consolas" w:cs="Consolas" w:eastAsia="Consolas" w:hAnsi="Consolas"/>
+          <w:rFonts w:ascii="Consolas" w:eastAsia="Consolas" w:hAnsi="Consolas" w:cs="Consolas"/>
           <w:sz w:val="19"/>
           <w:szCs w:val="19"/>
         </w:rPr>
-        <w:t xml:space="preserve">sudo nginx -t</w:t>
+        <w:t>sudo nginx -t</w:t>
       </w:r>
     </w:p>
     <w:p>
@@ -822,76 +962,76 @@
         <w:spacing w:after="120"/>
       </w:pPr>
       <w:r>
-        <w:t xml:space="preserve">Kết quả phải là:</w:t>
+        <w:t>Kết quả phải là:</w:t>
       </w:r>
     </w:p>
     <w:p>
       <w:pPr>
         <w:pBdr>
-          <w:top w:val="single" w:color="CCCCCC" w:sz="2"/>
-          <w:bottom w:val="single" w:color="CCCCCC" w:sz="2"/>
-          <w:left w:val="single" w:color="CCCCCC" w:sz="2"/>
-          <w:right w:val="single" w:color="CCCCCC" w:sz="2"/>
+          <w:top w:val="single" w:sz="2" w:space="0" w:color="CCCCCC"/>
+          <w:left w:val="single" w:sz="2" w:space="0" w:color="CCCCCC"/>
+          <w:bottom w:val="single" w:sz="2" w:space="0" w:color="CCCCCC"/>
+          <w:right w:val="single" w:sz="2" w:space="0" w:color="CCCCCC"/>
         </w:pBdr>
-        <w:shd w:fill="F2F2F2" w:val="clear"/>
-        <w:spacing w:after="120" w:before="60"/>
+        <w:shd w:val="clear" w:color="auto" w:fill="F2F2F2"/>
+        <w:spacing w:before="60" w:after="120"/>
         <w:ind w:left="200" w:right="200"/>
       </w:pPr>
       <w:r>
         <w:rPr>
-          <w:rFonts w:ascii="Consolas" w:cs="Consolas" w:eastAsia="Consolas" w:hAnsi="Consolas"/>
+          <w:rFonts w:ascii="Consolas" w:eastAsia="Consolas" w:hAnsi="Consolas" w:cs="Consolas"/>
           <w:sz w:val="19"/>
           <w:szCs w:val="19"/>
         </w:rPr>
-        <w:t xml:space="preserve">nginx: the configuration file /etc/nginx/nginx.conf syntax is ok</w:t>
-      </w:r>
-      <w:r>
-        <w:rPr>
-          <w:rFonts w:ascii="Consolas" w:cs="Consolas" w:eastAsia="Consolas" w:hAnsi="Consolas"/>
+        <w:t>nginx: the configuration file /etc/nginx/nginx.conf syntax is ok</w:t>
+      </w:r>
+      <w:r>
+        <w:rPr>
+          <w:rFonts w:ascii="Consolas" w:eastAsia="Consolas" w:hAnsi="Consolas" w:cs="Consolas"/>
           <w:sz w:val="19"/>
           <w:szCs w:val="19"/>
         </w:rPr>
         <w:br/>
-        <w:t xml:space="preserve">nginx: configuration file /etc/nginx/nginx.conf test is successful</w:t>
+        <w:t>nginx: configuration file /etc/nginx/nginx.conf test is successful</w:t>
       </w:r>
     </w:p>
     <w:p>
       <w:pPr>
         <w:pStyle w:val="Heading2"/>
-        <w:spacing w:after="120" w:before="240"/>
-      </w:pPr>
-      <w:r>
-        <w:t xml:space="preserve">Bước 6 — Áp dụng thay đổi (reload Nginx)</w:t>
+        <w:spacing w:before="240" w:after="120"/>
+      </w:pPr>
+      <w:r>
+        <w:t>Bước 6 — Áp dụng thay đổi (reload Nginx)</w:t>
       </w:r>
     </w:p>
     <w:p>
       <w:pPr>
         <w:pBdr>
-          <w:top w:val="single" w:color="CCCCCC" w:sz="2"/>
-          <w:bottom w:val="single" w:color="CCCCCC" w:sz="2"/>
-          <w:left w:val="single" w:color="CCCCCC" w:sz="2"/>
-          <w:right w:val="single" w:color="CCCCCC" w:sz="2"/>
+          <w:top w:val="single" w:sz="2" w:space="0" w:color="CCCCCC"/>
+          <w:left w:val="single" w:sz="2" w:space="0" w:color="CCCCCC"/>
+          <w:bottom w:val="single" w:sz="2" w:space="0" w:color="CCCCCC"/>
+          <w:right w:val="single" w:sz="2" w:space="0" w:color="CCCCCC"/>
         </w:pBdr>
-        <w:shd w:fill="F2F2F2" w:val="clear"/>
-        <w:spacing w:after="120" w:before="60"/>
+        <w:shd w:val="clear" w:color="auto" w:fill="F2F2F2"/>
+        <w:spacing w:before="60" w:after="120"/>
         <w:ind w:left="200" w:right="200"/>
       </w:pPr>
       <w:r>
         <w:rPr>
-          <w:rFonts w:ascii="Consolas" w:cs="Consolas" w:eastAsia="Consolas" w:hAnsi="Consolas"/>
+          <w:rFonts w:ascii="Consolas" w:eastAsia="Consolas" w:hAnsi="Consolas" w:cs="Consolas"/>
           <w:sz w:val="19"/>
           <w:szCs w:val="19"/>
         </w:rPr>
-        <w:t xml:space="preserve">sudo systemctl reload nginx</w:t>
+        <w:t>sudo systemctl reload nginx</w:t>
       </w:r>
     </w:p>
     <w:p>
       <w:pPr>
         <w:pStyle w:val="Heading2"/>
-        <w:spacing w:after="120" w:before="240"/>
-      </w:pPr>
-      <w:r>
-        <w:t xml:space="preserve">Bước 7 — Kiểm tra kết quả cuối cùng</w:t>
+        <w:spacing w:before="240" w:after="120"/>
+      </w:pPr>
+      <w:r>
+        <w:t>Bước 7 — Kiểm tra kết quả cuối cùng</w:t>
       </w:r>
     </w:p>
     <w:p>
@@ -904,7 +1044,7 @@
         <w:spacing w:after="60"/>
       </w:pPr>
       <w:r>
-        <w:t xml:space="preserve">Mở trình duyệt (dùng tab ẩn danh/Incognito để tránh cache), truy cập https://elnda.eaut.edu.vn</w:t>
+        <w:t>Mở trình duyệt (dùng tab ẩn danh/Incognito để tránh cache), truy cập https://elnda.eaut.edu.vn</w:t>
       </w:r>
     </w:p>
     <w:p>
@@ -917,7 +1057,7 @@
         <w:spacing w:after="60"/>
       </w:pPr>
       <w:r>
-        <w:t xml:space="preserve">Bấm vào biểu tượng ổ khóa 🔒 trên thanh địa chỉ → xem chi tiết chứng chỉ → kiểm tra ngày hết hạn (Valid to) đúng với ngày cấp mới</w:t>
+        <w:t>Bấm vào biểu tượng ổ khóa 🔒 trên thanh địa chỉ → xem chi tiết chứng chỉ → kiểm tra ngày hết hạn (Valid to) đúng với ngày cấp mới</w:t>
       </w:r>
     </w:p>
     <w:p>
@@ -930,7 +1070,7 @@
         <w:spacing w:after="60"/>
       </w:pPr>
       <w:r>
-        <w:t xml:space="preserve">Kiểm tra toàn diện bằng công cụ ngoài: https://www.ssllabs.com/ssltest/  (nhập domain, xem điểm và xác nhận chuỗi chứng chỉ đầy đủ)</w:t>
+        <w:t>Kiểm tra toàn diện bằng công cụ ngoài: https://www.ssllabs.com/ssltest/  (nhập domain, xem điểm và xác nhận chuỗi chứng chỉ đầy đủ)</w:t>
       </w:r>
     </w:p>
     <w:p>
@@ -938,39 +1078,50 @@
         <w:spacing w:after="120"/>
       </w:pPr>
       <w:r>
-        <w:t xml:space="preserve">Ghi chú: lệnh curl chạy trực tiếp trên chính server đôi khi bị treo/timeout do định tuyến mạng nội bộ (loopback ra chính IP public của server) — đây không phải lỗi SSL. Nếu trình duyệt và SSL Labs đều xác nhận tốt thì việc cài đặt đã thành công.</w:t>
+        <w:t>Ghi chú: lệnh curl chạy trực tiếp trên chính server đôi khi bị treo/timeout do định tuyến mạng nội bộ (loopback ra chính IP public của server) — đây không phải lỗi SSL. Nếu trình duyệt và SSL Labs đều xác nhận tốt thì việc cài đặt đã thành công.</w:t>
       </w:r>
     </w:p>
     <w:p>
       <w:pPr>
         <w:pStyle w:val="Heading1"/>
-        <w:spacing w:after="160" w:before="320"/>
-      </w:pPr>
-      <w:r>
-        <w:t xml:space="preserve">4. Các lỗi thường gặp</w:t>
+        <w:spacing w:before="320" w:after="160"/>
+      </w:pPr>
+      <w:r>
+        <w:t>4. Các lỗi thường gặp</w:t>
       </w:r>
     </w:p>
     <w:tbl>
       <w:tblPr>
-        <w:tblW w:type="dxa" w:w="9500"/>
+        <w:tblW w:w="9500" w:type="dxa"/>
         <w:tblBorders>
-          <w:top w:val="single" w:color="auto" w:sz="4"/>
-          <w:left w:val="single" w:color="auto" w:sz="4"/>
-          <w:bottom w:val="single" w:color="auto" w:sz="4"/>
-          <w:right w:val="single" w:color="auto" w:sz="4"/>
-          <w:insideH w:val="single" w:color="auto" w:sz="4"/>
-          <w:insideV w:val="single" w:color="auto" w:sz="4"/>
+          <w:top w:val="single" w:sz="4" w:space="0" w:color="auto"/>
+          <w:left w:val="single" w:sz="4" w:space="0" w:color="auto"/>
+          <w:bottom w:val="single" w:sz="4" w:space="0" w:color="auto"/>
+          <w:right w:val="single" w:sz="4" w:space="0" w:color="auto"/>
+          <w:insideH w:val="single" w:sz="4" w:space="0" w:color="auto"/>
+          <w:insideV w:val="single" w:sz="4" w:space="0" w:color="auto"/>
         </w:tblBorders>
+        <w:tblCellMar>
+          <w:left w:w="10" w:type="dxa"/>
+          <w:right w:w="10" w:type="dxa"/>
+        </w:tblCellMar>
+        <w:tblLook w:val="04A0" w:firstRow="1" w:lastRow="0" w:firstColumn="1" w:lastColumn="0" w:noHBand="0" w:noVBand="1"/>
       </w:tblPr>
       <w:tblGrid>
         <w:gridCol w:w="3000"/>
         <w:gridCol w:w="6500"/>
       </w:tblGrid>
       <w:tr>
+        <w:tblPrEx>
+          <w:tblCellMar>
+            <w:top w:w="0" w:type="dxa"/>
+            <w:bottom w:w="0" w:type="dxa"/>
+          </w:tblCellMar>
+        </w:tblPrEx>
         <w:tc>
           <w:tcPr>
-            <w:tcW w:type="dxa" w:w="3000"/>
-            <w:shd w:fill="2F5496" w:val="clear"/>
+            <w:tcW w:w="3000" w:type="dxa"/>
+            <w:shd w:val="clear" w:color="auto" w:fill="2F5496"/>
           </w:tcPr>
           <w:p>
             <w:r>
@@ -979,14 +1130,14 @@
                 <w:bCs/>
                 <w:color w:val="FFFFFF"/>
               </w:rPr>
-              <w:t xml:space="preserve">Lỗi</w:t>
+              <w:t>Lỗi</w:t>
             </w:r>
           </w:p>
         </w:tc>
         <w:tc>
           <w:tcPr>
-            <w:tcW w:type="dxa" w:w="6500"/>
-            <w:shd w:fill="2F5496" w:val="clear"/>
+            <w:tcW w:w="6500" w:type="dxa"/>
+            <w:shd w:val="clear" w:color="auto" w:fill="2F5496"/>
           </w:tcPr>
           <w:p>
             <w:r>
@@ -995,16 +1146,22 @@
                 <w:bCs/>
                 <w:color w:val="FFFFFF"/>
               </w:rPr>
-              <w:t xml:space="preserve">Nguyên nhân &amp; Cách xử lý</w:t>
+              <w:t>Nguyên nhân &amp; Cách xử lý</w:t>
             </w:r>
           </w:p>
         </w:tc>
       </w:tr>
       <w:tr>
+        <w:tblPrEx>
+          <w:tblCellMar>
+            <w:top w:w="0" w:type="dxa"/>
+            <w:bottom w:w="0" w:type="dxa"/>
+          </w:tblCellMar>
+        </w:tblPrEx>
         <w:tc>
           <w:tcPr>
-            <w:tcW w:type="dxa" w:w="3000"/>
-            <w:shd w:fill="F2F2F2" w:val="clear"/>
+            <w:tcW w:w="3000" w:type="dxa"/>
+            <w:shd w:val="clear" w:color="auto" w:fill="F2F2F2"/>
           </w:tcPr>
           <w:p>
             <w:r>
@@ -1013,31 +1170,35 @@
                 <w:bCs/>
                 <w:color w:val="000000"/>
               </w:rPr>
-              <w:t xml:space="preserve">mv: cannot stat 'fullchain.pem': No such file or directory</w:t>
+              <w:t>mv: cannot stat 'fullchain.pem': No such file or directory</w:t>
             </w:r>
           </w:p>
         </w:tc>
         <w:tc>
           <w:tcPr>
-            <w:tcW w:type="dxa" w:w="6500"/>
+            <w:tcW w:w="6500" w:type="dxa"/>
           </w:tcPr>
           <w:p>
             <w:r>
               <w:rPr>
-                <w:b w:val="false"/>
-                <w:bCs w:val="false"/>
                 <w:color w:val="000000"/>
               </w:rPr>
-              <w:t xml:space="preserve">File chưa được upload lên server, chỉ mới tải về máy cá nhân. Cần upload qua MobaXterm/SFTP trước.</w:t>
+              <w:t>File chưa được upload lên server, chỉ mới tải về máy cá nhân. Cần upload qua MobaXterm/SFTP trước.</w:t>
             </w:r>
           </w:p>
         </w:tc>
       </w:tr>
       <w:tr>
+        <w:tblPrEx>
+          <w:tblCellMar>
+            <w:top w:w="0" w:type="dxa"/>
+            <w:bottom w:w="0" w:type="dxa"/>
+          </w:tblCellMar>
+        </w:tblPrEx>
         <w:tc>
           <w:tcPr>
-            <w:tcW w:type="dxa" w:w="3000"/>
-            <w:shd w:fill="F2F2F2" w:val="clear"/>
+            <w:tcW w:w="3000" w:type="dxa"/>
+            <w:shd w:val="clear" w:color="auto" w:fill="F2F2F2"/>
           </w:tcPr>
           <w:p>
             <w:r>
@@ -1046,32 +1207,36 @@
                 <w:bCs/>
                 <w:color w:val="000000"/>
               </w:rPr>
-              <w:t xml:space="preserve">PEM_read_bio_X509_AUX() failed / bad end line</w:t>
+              <w:t>PEM_read_bio_X509_AUX() failed / bad end line</w:t>
             </w:r>
           </w:p>
         </w:tc>
         <w:tc>
           <w:tcPr>
-            <w:tcW w:type="dxa" w:w="6500"/>
+            <w:tcW w:w="6500" w:type="dxa"/>
           </w:tcPr>
           <w:p>
             <w:r>
               <w:rPr>
-                <w:rFonts w:ascii="Consolas" w:cs="Consolas" w:eastAsia="Consolas" w:hAnsi="Consolas"/>
-                <w:b w:val="false"/>
-                <w:bCs w:val="false"/>
+                <w:rFonts w:ascii="Consolas" w:eastAsia="Consolas" w:hAnsi="Consolas" w:cs="Consolas"/>
                 <w:color w:val="000000"/>
               </w:rPr>
-              <w:t xml:space="preserve">File fullchain bị lỗi khi ghép (thiếu xuống dòng giữa các chứng chỉ) hoặc bị hỏng khi upload. Kiểm tra lại bằng lệnh openssl x509 -in ... -noout -subject, ghép lại và upload lại nếu cần.</w:t>
+              <w:t>File fullchain bị lỗi khi ghép (thiếu xuống dòng giữa các chứng chỉ) hoặc bị hỏng khi upload. Kiểm tra lại bằng lệnh openssl x509 -in ... -noout -subject, ghép lại và upload lại nếu cần.</w:t>
             </w:r>
           </w:p>
         </w:tc>
       </w:tr>
       <w:tr>
+        <w:tblPrEx>
+          <w:tblCellMar>
+            <w:top w:w="0" w:type="dxa"/>
+            <w:bottom w:w="0" w:type="dxa"/>
+          </w:tblCellMar>
+        </w:tblPrEx>
         <w:tc>
           <w:tcPr>
-            <w:tcW w:type="dxa" w:w="3000"/>
-            <w:shd w:fill="F2F2F2" w:val="clear"/>
+            <w:tcW w:w="3000" w:type="dxa"/>
+            <w:shd w:val="clear" w:color="auto" w:fill="F2F2F2"/>
           </w:tcPr>
           <w:p>
             <w:r>
@@ -1080,31 +1245,36 @@
                 <w:bCs/>
                 <w:color w:val="000000"/>
               </w:rPr>
-              <w:t xml:space="preserve">Không nhớ mật khẩu FASTPanel</w:t>
+              <w:lastRenderedPageBreak/>
+              <w:t>Không nhớ mật khẩu FASTPanel</w:t>
             </w:r>
           </w:p>
         </w:tc>
         <w:tc>
           <w:tcPr>
-            <w:tcW w:type="dxa" w:w="6500"/>
+            <w:tcW w:w="6500" w:type="dxa"/>
           </w:tcPr>
           <w:p>
             <w:r>
               <w:rPr>
-                <w:b w:val="false"/>
-                <w:bCs w:val="false"/>
                 <w:color w:val="000000"/>
               </w:rPr>
-              <w:t xml:space="preserve">Có thể sửa trực tiếp file cấu hình Nginx qua terminal (không qua giao diện FASTPanel), hoặc dùng lệnh CLI 'fastpanel users --help' để đổi mật khẩu.</w:t>
+              <w:t>Có thể sửa trực tiếp file cấu hình Nginx qua terminal (không qua giao diện FASTPanel), hoặc dùng lệnh CLI 'fastpanel users --help' để đổi mật khẩu.</w:t>
             </w:r>
           </w:p>
         </w:tc>
       </w:tr>
       <w:tr>
+        <w:tblPrEx>
+          <w:tblCellMar>
+            <w:top w:w="0" w:type="dxa"/>
+            <w:bottom w:w="0" w:type="dxa"/>
+          </w:tblCellMar>
+        </w:tblPrEx>
         <w:tc>
           <w:tcPr>
-            <w:tcW w:type="dxa" w:w="3000"/>
-            <w:shd w:fill="F2F2F2" w:val="clear"/>
+            <w:tcW w:w="3000" w:type="dxa"/>
+            <w:shd w:val="clear" w:color="auto" w:fill="F2F2F2"/>
           </w:tcPr>
           <w:p>
             <w:r>
@@ -1113,22 +1283,20 @@
                 <w:bCs/>
                 <w:color w:val="000000"/>
               </w:rPr>
-              <w:t xml:space="preserve">curl -vI bị treo ở 'Trying...' khi chạy trên server</w:t>
+              <w:t>curl -vI bị treo ở 'Trying...' khi chạy trên server</w:t>
             </w:r>
           </w:p>
         </w:tc>
         <w:tc>
           <w:tcPr>
-            <w:tcW w:type="dxa" w:w="6500"/>
+            <w:tcW w:w="6500" w:type="dxa"/>
           </w:tcPr>
           <w:p>
             <w:r>
               <w:rPr>
-                <w:b w:val="false"/>
-                <w:bCs w:val="false"/>
                 <w:color w:val="000000"/>
               </w:rPr>
-              <w:t xml:space="preserve">Thường do định tuyến mạng nội bộ, không phải lỗi SSL. Kiểm tra bằng trình duyệt hoặc SSL Labs thay vì curl trên server.</w:t>
+              <w:t>Thường do định tuyến mạng nội bộ, không phải lỗi SSL. Kiểm tra bằng trình duyệt hoặc SSL Labs thay vì curl trên server.</w:t>
             </w:r>
           </w:p>
         </w:tc>
@@ -1137,10 +1305,10 @@
     <w:p>
       <w:pPr>
         <w:pStyle w:val="Heading1"/>
-        <w:spacing w:after="160" w:before="320"/>
-      </w:pPr>
-      <w:r>
-        <w:t xml:space="preserve">5. Việc cần làm định kỳ</w:t>
+        <w:spacing w:before="320" w:after="160"/>
+      </w:pPr>
+      <w:r>
+        <w:t>5. Việc cần làm định kỳ</w:t>
       </w:r>
     </w:p>
     <w:p>
@@ -1153,7 +1321,7 @@
         <w:spacing w:after="60"/>
       </w:pPr>
       <w:r>
-        <w:t xml:space="preserve">Chứng chỉ SSL hiện tại có hiệu lực đến: 09/03/2027 — cần gia hạn trước ngày này.</w:t>
+        <w:t>Chứng chỉ SSL hiện tại có hiệu lực đến: 09/03/2027 — cần gia hạn trước ngày này.</w:t>
       </w:r>
     </w:p>
     <w:p>
@@ -1166,7 +1334,7 @@
         <w:spacing w:after="60"/>
       </w:pPr>
       <w:r>
-        <w:t xml:space="preserve">Nên đặt lịch nhắc trước khoảng 2-3 tuần trước ngày hết hạn để kịp xin cấp và cài đặt chứng chỉ mới.</w:t>
+        <w:t>Nên đặt lịch nhắc trước khoảng 2-3 tuần trước ngày hết hạn để kịp xin cấp và cài đặt chứng chỉ mới.</w:t>
       </w:r>
     </w:p>
     <w:p>
@@ -1179,102 +1347,1537 @@
         <w:spacing w:after="60"/>
       </w:pPr>
       <w:r>
-        <w:t xml:space="preserve">Khi có chứng chỉ mới, chỉ cần lặp lại đúng các bước 1-7 ở mục 3 phía trên.</w:t>
-      </w:r>
+        <w:t>Khi có chứng chỉ mới, chỉ cần lặp lại đúng các bước 1-7 ở mục 3 phía trên.</w:t>
+      </w:r>
+    </w:p>
+    <w:p>
+      <w:pPr>
+        <w:spacing w:after="60"/>
+      </w:pPr>
+    </w:p>
+    <w:p>
+      <w:pPr>
+        <w:spacing w:after="60"/>
+      </w:pPr>
+    </w:p>
+    <w:p>
+      <w:pPr>
+        <w:spacing w:after="60"/>
+      </w:pPr>
+    </w:p>
+    <w:p>
+      <w:pPr>
+        <w:spacing w:after="60"/>
+        <w:rPr>
+          <w:b/>
+          <w:bCs/>
+          <w:sz w:val="28"/>
+          <w:szCs w:val="28"/>
+        </w:rPr>
+      </w:pPr>
+      <w:r>
+        <w:rPr>
+          <w:b/>
+          <w:bCs/>
+          <w:sz w:val="28"/>
+          <w:szCs w:val="28"/>
+        </w:rPr>
+        <w:t>======================= Kiến thức bổ sung ========================</w:t>
+      </w:r>
+    </w:p>
+    <w:p>
+      <w:pPr>
+        <w:spacing w:after="60"/>
+        <w:rPr>
+          <w:b/>
+          <w:bCs/>
+          <w:sz w:val="28"/>
+          <w:szCs w:val="28"/>
+        </w:rPr>
+      </w:pPr>
+    </w:p>
+    <w:p>
+      <w:pPr>
+        <w:spacing w:after="60"/>
+        <w:rPr>
+          <w:sz w:val="24"/>
+          <w:szCs w:val="24"/>
+        </w:rPr>
+      </w:pPr>
+      <w:r>
+        <w:rPr>
+          <w:sz w:val="24"/>
+          <w:szCs w:val="24"/>
+        </w:rPr>
+        <w:t xml:space="preserve">+ File để cấu hình ssl ta gọi </w:t>
+      </w:r>
+      <w:r>
+        <w:rPr>
+          <w:sz w:val="24"/>
+          <w:szCs w:val="24"/>
+        </w:rPr>
+        <w:t xml:space="preserve">File đó thường được gọi là </w:t>
+      </w:r>
+      <w:r>
+        <w:rPr>
+          <w:b/>
+          <w:bCs/>
+          <w:sz w:val="24"/>
+          <w:szCs w:val="24"/>
+        </w:rPr>
+        <w:t>file cấu hình virtual host</w:t>
+      </w:r>
+      <w:r>
+        <w:rPr>
+          <w:sz w:val="24"/>
+          <w:szCs w:val="24"/>
+        </w:rPr>
+        <w:t xml:space="preserve"> (hay "vhost config" / "server block config") — vì trong Nginx, mỗi file .conf như vậy định nghĩa một khối server { ... } riêng cho từng domain.</w:t>
+      </w:r>
+    </w:p>
+    <w:p>
+      <w:pPr>
+        <w:spacing w:after="60"/>
+        <w:rPr>
+          <w:sz w:val="24"/>
+          <w:szCs w:val="24"/>
+        </w:rPr>
+      </w:pPr>
+    </w:p>
+    <w:p>
+      <w:pPr>
+        <w:spacing w:after="60"/>
+        <w:rPr>
+          <w:sz w:val="24"/>
+          <w:szCs w:val="24"/>
+        </w:rPr>
+      </w:pPr>
+      <w:r>
+        <w:rPr>
+          <w:sz w:val="24"/>
+          <w:szCs w:val="24"/>
+        </w:rPr>
+        <w:t xml:space="preserve">+ Cách  tìm file đó, tìm theo domain là nhanh nhất </w:t>
+      </w:r>
+    </w:p>
+    <w:p>
+      <w:pPr>
+        <w:spacing w:after="60"/>
+        <w:ind w:firstLine="720"/>
+        <w:rPr>
+          <w:b/>
+          <w:bCs/>
+          <w:color w:val="538135" w:themeColor="accent6" w:themeShade="BF"/>
+          <w:sz w:val="24"/>
+          <w:szCs w:val="24"/>
+        </w:rPr>
+      </w:pPr>
+      <w:r>
+        <w:rPr>
+          <w:b/>
+          <w:bCs/>
+          <w:color w:val="538135" w:themeColor="accent6" w:themeShade="BF"/>
+          <w:sz w:val="24"/>
+          <w:szCs w:val="24"/>
+        </w:rPr>
+        <w:t>grep -rl "</w:t>
+      </w:r>
+      <w:r>
+        <w:rPr>
+          <w:b/>
+          <w:bCs/>
+          <w:color w:val="538135" w:themeColor="accent6" w:themeShade="BF"/>
+          <w:sz w:val="24"/>
+          <w:szCs w:val="24"/>
+          <w:highlight w:val="yellow"/>
+        </w:rPr>
+        <w:t>eaut.edu.vn</w:t>
+      </w:r>
+      <w:r>
+        <w:rPr>
+          <w:b/>
+          <w:bCs/>
+          <w:color w:val="538135" w:themeColor="accent6" w:themeShade="BF"/>
+          <w:sz w:val="24"/>
+          <w:szCs w:val="24"/>
+        </w:rPr>
+        <w:t>" /etc/nginx/ 2&gt;/dev/null</w:t>
+      </w:r>
+      <w:r>
+        <w:rPr>
+          <w:b/>
+          <w:bCs/>
+          <w:color w:val="538135" w:themeColor="accent6" w:themeShade="BF"/>
+          <w:sz w:val="24"/>
+          <w:szCs w:val="24"/>
+        </w:rPr>
+        <w:t xml:space="preserve"> </w:t>
+      </w:r>
+    </w:p>
+    <w:p>
+      <w:pPr>
+        <w:spacing w:after="60"/>
+        <w:ind w:firstLine="720"/>
+        <w:rPr>
+          <w:b/>
+          <w:bCs/>
+          <w:color w:val="538135" w:themeColor="accent6" w:themeShade="BF"/>
+          <w:sz w:val="24"/>
+          <w:szCs w:val="24"/>
+        </w:rPr>
+      </w:pPr>
+    </w:p>
+    <w:p>
+      <w:pPr>
+        <w:spacing w:after="60"/>
+        <w:rPr>
+          <w:sz w:val="24"/>
+          <w:szCs w:val="24"/>
+        </w:rPr>
+      </w:pPr>
+      <w:r>
+        <w:rPr>
+          <w:sz w:val="24"/>
+          <w:szCs w:val="24"/>
+        </w:rPr>
+        <w:t xml:space="preserve">+ </w:t>
+      </w:r>
+      <w:r>
+        <w:rPr>
+          <w:sz w:val="24"/>
+          <w:szCs w:val="24"/>
+        </w:rPr>
+        <w:t>Bạn đã tìm ra đúng rồi đó — FastPanel (control panel bạn đang dùng) tự động sinh ra đường dẫn config riêng theo cấu trúc /etc/nginx/fastpanel2-available/{user}/{domain}.conf, khác với cấu trúc Nginx thuần (/etc/nginx/sites-available/).</w:t>
+      </w:r>
+    </w:p>
+    <w:p>
+      <w:pPr>
+        <w:spacing w:after="60"/>
+        <w:rPr>
+          <w:sz w:val="24"/>
+          <w:szCs w:val="24"/>
+        </w:rPr>
+      </w:pPr>
+    </w:p>
+    <w:p>
+      <w:pPr>
+        <w:spacing w:after="60"/>
+        <w:rPr>
+          <w:sz w:val="24"/>
+          <w:szCs w:val="24"/>
+        </w:rPr>
+      </w:pPr>
+      <w:r>
+        <w:rPr>
+          <w:sz w:val="24"/>
+          <w:szCs w:val="24"/>
+        </w:rPr>
+        <w:t>/etc/nginx/</w:t>
+      </w:r>
+    </w:p>
+    <w:p>
+      <w:pPr>
+        <w:spacing w:after="60"/>
+        <w:rPr>
+          <w:sz w:val="24"/>
+          <w:szCs w:val="24"/>
+        </w:rPr>
+      </w:pPr>
+      <w:r>
+        <w:rPr>
+          <w:sz w:val="24"/>
+          <w:szCs w:val="24"/>
+        </w:rPr>
+        <w:t>├── nginx.conf                  ← file config chính, include mọi thứ trong sites-enabled/</w:t>
+      </w:r>
+    </w:p>
+    <w:p>
+      <w:pPr>
+        <w:spacing w:after="60"/>
+        <w:rPr>
+          <w:sz w:val="24"/>
+          <w:szCs w:val="24"/>
+        </w:rPr>
+      </w:pPr>
+      <w:r>
+        <w:rPr>
+          <w:sz w:val="24"/>
+          <w:szCs w:val="24"/>
+        </w:rPr>
+        <w:t>├── sites-available/            ← nơi CHỨA tất cả file .conf (kho lưu trữ)</w:t>
+      </w:r>
+    </w:p>
+    <w:p>
+      <w:pPr>
+        <w:spacing w:after="60"/>
+        <w:rPr>
+          <w:sz w:val="24"/>
+          <w:szCs w:val="24"/>
+        </w:rPr>
+      </w:pPr>
+      <w:r>
+        <w:rPr>
+          <w:sz w:val="24"/>
+          <w:szCs w:val="24"/>
+        </w:rPr>
+        <w:t>│   ├── example.com.conf</w:t>
+      </w:r>
+    </w:p>
+    <w:p>
+      <w:pPr>
+        <w:spacing w:after="60"/>
+        <w:rPr>
+          <w:sz w:val="24"/>
+          <w:szCs w:val="24"/>
+        </w:rPr>
+      </w:pPr>
+      <w:r>
+        <w:rPr>
+          <w:sz w:val="24"/>
+          <w:szCs w:val="24"/>
+        </w:rPr>
+        <w:t>│   ├── elnda.eaut.edu.vn.conf</w:t>
+      </w:r>
+    </w:p>
+    <w:p>
+      <w:pPr>
+        <w:spacing w:after="60"/>
+        <w:rPr>
+          <w:sz w:val="24"/>
+          <w:szCs w:val="24"/>
+        </w:rPr>
+      </w:pPr>
+      <w:r>
+        <w:rPr>
+          <w:sz w:val="24"/>
+          <w:szCs w:val="24"/>
+        </w:rPr>
+        <w:t>│   └── another-site.conf</w:t>
+      </w:r>
+    </w:p>
+    <w:p>
+      <w:pPr>
+        <w:spacing w:after="60"/>
+        <w:rPr>
+          <w:sz w:val="24"/>
+          <w:szCs w:val="24"/>
+        </w:rPr>
+      </w:pPr>
+      <w:r>
+        <w:rPr>
+          <w:sz w:val="24"/>
+          <w:szCs w:val="24"/>
+        </w:rPr>
+        <w:t>└── sites-enabled/               ← nơi Nginx THỰC SỰ đọc để chạy</w:t>
+      </w:r>
+    </w:p>
+    <w:p>
+      <w:pPr>
+        <w:spacing w:after="60"/>
+        <w:rPr>
+          <w:sz w:val="24"/>
+          <w:szCs w:val="24"/>
+        </w:rPr>
+      </w:pPr>
+      <w:r>
+        <w:rPr>
+          <w:sz w:val="24"/>
+          <w:szCs w:val="24"/>
+        </w:rPr>
+        <w:t xml:space="preserve">    ├── example.com.conf -&gt; ../sites-available/example.com.conf   (symlink)</w:t>
+      </w:r>
+    </w:p>
+    <w:p>
+      <w:pPr>
+        <w:spacing w:after="60"/>
+        <w:rPr>
+          <w:sz w:val="24"/>
+          <w:szCs w:val="24"/>
+        </w:rPr>
+      </w:pPr>
+      <w:r>
+        <w:rPr>
+          <w:sz w:val="24"/>
+          <w:szCs w:val="24"/>
+        </w:rPr>
+        <w:t xml:space="preserve">    └── elnda.eaut.edu.vn.conf -&gt; ../sites-available/elnda.eaut.edu.vn.conf</w:t>
+      </w:r>
+    </w:p>
+    <w:p>
+      <w:pPr>
+        <w:spacing w:after="60"/>
+        <w:rPr>
+          <w:sz w:val="24"/>
+          <w:szCs w:val="24"/>
+        </w:rPr>
+      </w:pPr>
+    </w:p>
+    <w:p>
+      <w:pPr>
+        <w:spacing w:after="60"/>
+        <w:rPr>
+          <w:sz w:val="24"/>
+          <w:szCs w:val="24"/>
+        </w:rPr>
+      </w:pPr>
+    </w:p>
+    <w:p>
+      <w:pPr>
+        <w:spacing w:after="60"/>
+        <w:rPr>
+          <w:b/>
+          <w:bCs/>
+          <w:sz w:val="24"/>
+          <w:szCs w:val="24"/>
+        </w:rPr>
+      </w:pPr>
+      <w:r>
+        <w:rPr>
+          <w:b/>
+          <w:bCs/>
+          <w:sz w:val="24"/>
+          <w:szCs w:val="24"/>
+        </w:rPr>
+        <w:t>Vì sao tách 2 thư mục thay vì 1</w:t>
+      </w:r>
+    </w:p>
+    <w:p>
+      <w:pPr>
+        <w:numPr>
+          <w:ilvl w:val="0"/>
+          <w:numId w:val="4"/>
+        </w:numPr>
+        <w:spacing w:after="60"/>
+        <w:rPr>
+          <w:sz w:val="24"/>
+          <w:szCs w:val="24"/>
+        </w:rPr>
+      </w:pPr>
+      <w:r>
+        <w:rPr>
+          <w:b/>
+          <w:bCs/>
+          <w:sz w:val="24"/>
+          <w:szCs w:val="24"/>
+        </w:rPr>
+        <w:t>sites-available/</w:t>
+      </w:r>
+      <w:r>
+        <w:rPr>
+          <w:sz w:val="24"/>
+          <w:szCs w:val="24"/>
+        </w:rPr>
+        <w:t xml:space="preserve">: chứa </w:t>
+      </w:r>
+      <w:r>
+        <w:rPr>
+          <w:b/>
+          <w:bCs/>
+          <w:sz w:val="24"/>
+          <w:szCs w:val="24"/>
+        </w:rPr>
+        <w:t>tất cả</w:t>
+      </w:r>
+      <w:r>
+        <w:rPr>
+          <w:sz w:val="24"/>
+          <w:szCs w:val="24"/>
+        </w:rPr>
+        <w:t xml:space="preserve"> file config đã tạo, kể cả những site </w:t>
+      </w:r>
+      <w:r>
+        <w:rPr>
+          <w:b/>
+          <w:bCs/>
+          <w:sz w:val="24"/>
+          <w:szCs w:val="24"/>
+        </w:rPr>
+        <w:t>tạm thời tắt</w:t>
+      </w:r>
+      <w:r>
+        <w:rPr>
+          <w:sz w:val="24"/>
+          <w:szCs w:val="24"/>
+        </w:rPr>
+        <w:t xml:space="preserve"> (không chạy).</w:t>
+      </w:r>
+    </w:p>
+    <w:p>
+      <w:pPr>
+        <w:numPr>
+          <w:ilvl w:val="0"/>
+          <w:numId w:val="4"/>
+        </w:numPr>
+        <w:spacing w:after="60"/>
+        <w:rPr>
+          <w:sz w:val="24"/>
+          <w:szCs w:val="24"/>
+        </w:rPr>
+      </w:pPr>
+      <w:r>
+        <w:rPr>
+          <w:b/>
+          <w:bCs/>
+          <w:sz w:val="24"/>
+          <w:szCs w:val="24"/>
+        </w:rPr>
+        <w:t>sites-enabled/</w:t>
+      </w:r>
+      <w:r>
+        <w:rPr>
+          <w:sz w:val="24"/>
+          <w:szCs w:val="24"/>
+        </w:rPr>
+        <w:t xml:space="preserve">: chỉ chứa </w:t>
+      </w:r>
+      <w:r>
+        <w:rPr>
+          <w:b/>
+          <w:bCs/>
+          <w:sz w:val="24"/>
+          <w:szCs w:val="24"/>
+        </w:rPr>
+        <w:t>symlink (liên kết tượng trưng)</w:t>
+      </w:r>
+      <w:r>
+        <w:rPr>
+          <w:sz w:val="24"/>
+          <w:szCs w:val="24"/>
+        </w:rPr>
+        <w:t xml:space="preserve"> trỏ tới các file trong sites-available/ — site nào có symlink ở đây thì mới </w:t>
+      </w:r>
+      <w:r>
+        <w:rPr>
+          <w:b/>
+          <w:bCs/>
+          <w:sz w:val="24"/>
+          <w:szCs w:val="24"/>
+        </w:rPr>
+        <w:t>đang active</w:t>
+      </w:r>
+      <w:r>
+        <w:rPr>
+          <w:sz w:val="24"/>
+          <w:szCs w:val="24"/>
+        </w:rPr>
+        <w:t>.</w:t>
+      </w:r>
+    </w:p>
+    <w:p>
+      <w:pPr>
+        <w:spacing w:after="60"/>
+        <w:rPr>
+          <w:sz w:val="24"/>
+          <w:szCs w:val="24"/>
+        </w:rPr>
+      </w:pPr>
+      <w:r>
+        <w:rPr>
+          <w:sz w:val="24"/>
+          <w:szCs w:val="24"/>
+          <w:highlight w:val="yellow"/>
+        </w:rPr>
+        <w:t>→ Nginx (nginx.conf) chỉ include những gì nằm trong sites-enabled/:</w:t>
+      </w:r>
+    </w:p>
+    <w:p>
+      <w:pPr>
+        <w:spacing w:after="60"/>
+        <w:rPr>
+          <w:b/>
+          <w:bCs/>
+          <w:color w:val="538135" w:themeColor="accent6" w:themeShade="BF"/>
+          <w:sz w:val="24"/>
+          <w:szCs w:val="24"/>
+        </w:rPr>
+      </w:pPr>
+      <w:r>
+        <w:rPr>
+          <w:b/>
+          <w:bCs/>
+          <w:color w:val="538135" w:themeColor="accent6" w:themeShade="BF"/>
+          <w:sz w:val="24"/>
+          <w:szCs w:val="24"/>
+        </w:rPr>
+        <w:t>include /etc/nginx/sites-enabled/*;</w:t>
+      </w:r>
+    </w:p>
+    <w:p>
+      <w:pPr>
+        <w:spacing w:after="60"/>
+        <w:rPr>
+          <w:b/>
+          <w:bCs/>
+          <w:sz w:val="24"/>
+          <w:szCs w:val="24"/>
+        </w:rPr>
+      </w:pPr>
+      <w:r>
+        <w:rPr>
+          <w:b/>
+          <w:bCs/>
+          <w:sz w:val="24"/>
+          <w:szCs w:val="24"/>
+        </w:rPr>
+        <w:lastRenderedPageBreak/>
+        <w:t>Cách bật/tắt một site (không cần xóa file)</w:t>
+      </w:r>
+    </w:p>
+    <w:p>
+      <w:pPr>
+        <w:spacing w:after="60"/>
+        <w:rPr>
+          <w:b/>
+          <w:bCs/>
+          <w:color w:val="538135" w:themeColor="accent6" w:themeShade="BF"/>
+          <w:sz w:val="24"/>
+          <w:szCs w:val="24"/>
+        </w:rPr>
+      </w:pPr>
+      <w:r>
+        <w:rPr>
+          <w:b/>
+          <w:bCs/>
+          <w:color w:val="538135" w:themeColor="accent6" w:themeShade="BF"/>
+          <w:sz w:val="24"/>
+          <w:szCs w:val="24"/>
+        </w:rPr>
+        <w:t>sudo ln -s /etc/nginx/sites-available/elnda.eaut.edu.vn.conf /etc/nginx/sites-enabled/</w:t>
+      </w:r>
+    </w:p>
+    <w:p>
+      <w:pPr>
+        <w:spacing w:after="60"/>
+        <w:rPr>
+          <w:sz w:val="24"/>
+          <w:szCs w:val="24"/>
+        </w:rPr>
+      </w:pPr>
+    </w:p>
+    <w:p>
+      <w:pPr>
+        <w:spacing w:after="60"/>
+        <w:rPr>
+          <w:sz w:val="24"/>
+          <w:szCs w:val="24"/>
+        </w:rPr>
+      </w:pPr>
+      <w:r>
+        <w:rPr>
+          <w:b/>
+          <w:bCs/>
+          <w:sz w:val="24"/>
+          <w:szCs w:val="24"/>
+        </w:rPr>
+        <w:t>Tắt site</w:t>
+      </w:r>
+      <w:r>
+        <w:rPr>
+          <w:sz w:val="24"/>
+          <w:szCs w:val="24"/>
+        </w:rPr>
+        <w:t xml:space="preserve"> (chỉ xóa symlink, không xóa file gốc):</w:t>
+      </w:r>
+    </w:p>
+    <w:p>
+      <w:pPr>
+        <w:spacing w:after="60"/>
+        <w:rPr>
+          <w:b/>
+          <w:bCs/>
+          <w:color w:val="538135" w:themeColor="accent6" w:themeShade="BF"/>
+          <w:sz w:val="24"/>
+          <w:szCs w:val="24"/>
+        </w:rPr>
+      </w:pPr>
+      <w:r>
+        <w:rPr>
+          <w:b/>
+          <w:bCs/>
+          <w:color w:val="538135" w:themeColor="accent6" w:themeShade="BF"/>
+          <w:sz w:val="24"/>
+          <w:szCs w:val="24"/>
+        </w:rPr>
+        <w:t>sudo rm /etc/nginx/sites-enabled/elnda.eaut.edu.vn.conf</w:t>
+      </w:r>
+    </w:p>
+    <w:p>
+      <w:pPr>
+        <w:spacing w:after="60"/>
+        <w:rPr>
+          <w:b/>
+          <w:bCs/>
+          <w:color w:val="538135" w:themeColor="accent6" w:themeShade="BF"/>
+          <w:sz w:val="24"/>
+          <w:szCs w:val="24"/>
+        </w:rPr>
+      </w:pPr>
+    </w:p>
+    <w:p>
+      <w:pPr>
+        <w:spacing w:after="60"/>
+        <w:rPr>
+          <w:b/>
+          <w:bCs/>
+          <w:sz w:val="24"/>
+          <w:szCs w:val="24"/>
+        </w:rPr>
+      </w:pPr>
+      <w:r>
+        <w:rPr>
+          <w:b/>
+          <w:bCs/>
+          <w:sz w:val="24"/>
+          <w:szCs w:val="24"/>
+        </w:rPr>
+        <w:t>Sau đó luôn nhớ:</w:t>
+      </w:r>
+    </w:p>
+    <w:p>
+      <w:pPr>
+        <w:spacing w:after="60"/>
+        <w:rPr>
+          <w:b/>
+          <w:bCs/>
+          <w:color w:val="385623" w:themeColor="accent6" w:themeShade="80"/>
+          <w:sz w:val="24"/>
+          <w:szCs w:val="24"/>
+        </w:rPr>
+      </w:pPr>
+      <w:r>
+        <w:rPr>
+          <w:b/>
+          <w:bCs/>
+          <w:sz w:val="24"/>
+          <w:szCs w:val="24"/>
+        </w:rPr>
+        <w:tab/>
+        <w:t xml:space="preserve"> </w:t>
+      </w:r>
+      <w:r>
+        <w:rPr>
+          <w:b/>
+          <w:bCs/>
+          <w:color w:val="385623" w:themeColor="accent6" w:themeShade="80"/>
+          <w:sz w:val="24"/>
+          <w:szCs w:val="24"/>
+        </w:rPr>
+        <w:t>sudo nginx -t # kiểm tra cú pháp</w:t>
+      </w:r>
+    </w:p>
+    <w:p>
+      <w:pPr>
+        <w:spacing w:after="60"/>
+        <w:ind w:firstLine="720"/>
+        <w:rPr>
+          <w:b/>
+          <w:bCs/>
+          <w:color w:val="385623" w:themeColor="accent6" w:themeShade="80"/>
+          <w:sz w:val="24"/>
+          <w:szCs w:val="24"/>
+        </w:rPr>
+      </w:pPr>
+      <w:r>
+        <w:rPr>
+          <w:b/>
+          <w:bCs/>
+          <w:color w:val="385623" w:themeColor="accent6" w:themeShade="80"/>
+          <w:sz w:val="24"/>
+          <w:szCs w:val="24"/>
+        </w:rPr>
+        <w:t xml:space="preserve"> sudo systemctl reload nginx</w:t>
+      </w:r>
+    </w:p>
+    <w:p>
+      <w:pPr>
+        <w:spacing w:after="60"/>
+        <w:ind w:firstLine="720"/>
+        <w:rPr>
+          <w:b/>
+          <w:bCs/>
+          <w:color w:val="385623" w:themeColor="accent6" w:themeShade="80"/>
+          <w:sz w:val="24"/>
+          <w:szCs w:val="24"/>
+        </w:rPr>
+      </w:pPr>
+    </w:p>
+    <w:p>
+      <w:pPr>
+        <w:spacing w:after="60"/>
+        <w:ind w:firstLine="720"/>
+        <w:rPr>
+          <w:b/>
+          <w:bCs/>
+          <w:color w:val="385623" w:themeColor="accent6" w:themeShade="80"/>
+          <w:sz w:val="24"/>
+          <w:szCs w:val="24"/>
+        </w:rPr>
+      </w:pPr>
+    </w:p>
+    <w:p>
+      <w:pPr>
+        <w:spacing w:after="60"/>
+        <w:ind w:firstLine="720"/>
+        <w:rPr>
+          <w:b/>
+          <w:bCs/>
+          <w:color w:val="385623" w:themeColor="accent6" w:themeShade="80"/>
+          <w:sz w:val="24"/>
+          <w:szCs w:val="24"/>
+        </w:rPr>
+      </w:pPr>
+    </w:p>
+    <w:p>
+      <w:pPr>
+        <w:spacing w:after="60"/>
+        <w:ind w:firstLine="720"/>
+        <w:rPr>
+          <w:b/>
+          <w:bCs/>
+          <w:color w:val="385623" w:themeColor="accent6" w:themeShade="80"/>
+          <w:sz w:val="24"/>
+          <w:szCs w:val="24"/>
+        </w:rPr>
+      </w:pPr>
+      <w:r>
+        <w:rPr>
+          <w:b/>
+          <w:bCs/>
+          <w:color w:val="385623" w:themeColor="accent6" w:themeShade="80"/>
+          <w:sz w:val="24"/>
+          <w:szCs w:val="24"/>
+        </w:rPr>
+        <w:t>============= trong trường hợp tích hợp 3 file này cho window=============</w:t>
+      </w:r>
+    </w:p>
+    <w:p>
+      <w:pPr>
+        <w:spacing w:after="60"/>
+        <w:ind w:firstLine="720"/>
+        <w:rPr>
+          <w:b/>
+          <w:bCs/>
+          <w:color w:val="385623" w:themeColor="accent6" w:themeShade="80"/>
+          <w:sz w:val="24"/>
+          <w:szCs w:val="24"/>
+        </w:rPr>
+      </w:pPr>
+    </w:p>
+    <w:p>
+      <w:pPr>
+        <w:spacing w:after="60"/>
+        <w:ind w:firstLine="720"/>
+        <w:rPr>
+          <w:b/>
+          <w:bCs/>
+          <w:color w:val="385623" w:themeColor="accent6" w:themeShade="80"/>
+          <w:sz w:val="24"/>
+          <w:szCs w:val="24"/>
+          <w:highlight w:val="yellow"/>
+        </w:rPr>
+      </w:pPr>
+      <w:r>
+        <w:rPr>
+          <w:b/>
+          <w:bCs/>
+          <w:color w:val="385623" w:themeColor="accent6" w:themeShade="80"/>
+          <w:sz w:val="24"/>
+          <w:szCs w:val="24"/>
+          <w:highlight w:val="yellow"/>
+        </w:rPr>
+        <w:t>openssl pkcs12 -export \</w:t>
+      </w:r>
+    </w:p>
+    <w:p>
+      <w:pPr>
+        <w:spacing w:after="60"/>
+        <w:ind w:firstLine="720"/>
+        <w:rPr>
+          <w:b/>
+          <w:bCs/>
+          <w:color w:val="385623" w:themeColor="accent6" w:themeShade="80"/>
+          <w:sz w:val="24"/>
+          <w:szCs w:val="24"/>
+          <w:highlight w:val="yellow"/>
+        </w:rPr>
+      </w:pPr>
+      <w:r>
+        <w:rPr>
+          <w:b/>
+          <w:bCs/>
+          <w:color w:val="385623" w:themeColor="accent6" w:themeShade="80"/>
+          <w:sz w:val="24"/>
+          <w:szCs w:val="24"/>
+          <w:highlight w:val="yellow"/>
+        </w:rPr>
+        <w:t xml:space="preserve">  -out eaut.pfx \              ← ĐÂY LÀ FILE KẾT QUẢ</w:t>
+      </w:r>
+    </w:p>
+    <w:p>
+      <w:pPr>
+        <w:spacing w:after="60"/>
+        <w:ind w:firstLine="720"/>
+        <w:rPr>
+          <w:b/>
+          <w:bCs/>
+          <w:color w:val="385623" w:themeColor="accent6" w:themeShade="80"/>
+          <w:sz w:val="24"/>
+          <w:szCs w:val="24"/>
+          <w:highlight w:val="yellow"/>
+        </w:rPr>
+      </w:pPr>
+      <w:r>
+        <w:rPr>
+          <w:b/>
+          <w:bCs/>
+          <w:color w:val="385623" w:themeColor="accent6" w:themeShade="80"/>
+          <w:sz w:val="24"/>
+          <w:szCs w:val="24"/>
+          <w:highlight w:val="yellow"/>
+        </w:rPr>
+        <w:t xml:space="preserve">  -inkey privkey.key \</w:t>
+      </w:r>
+    </w:p>
+    <w:p>
+      <w:pPr>
+        <w:spacing w:after="60"/>
+        <w:ind w:firstLine="720"/>
+        <w:rPr>
+          <w:b/>
+          <w:bCs/>
+          <w:color w:val="385623" w:themeColor="accent6" w:themeShade="80"/>
+          <w:sz w:val="24"/>
+          <w:szCs w:val="24"/>
+          <w:highlight w:val="yellow"/>
+        </w:rPr>
+      </w:pPr>
+      <w:r>
+        <w:rPr>
+          <w:b/>
+          <w:bCs/>
+          <w:color w:val="385623" w:themeColor="accent6" w:themeShade="80"/>
+          <w:sz w:val="24"/>
+          <w:szCs w:val="24"/>
+          <w:highlight w:val="yellow"/>
+        </w:rPr>
+        <w:t xml:space="preserve">  -in eaut.edu.vn.pem \</w:t>
+      </w:r>
+    </w:p>
+    <w:p>
+      <w:pPr>
+        <w:spacing w:after="60"/>
+        <w:ind w:firstLine="720"/>
+        <w:rPr>
+          <w:b/>
+          <w:bCs/>
+          <w:color w:val="385623" w:themeColor="accent6" w:themeShade="80"/>
+          <w:sz w:val="24"/>
+          <w:szCs w:val="24"/>
+        </w:rPr>
+      </w:pPr>
+      <w:r>
+        <w:rPr>
+          <w:b/>
+          <w:bCs/>
+          <w:color w:val="385623" w:themeColor="accent6" w:themeShade="80"/>
+          <w:sz w:val="24"/>
+          <w:szCs w:val="24"/>
+          <w:highlight w:val="yellow"/>
+        </w:rPr>
+        <w:t xml:space="preserve">  -certfile Chain_RootCA_Bundle.crt</w:t>
+      </w:r>
+    </w:p>
+    <w:p>
+      <w:pPr>
+        <w:spacing w:after="60"/>
+        <w:ind w:firstLine="720"/>
+        <w:rPr>
+          <w:b/>
+          <w:bCs/>
+          <w:color w:val="385623" w:themeColor="accent6" w:themeShade="80"/>
+          <w:sz w:val="24"/>
+          <w:szCs w:val="24"/>
+        </w:rPr>
+      </w:pPr>
+    </w:p>
+    <w:p>
+      <w:pPr>
+        <w:spacing w:after="60"/>
+        <w:ind w:firstLine="720"/>
+        <w:rPr>
+          <w:b/>
+          <w:bCs/>
+          <w:color w:val="385623" w:themeColor="accent6" w:themeShade="80"/>
+          <w:sz w:val="24"/>
+          <w:szCs w:val="24"/>
+        </w:rPr>
+      </w:pPr>
+      <w:r>
+        <w:rPr>
+          <w:b/>
+          <w:bCs/>
+          <w:color w:val="385623" w:themeColor="accent6" w:themeShade="80"/>
+          <w:sz w:val="24"/>
+          <w:szCs w:val="24"/>
+        </w:rPr>
+        <w:t>Khi chạy, OpenSSL sẽ hỏi:</w:t>
+      </w:r>
+    </w:p>
+    <w:p>
+      <w:pPr>
+        <w:spacing w:after="60"/>
+        <w:ind w:firstLine="720"/>
+        <w:rPr>
+          <w:b/>
+          <w:bCs/>
+          <w:color w:val="385623" w:themeColor="accent6" w:themeShade="80"/>
+          <w:sz w:val="24"/>
+          <w:szCs w:val="24"/>
+        </w:rPr>
+      </w:pPr>
+      <w:r>
+        <w:rPr>
+          <w:b/>
+          <w:bCs/>
+          <w:color w:val="385623" w:themeColor="accent6" w:themeShade="80"/>
+          <w:sz w:val="24"/>
+          <w:szCs w:val="24"/>
+        </w:rPr>
+        <w:t>Enter Export Password:</w:t>
+      </w:r>
+    </w:p>
+    <w:p>
+      <w:pPr>
+        <w:spacing w:after="60"/>
+        <w:ind w:firstLine="720"/>
+        <w:rPr>
+          <w:b/>
+          <w:bCs/>
+          <w:color w:val="385623" w:themeColor="accent6" w:themeShade="80"/>
+          <w:sz w:val="24"/>
+          <w:szCs w:val="24"/>
+        </w:rPr>
+      </w:pPr>
+      <w:r>
+        <w:rPr>
+          <w:b/>
+          <w:bCs/>
+          <w:color w:val="385623" w:themeColor="accent6" w:themeShade="80"/>
+          <w:sz w:val="24"/>
+          <w:szCs w:val="24"/>
+        </w:rPr>
+        <w:t>Verifying - Enter Export Password</w:t>
+      </w:r>
+    </w:p>
+    <w:p>
+      <w:pPr>
+        <w:spacing w:after="60"/>
+        <w:ind w:firstLine="720"/>
+        <w:rPr>
+          <w:b/>
+          <w:bCs/>
+          <w:color w:val="385623" w:themeColor="accent6" w:themeShade="80"/>
+          <w:sz w:val="24"/>
+          <w:szCs w:val="24"/>
+        </w:rPr>
+      </w:pPr>
+    </w:p>
+    <w:p>
+      <w:pPr>
+        <w:spacing w:after="60"/>
+        <w:ind w:firstLine="720"/>
+        <w:rPr>
+          <w:sz w:val="24"/>
+          <w:szCs w:val="24"/>
+        </w:rPr>
+      </w:pPr>
+      <w:r>
+        <w:rPr>
+          <w:sz w:val="24"/>
+          <w:szCs w:val="24"/>
+        </w:rPr>
+        <w:t>Giải thích lại cấu trúc lệnh cho rõ</w:t>
+      </w:r>
+    </w:p>
+    <w:p>
+      <w:pPr>
+        <w:numPr>
+          <w:ilvl w:val="0"/>
+          <w:numId w:val="5"/>
+        </w:numPr>
+        <w:spacing w:after="60"/>
+        <w:rPr>
+          <w:sz w:val="24"/>
+          <w:szCs w:val="24"/>
+        </w:rPr>
+      </w:pPr>
+      <w:r>
+        <w:rPr>
+          <w:sz w:val="24"/>
+          <w:szCs w:val="24"/>
+        </w:rPr>
+        <w:t>-out eaut.pfx → tên file output sẽ được tạo ra sau khi lệnh chạy xong.</w:t>
+      </w:r>
+    </w:p>
+    <w:p>
+      <w:pPr>
+        <w:numPr>
+          <w:ilvl w:val="0"/>
+          <w:numId w:val="5"/>
+        </w:numPr>
+        <w:spacing w:after="60"/>
+        <w:rPr>
+          <w:sz w:val="24"/>
+          <w:szCs w:val="24"/>
+        </w:rPr>
+      </w:pPr>
+      <w:r>
+        <w:rPr>
+          <w:sz w:val="24"/>
+          <w:szCs w:val="24"/>
+        </w:rPr>
+        <w:t>-inkey privkey.key → input: private key</w:t>
+      </w:r>
+    </w:p>
+    <w:p>
+      <w:pPr>
+        <w:numPr>
+          <w:ilvl w:val="0"/>
+          <w:numId w:val="5"/>
+        </w:numPr>
+        <w:spacing w:after="60"/>
+        <w:rPr>
+          <w:sz w:val="24"/>
+          <w:szCs w:val="24"/>
+        </w:rPr>
+      </w:pPr>
+      <w:r>
+        <w:rPr>
+          <w:sz w:val="24"/>
+          <w:szCs w:val="24"/>
+        </w:rPr>
+        <w:t>-in eaut.edu.vn.pem → input: certificate</w:t>
+      </w:r>
+    </w:p>
+    <w:p>
+      <w:pPr>
+        <w:numPr>
+          <w:ilvl w:val="0"/>
+          <w:numId w:val="5"/>
+        </w:numPr>
+        <w:spacing w:after="60"/>
+        <w:rPr>
+          <w:sz w:val="24"/>
+          <w:szCs w:val="24"/>
+        </w:rPr>
+      </w:pPr>
+      <w:r>
+        <w:rPr>
+          <w:sz w:val="24"/>
+          <w:szCs w:val="24"/>
+        </w:rPr>
+        <w:t>-certfile Chain_RootCA_Bundle.crt → input: chain</w:t>
+      </w:r>
+    </w:p>
+    <w:p>
+      <w:pPr>
+        <w:spacing w:after="60"/>
+        <w:ind w:firstLine="720"/>
+        <w:rPr>
+          <w:sz w:val="24"/>
+          <w:szCs w:val="24"/>
+        </w:rPr>
+      </w:pPr>
+      <w:r>
+        <w:rPr>
+          <w:sz w:val="24"/>
+          <w:szCs w:val="24"/>
+        </w:rPr>
+        <w:t>→ 3 file kia là nguyên liệu đưa vào, eaut.pfx là thành phẩm duy nhất được sinh ra sau lệnh</w:t>
+      </w:r>
+    </w:p>
+    <w:p>
+      <w:pPr>
+        <w:spacing w:after="60"/>
+        <w:ind w:firstLine="720"/>
+        <w:rPr>
+          <w:b/>
+          <w:bCs/>
+          <w:color w:val="385623" w:themeColor="accent6" w:themeShade="80"/>
+          <w:sz w:val="24"/>
+          <w:szCs w:val="24"/>
+        </w:rPr>
+      </w:pPr>
     </w:p>
     <w:sectPr>
-      <w:pgSz w:w="12240" w:h="15840" w:orient="portrait"/>
+      <w:pgSz w:w="12240" w:h="15840"/>
       <w:pgMar w:top="1080" w:right="1080" w:bottom="1080" w:left="1080" w:header="708" w:footer="708" w:gutter="0"/>
-      <w:pgNumType/>
+      <w:cols w:space="720"/>
       <w:docGrid w:linePitch="360"/>
     </w:sectPr>
   </w:body>
 </w:document>
 </file>
 
-<file path=word/comments.xml><?xml version="1.0" encoding="utf-8"?>
-<w:comments xmlns:cx="http://schemas.microsoft.com/office/drawing/2014/chartex" xmlns:cx1="http://schemas.microsoft.com/office/drawing/2015/9/8/chartex" xmlns:cx2="http://schemas.microsoft.com/office/drawing/2015/10/21/chartex" xmlns:cx3="http://schemas.microsoft.com/office/drawing/2016/5/9/chartex" xmlns:cx4="http://schemas.microsoft.com/office/drawing/2016/5/10/chartex" xmlns:cx5="http://schemas.microsoft.com/office/drawing/2016/5/11/chartex" xmlns:cx6="http://schemas.microsoft.com/office/drawing/2016/5/12/chartex" xmlns:cx7="http://schemas.microsoft.com/office/drawing/2016/5/13/chartex" xmlns:cx8="http://schemas.microsoft.com/office/drawing/2016/5/14/chartex" xmlns:mc="http://schemas.openxmlformats.org/markup-compatibility/2006" xmlns:aink="http://schemas.microsoft.com/office/drawing/2016/ink" xmlns:am3d="http://schemas.microsoft.com/office/drawing/2017/model3d" xmlns:o="urn:schemas-microsoft-com:office:office" xmlns:r="http://schemas.openxmlformats.org/officeDocument/2006/relationships" xmlns:m="http://schemas.openxmlformats.org/officeDocument/2006/math" xmlns:v="urn:schemas-microsoft-com:vml" xmlns:wp14="http://schemas.microsoft.com/office/word/2010/wordprocessingDrawing" xmlns:wp="http://schemas.openxmlformats.org/drawingml/2006/wordprocessingDrawing" xmlns:w10="urn:schemas-microsoft-com:office:word" xmlns:w="http://schemas.openxmlformats.org/wordprocessingml/2006/main" xmlns:w14="http://schemas.microsoft.com/office/word/2010/wordml" xmlns:w15="http://schemas.microsoft.com/office/word/2012/wordml" xmlns:w16cex="http://schemas.microsoft.com/office/word/2018/wordml/cex" xmlns:w16cid="http://schemas.microsoft.com/office/word/2016/wordml/cid" xmlns:w16="http://schemas.microsoft.com/office/word/2018/wordml" xmlns:w16sdtdh="http://schemas.microsoft.com/office/word/2020/wordml/sdtdatahash" xmlns:w16se="http://schemas.microsoft.com/office/word/2015/wordml/symex" xmlns:wpg="http://schemas.microsoft.com/office/word/2010/wordprocessingGroup" xmlns:wpi="http://schemas.microsoft.com/office/word/2010/wordprocessingInk" xmlns:wne="http://schemas.microsoft.com/office/word/2006/wordml" xmlns:wps="http://schemas.microsoft.com/office/word/2010/wordprocessingShape"/>
-</file>
-
-<file path=word/endnotes.xml><?xml version="1.0" encoding="utf-8"?>
-<w:endnotes xmlns:wpc="http://schemas.microsoft.com/office/word/2010/wordprocessingCanvas" xmlns:mc="http://schemas.openxmlformats.org/markup-compatibility/2006" xmlns:o="urn:schemas-microsoft-com:office:office" xmlns:r="http://schemas.openxmlformats.org/officeDocument/2006/relationships" xmlns:m="http://schemas.openxmlformats.org/officeDocument/2006/math" xmlns:v="urn:schemas-microsoft-com:vml" xmlns:wp14="http://schemas.microsoft.com/office/word/2010/wordprocessingDrawing" xmlns:wp="http://schemas.openxmlformats.org/drawingml/2006/wordprocessingDrawing" xmlns:w10="urn:schemas-microsoft-com:office:word" xmlns:w="http://schemas.openxmlformats.org/wordprocessingml/2006/main" xmlns:w14="http://schemas.microsoft.com/office/word/2010/wordml" xmlns:w15="http://schemas.microsoft.com/office/word/2012/wordml" xmlns:wpg="http://schemas.microsoft.com/office/word/2010/wordprocessingGroup" xmlns:wpi="http://schemas.microsoft.com/office/word/2010/wordprocessingInk" xmlns:wne="http://schemas.microsoft.com/office/word/2006/wordml" xmlns:wps="http://schemas.microsoft.com/office/word/2010/wordprocessingShape" mc:Ignorable="w14 w15 wp14">
-  <w:endnote w:type="separator" w:id="-1">
-    <w:p>
-      <w:pPr>
-        <w:spacing w:after="0" w:line="240" w:lineRule="auto"/>
-      </w:pPr>
-      <w:r>
-        <w:rPr>
-          <w:rStyle w:val="EndnoteReference"/>
-        </w:rPr>
-        <w:endnoteRef/>
-      </w:r>
-      <w:r>
-        <w:separator/>
-      </w:r>
-    </w:p>
-  </w:endnote>
-  <w:endnote w:type="continuationSeparator" w:id="0">
-    <w:p>
-      <w:pPr>
-        <w:spacing w:after="0" w:line="240" w:lineRule="auto"/>
-      </w:pPr>
-      <w:r>
-        <w:rPr>
-          <w:rStyle w:val="EndnoteReference"/>
-        </w:rPr>
-        <w:endnoteRef/>
-      </w:r>
-      <w:r>
-        <w:continuationSeparator/>
-      </w:r>
-    </w:p>
-  </w:endnote>
-</w:endnotes>
-</file>
-
-<file path=word/footnotes.xml><?xml version="1.0" encoding="utf-8"?>
-<w:footnotes xmlns:wpc="http://schemas.microsoft.com/office/word/2010/wordprocessingCanvas" xmlns:mc="http://schemas.openxmlformats.org/markup-compatibility/2006" xmlns:o="urn:schemas-microsoft-com:office:office" xmlns:r="http://schemas.openxmlformats.org/officeDocument/2006/relationships" xmlns:m="http://schemas.openxmlformats.org/officeDocument/2006/math" xmlns:v="urn:schemas-microsoft-com:vml" xmlns:wp14="http://schemas.microsoft.com/office/word/2010/wordprocessingDrawing" xmlns:wp="http://schemas.openxmlformats.org/drawingml/2006/wordprocessingDrawing" xmlns:w10="urn:schemas-microsoft-com:office:word" xmlns:w="http://schemas.openxmlformats.org/wordprocessingml/2006/main" xmlns:w14="http://schemas.microsoft.com/office/word/2010/wordml" xmlns:w15="http://schemas.microsoft.com/office/word/2012/wordml" xmlns:wpg="http://schemas.microsoft.com/office/word/2010/wordprocessingGroup" xmlns:wpi="http://schemas.microsoft.com/office/word/2010/wordprocessingInk" xmlns:wne="http://schemas.microsoft.com/office/word/2006/wordml" xmlns:wps="http://schemas.microsoft.com/office/word/2010/wordprocessingShape" mc:Ignorable="w14 w15 wp14">
-  <w:footnote w:type="separator" w:id="-1">
-    <w:p>
-      <w:pPr>
-        <w:spacing w:after="0" w:line="240" w:lineRule="auto"/>
-      </w:pPr>
-      <w:r>
-        <w:rPr>
-          <w:rStyle w:val="FootnoteReference"/>
-        </w:rPr>
-        <w:footnoteRef/>
-      </w:r>
-      <w:r>
-        <w:separator/>
-      </w:r>
-    </w:p>
-  </w:footnote>
-  <w:footnote w:type="continuationSeparator" w:id="0">
-    <w:p>
-      <w:pPr>
-        <w:spacing w:after="0" w:line="240" w:lineRule="auto"/>
-      </w:pPr>
-      <w:r>
-        <w:rPr>
-          <w:rStyle w:val="FootnoteReference"/>
-        </w:rPr>
-        <w:footnoteRef/>
-      </w:r>
-      <w:r>
-        <w:continuationSeparator/>
-      </w:r>
-    </w:p>
-  </w:footnote>
-</w:footnotes>
-</file>
-
 <file path=word/numbering.xml><?xml version="1.0" encoding="utf-8"?>
-<w:numbering xmlns:wpc="http://schemas.microsoft.com/office/word/2010/wordprocessingCanvas" xmlns:mc="http://schemas.openxmlformats.org/markup-compatibility/2006" xmlns:o="urn:schemas-microsoft-com:office:office" xmlns:r="http://schemas.openxmlformats.org/officeDocument/2006/relationships" xmlns:m="http://schemas.openxmlformats.org/officeDocument/2006/math" xmlns:v="urn:schemas-microsoft-com:vml" xmlns:wp14="http://schemas.microsoft.com/office/word/2010/wordprocessingDrawing" xmlns:wp="http://schemas.openxmlformats.org/drawingml/2006/wordprocessingDrawing" xmlns:w10="urn:schemas-microsoft-com:office:word" xmlns:w="http://schemas.openxmlformats.org/wordprocessingml/2006/main" xmlns:w14="http://schemas.microsoft.com/office/word/2010/wordml" xmlns:w15="http://schemas.microsoft.com/office/word/2012/wordml" xmlns:wpg="http://schemas.microsoft.com/office/word/2010/wordprocessingGroup" xmlns:wpi="http://schemas.microsoft.com/office/word/2010/wordprocessingInk" xmlns:wne="http://schemas.microsoft.com/office/word/2006/wordml" xmlns:wps="http://schemas.microsoft.com/office/word/2010/wordprocessingShape" mc:Ignorable="w14 w15 wp14">
+<w:numbering xmlns:wpc="http://schemas.microsoft.com/office/word/2010/wordprocessingCanvas" xmlns:cx="http://schemas.microsoft.com/office/drawing/2014/chartex" xmlns:cx1="http://schemas.microsoft.com/office/drawing/2015/9/8/chartex" xmlns:cx2="http://schemas.microsoft.com/office/drawing/2015/10/21/chartex" xmlns:cx3="http://schemas.microsoft.com/office/drawing/2016/5/9/chartex" xmlns:cx4="http://schemas.microsoft.com/office/drawing/2016/5/10/chartex" xmlns:cx5="http://schemas.microsoft.com/office/drawing/2016/5/11/chartex" xmlns:cx6="http://schemas.microsoft.com/office/drawing/2016/5/12/chartex" xmlns:cx7="http://schemas.microsoft.com/office/drawing/2016/5/13/chartex" xmlns:cx8="http://schemas.microsoft.com/office/drawing/2016/5/14/chartex" xmlns:mc="http://schemas.openxmlformats.org/markup-compatibility/2006" xmlns:aink="http://schemas.microsoft.com/office/drawing/2016/ink" xmlns:am3d="http://schemas.microsoft.com/office/drawing/2017/model3d" xmlns:o="urn:schemas-microsoft-com:office:office" xmlns:oel="http://schemas.microsoft.com/office/2019/extlst" xmlns:r="http://schemas.openxmlformats.org/officeDocument/2006/relationships" xmlns:m="http://schemas.openxmlformats.org/officeDocument/2006/math" xmlns:v="urn:schemas-microsoft-com:vml" xmlns:wp14="http://schemas.microsoft.com/office/word/2010/wordprocessingDrawing" xmlns:wp="http://schemas.openxmlformats.org/drawingml/2006/wordprocessingDrawing" xmlns:w10="urn:schemas-microsoft-com:office:word" xmlns:w="http://schemas.openxmlformats.org/wordprocessingml/2006/main" xmlns:w14="http://schemas.microsoft.com/office/word/2010/wordml" xmlns:w15="http://schemas.microsoft.com/office/word/2012/wordml" xmlns:w16cex="http://schemas.microsoft.com/office/word/2018/wordml/cex" xmlns:w16cid="http://schemas.microsoft.com/office/word/2016/wordml/cid" xmlns:w16="http://schemas.microsoft.com/office/word/2018/wordml" xmlns:w16du="http://schemas.microsoft.com/office/word/2023/wordml/word16du" xmlns:w16sdtdh="http://schemas.microsoft.com/office/word/2020/wordml/sdtdatahash" xmlns:w16sdtfl="http://schemas.microsoft.com/office/word/2024/wordml/sdtformatlock" xmlns:w16se="http://schemas.microsoft.com/office/word/2015/wordml/symex" xmlns:wpg="http://schemas.microsoft.com/office/word/2010/wordprocessingGroup" xmlns:wpi="http://schemas.microsoft.com/office/word/2010/wordprocessingInk" xmlns:wne="http://schemas.microsoft.com/office/word/2006/wordml" xmlns:wps="http://schemas.microsoft.com/office/word/2010/wordprocessingShape" mc:Ignorable="w14 w15 w16se w16cid w16 w16cex w16sdtdh w16sdtfl w16du wp14">
+  <w:abstractNum w:abstractNumId="0" w15:restartNumberingAfterBreak="0">
+    <w:nsid w:val="556008B5"/>
+    <w:multiLevelType w:val="multilevel"/>
+    <w:tmpl w:val="72802388"/>
+    <w:lvl w:ilvl="0">
+      <w:start w:val="1"/>
+      <w:numFmt w:val="bullet"/>
+      <w:lvlText w:val=""/>
+      <w:lvlJc w:val="left"/>
+      <w:pPr>
+        <w:tabs>
+          <w:tab w:val="num" w:pos="720"/>
+        </w:tabs>
+        <w:ind w:left="720" w:hanging="360"/>
+      </w:pPr>
+      <w:rPr>
+        <w:rFonts w:ascii="Symbol" w:hAnsi="Symbol" w:hint="default"/>
+        <w:sz w:val="20"/>
+      </w:rPr>
+    </w:lvl>
+    <w:lvl w:ilvl="1" w:tentative="1">
+      <w:start w:val="1"/>
+      <w:numFmt w:val="bullet"/>
+      <w:lvlText w:val="o"/>
+      <w:lvlJc w:val="left"/>
+      <w:pPr>
+        <w:tabs>
+          <w:tab w:val="num" w:pos="1440"/>
+        </w:tabs>
+        <w:ind w:left="1440" w:hanging="360"/>
+      </w:pPr>
+      <w:rPr>
+        <w:rFonts w:ascii="Courier New" w:hAnsi="Courier New" w:hint="default"/>
+        <w:sz w:val="20"/>
+      </w:rPr>
+    </w:lvl>
+    <w:lvl w:ilvl="2" w:tentative="1">
+      <w:start w:val="1"/>
+      <w:numFmt w:val="bullet"/>
+      <w:lvlText w:val=""/>
+      <w:lvlJc w:val="left"/>
+      <w:pPr>
+        <w:tabs>
+          <w:tab w:val="num" w:pos="2160"/>
+        </w:tabs>
+        <w:ind w:left="2160" w:hanging="360"/>
+      </w:pPr>
+      <w:rPr>
+        <w:rFonts w:ascii="Wingdings" w:hAnsi="Wingdings" w:hint="default"/>
+        <w:sz w:val="20"/>
+      </w:rPr>
+    </w:lvl>
+    <w:lvl w:ilvl="3" w:tentative="1">
+      <w:start w:val="1"/>
+      <w:numFmt w:val="bullet"/>
+      <w:lvlText w:val=""/>
+      <w:lvlJc w:val="left"/>
+      <w:pPr>
+        <w:tabs>
+          <w:tab w:val="num" w:pos="2880"/>
+        </w:tabs>
+        <w:ind w:left="2880" w:hanging="360"/>
+      </w:pPr>
+      <w:rPr>
+        <w:rFonts w:ascii="Wingdings" w:hAnsi="Wingdings" w:hint="default"/>
+        <w:sz w:val="20"/>
+      </w:rPr>
+    </w:lvl>
+    <w:lvl w:ilvl="4" w:tentative="1">
+      <w:start w:val="1"/>
+      <w:numFmt w:val="bullet"/>
+      <w:lvlText w:val=""/>
+      <w:lvlJc w:val="left"/>
+      <w:pPr>
+        <w:tabs>
+          <w:tab w:val="num" w:pos="3600"/>
+        </w:tabs>
+        <w:ind w:left="3600" w:hanging="360"/>
+      </w:pPr>
+      <w:rPr>
+        <w:rFonts w:ascii="Wingdings" w:hAnsi="Wingdings" w:hint="default"/>
+        <w:sz w:val="20"/>
+      </w:rPr>
+    </w:lvl>
+    <w:lvl w:ilvl="5" w:tentative="1">
+      <w:start w:val="1"/>
+      <w:numFmt w:val="bullet"/>
+      <w:lvlText w:val=""/>
+      <w:lvlJc w:val="left"/>
+      <w:pPr>
+        <w:tabs>
+          <w:tab w:val="num" w:pos="4320"/>
+        </w:tabs>
+        <w:ind w:left="4320" w:hanging="360"/>
+      </w:pPr>
+      <w:rPr>
+        <w:rFonts w:ascii="Wingdings" w:hAnsi="Wingdings" w:hint="default"/>
+        <w:sz w:val="20"/>
+      </w:rPr>
+    </w:lvl>
+    <w:lvl w:ilvl="6" w:tentative="1">
+      <w:start w:val="1"/>
+      <w:numFmt w:val="bullet"/>
+      <w:lvlText w:val=""/>
+      <w:lvlJc w:val="left"/>
+      <w:pPr>
+        <w:tabs>
+          <w:tab w:val="num" w:pos="5040"/>
+        </w:tabs>
+        <w:ind w:left="5040" w:hanging="360"/>
+      </w:pPr>
+      <w:rPr>
+        <w:rFonts w:ascii="Wingdings" w:hAnsi="Wingdings" w:hint="default"/>
+        <w:sz w:val="20"/>
+      </w:rPr>
+    </w:lvl>
+    <w:lvl w:ilvl="7" w:tentative="1">
+      <w:start w:val="1"/>
+      <w:numFmt w:val="bullet"/>
+      <w:lvlText w:val=""/>
+      <w:lvlJc w:val="left"/>
+      <w:pPr>
+        <w:tabs>
+          <w:tab w:val="num" w:pos="5760"/>
+        </w:tabs>
+        <w:ind w:left="5760" w:hanging="360"/>
+      </w:pPr>
+      <w:rPr>
+        <w:rFonts w:ascii="Wingdings" w:hAnsi="Wingdings" w:hint="default"/>
+        <w:sz w:val="20"/>
+      </w:rPr>
+    </w:lvl>
+    <w:lvl w:ilvl="8" w:tentative="1">
+      <w:start w:val="1"/>
+      <w:numFmt w:val="bullet"/>
+      <w:lvlText w:val=""/>
+      <w:lvlJc w:val="left"/>
+      <w:pPr>
+        <w:tabs>
+          <w:tab w:val="num" w:pos="6480"/>
+        </w:tabs>
+        <w:ind w:left="6480" w:hanging="360"/>
+      </w:pPr>
+      <w:rPr>
+        <w:rFonts w:ascii="Wingdings" w:hAnsi="Wingdings" w:hint="default"/>
+        <w:sz w:val="20"/>
+      </w:rPr>
+    </w:lvl>
+  </w:abstractNum>
   <w:abstractNum w:abstractNumId="1" w15:restartNumberingAfterBreak="0">
+    <w:nsid w:val="5DDE65F5"/>
+    <w:multiLevelType w:val="multilevel"/>
+    <w:tmpl w:val="86F606F4"/>
+    <w:lvl w:ilvl="0">
+      <w:start w:val="1"/>
+      <w:numFmt w:val="bullet"/>
+      <w:lvlText w:val=""/>
+      <w:lvlJc w:val="left"/>
+      <w:pPr>
+        <w:tabs>
+          <w:tab w:val="num" w:pos="720"/>
+        </w:tabs>
+        <w:ind w:left="720" w:hanging="360"/>
+      </w:pPr>
+      <w:rPr>
+        <w:rFonts w:ascii="Symbol" w:hAnsi="Symbol" w:hint="default"/>
+        <w:sz w:val="20"/>
+      </w:rPr>
+    </w:lvl>
+    <w:lvl w:ilvl="1" w:tentative="1">
+      <w:start w:val="1"/>
+      <w:numFmt w:val="bullet"/>
+      <w:lvlText w:val="o"/>
+      <w:lvlJc w:val="left"/>
+      <w:pPr>
+        <w:tabs>
+          <w:tab w:val="num" w:pos="1440"/>
+        </w:tabs>
+        <w:ind w:left="1440" w:hanging="360"/>
+      </w:pPr>
+      <w:rPr>
+        <w:rFonts w:ascii="Courier New" w:hAnsi="Courier New" w:hint="default"/>
+        <w:sz w:val="20"/>
+      </w:rPr>
+    </w:lvl>
+    <w:lvl w:ilvl="2" w:tentative="1">
+      <w:start w:val="1"/>
+      <w:numFmt w:val="bullet"/>
+      <w:lvlText w:val=""/>
+      <w:lvlJc w:val="left"/>
+      <w:pPr>
+        <w:tabs>
+          <w:tab w:val="num" w:pos="2160"/>
+        </w:tabs>
+        <w:ind w:left="2160" w:hanging="360"/>
+      </w:pPr>
+      <w:rPr>
+        <w:rFonts w:ascii="Wingdings" w:hAnsi="Wingdings" w:hint="default"/>
+        <w:sz w:val="20"/>
+      </w:rPr>
+    </w:lvl>
+    <w:lvl w:ilvl="3" w:tentative="1">
+      <w:start w:val="1"/>
+      <w:numFmt w:val="bullet"/>
+      <w:lvlText w:val=""/>
+      <w:lvlJc w:val="left"/>
+      <w:pPr>
+        <w:tabs>
+          <w:tab w:val="num" w:pos="2880"/>
+        </w:tabs>
+        <w:ind w:left="2880" w:hanging="360"/>
+      </w:pPr>
+      <w:rPr>
+        <w:rFonts w:ascii="Wingdings" w:hAnsi="Wingdings" w:hint="default"/>
+        <w:sz w:val="20"/>
+      </w:rPr>
+    </w:lvl>
+    <w:lvl w:ilvl="4" w:tentative="1">
+      <w:start w:val="1"/>
+      <w:numFmt w:val="bullet"/>
+      <w:lvlText w:val=""/>
+      <w:lvlJc w:val="left"/>
+      <w:pPr>
+        <w:tabs>
+          <w:tab w:val="num" w:pos="3600"/>
+        </w:tabs>
+        <w:ind w:left="3600" w:hanging="360"/>
+      </w:pPr>
+      <w:rPr>
+        <w:rFonts w:ascii="Wingdings" w:hAnsi="Wingdings" w:hint="default"/>
+        <w:sz w:val="20"/>
+      </w:rPr>
+    </w:lvl>
+    <w:lvl w:ilvl="5" w:tentative="1">
+      <w:start w:val="1"/>
+      <w:numFmt w:val="bullet"/>
+      <w:lvlText w:val=""/>
+      <w:lvlJc w:val="left"/>
+      <w:pPr>
+        <w:tabs>
+          <w:tab w:val="num" w:pos="4320"/>
+        </w:tabs>
+        <w:ind w:left="4320" w:hanging="360"/>
+      </w:pPr>
+      <w:rPr>
+        <w:rFonts w:ascii="Wingdings" w:hAnsi="Wingdings" w:hint="default"/>
+        <w:sz w:val="20"/>
+      </w:rPr>
+    </w:lvl>
+    <w:lvl w:ilvl="6" w:tentative="1">
+      <w:start w:val="1"/>
+      <w:numFmt w:val="bullet"/>
+      <w:lvlText w:val=""/>
+      <w:lvlJc w:val="left"/>
+      <w:pPr>
+        <w:tabs>
+          <w:tab w:val="num" w:pos="5040"/>
+        </w:tabs>
+        <w:ind w:left="5040" w:hanging="360"/>
+      </w:pPr>
+      <w:rPr>
+        <w:rFonts w:ascii="Wingdings" w:hAnsi="Wingdings" w:hint="default"/>
+        <w:sz w:val="20"/>
+      </w:rPr>
+    </w:lvl>
+    <w:lvl w:ilvl="7" w:tentative="1">
+      <w:start w:val="1"/>
+      <w:numFmt w:val="bullet"/>
+      <w:lvlText w:val=""/>
+      <w:lvlJc w:val="left"/>
+      <w:pPr>
+        <w:tabs>
+          <w:tab w:val="num" w:pos="5760"/>
+        </w:tabs>
+        <w:ind w:left="5760" w:hanging="360"/>
+      </w:pPr>
+      <w:rPr>
+        <w:rFonts w:ascii="Wingdings" w:hAnsi="Wingdings" w:hint="default"/>
+        <w:sz w:val="20"/>
+      </w:rPr>
+    </w:lvl>
+    <w:lvl w:ilvl="8" w:tentative="1">
+      <w:start w:val="1"/>
+      <w:numFmt w:val="bullet"/>
+      <w:lvlText w:val=""/>
+      <w:lvlJc w:val="left"/>
+      <w:pPr>
+        <w:tabs>
+          <w:tab w:val="num" w:pos="6480"/>
+        </w:tabs>
+        <w:ind w:left="6480" w:hanging="360"/>
+      </w:pPr>
+      <w:rPr>
+        <w:rFonts w:ascii="Wingdings" w:hAnsi="Wingdings" w:hint="default"/>
+        <w:sz w:val="20"/>
+      </w:rPr>
+    </w:lvl>
+  </w:abstractNum>
+  <w:abstractNum w:abstractNumId="2" w15:restartNumberingAfterBreak="0">
+    <w:nsid w:val="6BC83035"/>
     <w:multiLevelType w:val="hybridMultilevel"/>
-    <w:lvl w:ilvl="0" w15:tentative="1">
+    <w:tmpl w:val="18C8126C"/>
+    <w:lvl w:ilvl="0" w:tplc="01208512">
+      <w:start w:val="1"/>
+      <w:numFmt w:val="bullet"/>
+      <w:lvlText w:val="•"/>
+      <w:lvlJc w:val="left"/>
+      <w:pPr>
+        <w:ind w:left="480" w:hanging="260"/>
+      </w:pPr>
+    </w:lvl>
+    <w:lvl w:ilvl="1" w:tplc="6C30E9C8">
+      <w:numFmt w:val="decimal"/>
+      <w:lvlText w:val=""/>
+      <w:lvlJc w:val="left"/>
+    </w:lvl>
+    <w:lvl w:ilvl="2" w:tplc="51661B26">
+      <w:numFmt w:val="decimal"/>
+      <w:lvlText w:val=""/>
+      <w:lvlJc w:val="left"/>
+    </w:lvl>
+    <w:lvl w:ilvl="3" w:tplc="01A2DF52">
+      <w:numFmt w:val="decimal"/>
+      <w:lvlText w:val=""/>
+      <w:lvlJc w:val="left"/>
+    </w:lvl>
+    <w:lvl w:ilvl="4" w:tplc="CD720BA0">
+      <w:numFmt w:val="decimal"/>
+      <w:lvlText w:val=""/>
+      <w:lvlJc w:val="left"/>
+    </w:lvl>
+    <w:lvl w:ilvl="5" w:tplc="432C4424">
+      <w:numFmt w:val="decimal"/>
+      <w:lvlText w:val=""/>
+      <w:lvlJc w:val="left"/>
+    </w:lvl>
+    <w:lvl w:ilvl="6" w:tplc="67F82914">
+      <w:numFmt w:val="decimal"/>
+      <w:lvlText w:val=""/>
+      <w:lvlJc w:val="left"/>
+    </w:lvl>
+    <w:lvl w:ilvl="7" w:tplc="44004198">
+      <w:numFmt w:val="decimal"/>
+      <w:lvlText w:val=""/>
+      <w:lvlJc w:val="left"/>
+    </w:lvl>
+    <w:lvl w:ilvl="8" w:tplc="F5A694F8">
+      <w:numFmt w:val="decimal"/>
+      <w:lvlText w:val=""/>
+      <w:lvlJc w:val="left"/>
+    </w:lvl>
+  </w:abstractNum>
+  <w:abstractNum w:abstractNumId="3" w15:restartNumberingAfterBreak="0">
+    <w:nsid w:val="7AEA3387"/>
+    <w:multiLevelType w:val="hybridMultilevel"/>
+    <w:tmpl w:val="7AA8138A"/>
+    <w:lvl w:ilvl="0" w:tplc="E780A9B4">
       <w:start w:val="1"/>
       <w:numFmt w:val="bullet"/>
       <w:lvlText w:val="●"/>
@@ -1283,7 +2886,7 @@
         <w:ind w:left="720" w:hanging="360"/>
       </w:pPr>
     </w:lvl>
-    <w:lvl w:ilvl="1" w15:tentative="1">
+    <w:lvl w:ilvl="1" w:tplc="EF622EC8">
       <w:start w:val="1"/>
       <w:numFmt w:val="bullet"/>
       <w:lvlText w:val="○"/>
@@ -1292,7 +2895,7 @@
         <w:ind w:left="1440" w:hanging="360"/>
       </w:pPr>
     </w:lvl>
-    <w:lvl w:ilvl="2" w15:tentative="1">
+    <w:lvl w:ilvl="2" w:tplc="1C8A2682">
       <w:start w:val="1"/>
       <w:numFmt w:val="bullet"/>
       <w:lvlText w:val="■"/>
@@ -1301,7 +2904,7 @@
         <w:ind w:left="2160" w:hanging="360"/>
       </w:pPr>
     </w:lvl>
-    <w:lvl w:ilvl="3" w15:tentative="1">
+    <w:lvl w:ilvl="3" w:tplc="CC70761E">
       <w:start w:val="1"/>
       <w:numFmt w:val="bullet"/>
       <w:lvlText w:val="●"/>
@@ -1310,7 +2913,7 @@
         <w:ind w:left="2880" w:hanging="360"/>
       </w:pPr>
     </w:lvl>
-    <w:lvl w:ilvl="4" w15:tentative="1">
+    <w:lvl w:ilvl="4" w:tplc="F1B42D6E">
       <w:start w:val="1"/>
       <w:numFmt w:val="bullet"/>
       <w:lvlText w:val="○"/>
@@ -1319,7 +2922,7 @@
         <w:ind w:left="3600" w:hanging="360"/>
       </w:pPr>
     </w:lvl>
-    <w:lvl w:ilvl="5" w15:tentative="1">
+    <w:lvl w:ilvl="5" w:tplc="35CC1F5E">
       <w:start w:val="1"/>
       <w:numFmt w:val="bullet"/>
       <w:lvlText w:val="■"/>
@@ -1328,7 +2931,7 @@
         <w:ind w:left="4320" w:hanging="360"/>
       </w:pPr>
     </w:lvl>
-    <w:lvl w:ilvl="6" w15:tentative="1">
+    <w:lvl w:ilvl="6" w:tplc="AF781856">
       <w:start w:val="1"/>
       <w:numFmt w:val="bullet"/>
       <w:lvlText w:val="●"/>
@@ -1337,7 +2940,7 @@
         <w:ind w:left="5040" w:hanging="360"/>
       </w:pPr>
     </w:lvl>
-    <w:lvl w:ilvl="7" w15:tentative="1">
+    <w:lvl w:ilvl="7" w:tplc="1C44A98E">
       <w:start w:val="1"/>
       <w:numFmt w:val="bullet"/>
       <w:lvlText w:val="●"/>
@@ -1346,7 +2949,7 @@
         <w:ind w:left="5760" w:hanging="360"/>
       </w:pPr>
     </w:lvl>
-    <w:lvl w:ilvl="8" w15:tentative="1">
+    <w:lvl w:ilvl="8" w:tplc="2084D77A">
       <w:start w:val="1"/>
       <w:numFmt w:val="bullet"/>
       <w:lvlText w:val="●"/>
@@ -1356,21 +2959,11 @@
       </w:pPr>
     </w:lvl>
   </w:abstractNum>
-  <w:abstractNum w:abstractNumId="2" w15:restartNumberingAfterBreak="0">
+  <w:abstractNum w:abstractNumId="4" w15:restartNumberingAfterBreak="0">
+    <w:nsid w:val="7C370BCB"/>
     <w:multiLevelType w:val="hybridMultilevel"/>
-    <w:lvl w:ilvl="0" w15:tentative="1">
-      <w:start w:val="1"/>
-      <w:numFmt w:val="bullet"/>
-      <w:lvlText w:val="•"/>
-      <w:lvlJc w:val="left"/>
-      <w:pPr>
-        <w:ind w:left="480" w:hanging="260"/>
-      </w:pPr>
-    </w:lvl>
-  </w:abstractNum>
-  <w:abstractNum w:abstractNumId="3" w15:restartNumberingAfterBreak="0">
-    <w:multiLevelType w:val="hybridMultilevel"/>
-    <w:lvl w:ilvl="0" w15:tentative="1">
+    <w:tmpl w:val="3F6EBD02"/>
+    <w:lvl w:ilvl="0" w:tplc="B0F2C850">
       <w:start w:val="1"/>
       <w:numFmt w:val="decimal"/>
       <w:lvlText w:val="%1."/>
@@ -1379,49 +2972,474 @@
         <w:ind w:left="480" w:hanging="260"/>
       </w:pPr>
     </w:lvl>
+    <w:lvl w:ilvl="1" w:tplc="2872F8C8">
+      <w:numFmt w:val="decimal"/>
+      <w:lvlText w:val=""/>
+      <w:lvlJc w:val="left"/>
+    </w:lvl>
+    <w:lvl w:ilvl="2" w:tplc="CB60DEC0">
+      <w:numFmt w:val="decimal"/>
+      <w:lvlText w:val=""/>
+      <w:lvlJc w:val="left"/>
+    </w:lvl>
+    <w:lvl w:ilvl="3" w:tplc="F33A9894">
+      <w:numFmt w:val="decimal"/>
+      <w:lvlText w:val=""/>
+      <w:lvlJc w:val="left"/>
+    </w:lvl>
+    <w:lvl w:ilvl="4" w:tplc="CBF61D44">
+      <w:numFmt w:val="decimal"/>
+      <w:lvlText w:val=""/>
+      <w:lvlJc w:val="left"/>
+    </w:lvl>
+    <w:lvl w:ilvl="5" w:tplc="25BE3A9E">
+      <w:numFmt w:val="decimal"/>
+      <w:lvlText w:val=""/>
+      <w:lvlJc w:val="left"/>
+    </w:lvl>
+    <w:lvl w:ilvl="6" w:tplc="1B7EFC96">
+      <w:numFmt w:val="decimal"/>
+      <w:lvlText w:val=""/>
+      <w:lvlJc w:val="left"/>
+    </w:lvl>
+    <w:lvl w:ilvl="7" w:tplc="91AE58B8">
+      <w:numFmt w:val="decimal"/>
+      <w:lvlText w:val=""/>
+      <w:lvlJc w:val="left"/>
+    </w:lvl>
+    <w:lvl w:ilvl="8" w:tplc="00F62964">
+      <w:numFmt w:val="decimal"/>
+      <w:lvlText w:val=""/>
+      <w:lvlJc w:val="left"/>
+    </w:lvl>
   </w:abstractNum>
-  <w:num w:numId="1">
-    <w:abstractNumId w:val="1"/>
+  <w:num w:numId="1" w16cid:durableId="1206672447">
+    <w:abstractNumId w:val="3"/>
     <w:lvlOverride w:ilvl="0">
       <w:startOverride w:val="1"/>
     </w:lvlOverride>
   </w:num>
-  <w:num w:numId="2">
+  <w:num w:numId="2" w16cid:durableId="2116905135">
     <w:abstractNumId w:val="2"/>
     <w:lvlOverride w:ilvl="0">
       <w:startOverride w:val="1"/>
     </w:lvlOverride>
   </w:num>
-  <w:num w:numId="3">
-    <w:abstractNumId w:val="3"/>
+  <w:num w:numId="3" w16cid:durableId="94835558">
+    <w:abstractNumId w:val="4"/>
     <w:lvlOverride w:ilvl="0">
       <w:startOverride w:val="1"/>
     </w:lvlOverride>
+  </w:num>
+  <w:num w:numId="4" w16cid:durableId="985624709">
+    <w:abstractNumId w:val="0"/>
+  </w:num>
+  <w:num w:numId="5" w16cid:durableId="2107071775">
+    <w:abstractNumId w:val="1"/>
   </w:num>
 </w:numbering>
 </file>
 
 <file path=word/styles.xml><?xml version="1.0" encoding="utf-8"?>
-<w:styles xmlns:mc="http://schemas.openxmlformats.org/markup-compatibility/2006" xmlns:r="http://schemas.openxmlformats.org/officeDocument/2006/relationships" xmlns:w="http://schemas.openxmlformats.org/wordprocessingml/2006/main" xmlns:w14="http://schemas.microsoft.com/office/word/2010/wordml" xmlns:w15="http://schemas.microsoft.com/office/word/2012/wordml" mc:Ignorable="w14 w15">
+<w:styles xmlns:mc="http://schemas.openxmlformats.org/markup-compatibility/2006" xmlns:r="http://schemas.openxmlformats.org/officeDocument/2006/relationships" xmlns:w="http://schemas.openxmlformats.org/wordprocessingml/2006/main" xmlns:w14="http://schemas.microsoft.com/office/word/2010/wordml" xmlns:w15="http://schemas.microsoft.com/office/word/2012/wordml" xmlns:w16cex="http://schemas.microsoft.com/office/word/2018/wordml/cex" xmlns:w16cid="http://schemas.microsoft.com/office/word/2016/wordml/cid" xmlns:w16="http://schemas.microsoft.com/office/word/2018/wordml" xmlns:w16du="http://schemas.microsoft.com/office/word/2023/wordml/word16du" xmlns:w16sdtdh="http://schemas.microsoft.com/office/word/2020/wordml/sdtdatahash" xmlns:w16sdtfl="http://schemas.microsoft.com/office/word/2024/wordml/sdtformatlock" xmlns:w16se="http://schemas.microsoft.com/office/word/2015/wordml/symex" mc:Ignorable="w14 w15 w16se w16cid w16 w16cex w16sdtdh w16sdtfl w16du">
   <w:docDefaults>
-    <w:rPrDefault/>
+    <w:rPrDefault>
+      <w:rPr>
+        <w:rFonts w:ascii="Times New Roman" w:eastAsia="Times New Roman" w:hAnsi="Times New Roman" w:cs="Times New Roman"/>
+        <w:lang w:val="en-US" w:eastAsia="en-US" w:bidi="ar-SA"/>
+      </w:rPr>
+    </w:rPrDefault>
     <w:pPrDefault/>
   </w:docDefaults>
-  <w:style w:type="paragraph" w:styleId="Title">
-    <w:name w:val="Title"/>
-    <w:basedOn w:val="Normal"/>
-    <w:next w:val="Normal"/>
+  <w:latentStyles w:defLockedState="0" w:defUIPriority="99" w:defSemiHidden="0" w:defUnhideWhenUsed="0" w:defQFormat="0" w:count="376">
+    <w:lsdException w:name="Normal" w:uiPriority="0" w:qFormat="1"/>
+    <w:lsdException w:name="heading 1" w:uiPriority="9" w:qFormat="1"/>
+    <w:lsdException w:name="heading 2" w:semiHidden="1" w:uiPriority="9" w:unhideWhenUsed="1" w:qFormat="1"/>
+    <w:lsdException w:name="heading 3" w:semiHidden="1" w:uiPriority="9" w:unhideWhenUsed="1" w:qFormat="1"/>
+    <w:lsdException w:name="heading 4" w:semiHidden="1" w:uiPriority="9" w:unhideWhenUsed="1" w:qFormat="1"/>
+    <w:lsdException w:name="heading 5" w:semiHidden="1" w:uiPriority="9" w:unhideWhenUsed="1" w:qFormat="1"/>
+    <w:lsdException w:name="heading 6" w:semiHidden="1" w:uiPriority="9" w:unhideWhenUsed="1" w:qFormat="1"/>
+    <w:lsdException w:name="heading 7" w:semiHidden="1" w:uiPriority="9" w:unhideWhenUsed="1" w:qFormat="1"/>
+    <w:lsdException w:name="heading 8" w:semiHidden="1" w:uiPriority="9" w:unhideWhenUsed="1" w:qFormat="1"/>
+    <w:lsdException w:name="heading 9" w:semiHidden="1" w:uiPriority="9" w:unhideWhenUsed="1" w:qFormat="1"/>
+    <w:lsdException w:name="index 1" w:semiHidden="1" w:unhideWhenUsed="1"/>
+    <w:lsdException w:name="index 2" w:semiHidden="1" w:unhideWhenUsed="1"/>
+    <w:lsdException w:name="index 3" w:semiHidden="1" w:unhideWhenUsed="1"/>
+    <w:lsdException w:name="index 4" w:semiHidden="1" w:unhideWhenUsed="1"/>
+    <w:lsdException w:name="index 5" w:semiHidden="1" w:unhideWhenUsed="1"/>
+    <w:lsdException w:name="index 6" w:semiHidden="1" w:unhideWhenUsed="1"/>
+    <w:lsdException w:name="index 7" w:semiHidden="1" w:unhideWhenUsed="1"/>
+    <w:lsdException w:name="index 8" w:semiHidden="1" w:unhideWhenUsed="1"/>
+    <w:lsdException w:name="index 9" w:semiHidden="1" w:unhideWhenUsed="1"/>
+    <w:lsdException w:name="toc 1" w:semiHidden="1" w:uiPriority="39" w:unhideWhenUsed="1"/>
+    <w:lsdException w:name="toc 2" w:semiHidden="1" w:uiPriority="39" w:unhideWhenUsed="1"/>
+    <w:lsdException w:name="toc 3" w:semiHidden="1" w:uiPriority="39" w:unhideWhenUsed="1"/>
+    <w:lsdException w:name="toc 4" w:semiHidden="1" w:uiPriority="39" w:unhideWhenUsed="1"/>
+    <w:lsdException w:name="toc 5" w:semiHidden="1" w:uiPriority="39" w:unhideWhenUsed="1"/>
+    <w:lsdException w:name="toc 6" w:semiHidden="1" w:uiPriority="39" w:unhideWhenUsed="1"/>
+    <w:lsdException w:name="toc 7" w:semiHidden="1" w:uiPriority="39" w:unhideWhenUsed="1"/>
+    <w:lsdException w:name="toc 8" w:semiHidden="1" w:uiPriority="39" w:unhideWhenUsed="1"/>
+    <w:lsdException w:name="toc 9" w:semiHidden="1" w:uiPriority="39" w:unhideWhenUsed="1"/>
+    <w:lsdException w:name="Normal Indent" w:semiHidden="1" w:unhideWhenUsed="1"/>
+    <w:lsdException w:name="footnote text" w:semiHidden="1" w:unhideWhenUsed="1"/>
+    <w:lsdException w:name="annotation text" w:semiHidden="1" w:unhideWhenUsed="1"/>
+    <w:lsdException w:name="header" w:semiHidden="1" w:unhideWhenUsed="1"/>
+    <w:lsdException w:name="footer" w:semiHidden="1" w:unhideWhenUsed="1"/>
+    <w:lsdException w:name="index heading" w:semiHidden="1" w:unhideWhenUsed="1"/>
+    <w:lsdException w:name="caption" w:semiHidden="1" w:uiPriority="35" w:unhideWhenUsed="1" w:qFormat="1"/>
+    <w:lsdException w:name="table of figures" w:semiHidden="1" w:unhideWhenUsed="1"/>
+    <w:lsdException w:name="envelope address" w:semiHidden="1" w:unhideWhenUsed="1"/>
+    <w:lsdException w:name="envelope return" w:semiHidden="1" w:unhideWhenUsed="1"/>
+    <w:lsdException w:name="footnote reference" w:semiHidden="1" w:unhideWhenUsed="1"/>
+    <w:lsdException w:name="annotation reference" w:semiHidden="1" w:unhideWhenUsed="1"/>
+    <w:lsdException w:name="line number" w:semiHidden="1" w:unhideWhenUsed="1"/>
+    <w:lsdException w:name="page number" w:semiHidden="1" w:unhideWhenUsed="1"/>
+    <w:lsdException w:name="endnote reference" w:semiHidden="1" w:unhideWhenUsed="1"/>
+    <w:lsdException w:name="endnote text" w:semiHidden="1" w:unhideWhenUsed="1"/>
+    <w:lsdException w:name="table of authorities" w:semiHidden="1" w:unhideWhenUsed="1"/>
+    <w:lsdException w:name="macro" w:semiHidden="1" w:unhideWhenUsed="1"/>
+    <w:lsdException w:name="toa heading" w:semiHidden="1" w:unhideWhenUsed="1"/>
+    <w:lsdException w:name="List" w:semiHidden="1" w:unhideWhenUsed="1"/>
+    <w:lsdException w:name="List Bullet" w:semiHidden="1" w:unhideWhenUsed="1"/>
+    <w:lsdException w:name="List Number" w:semiHidden="1" w:unhideWhenUsed="1"/>
+    <w:lsdException w:name="List 2" w:semiHidden="1" w:unhideWhenUsed="1"/>
+    <w:lsdException w:name="List 3" w:semiHidden="1" w:unhideWhenUsed="1"/>
+    <w:lsdException w:name="List 4" w:semiHidden="1" w:unhideWhenUsed="1"/>
+    <w:lsdException w:name="List 5" w:semiHidden="1" w:unhideWhenUsed="1"/>
+    <w:lsdException w:name="List Bullet 2" w:semiHidden="1" w:unhideWhenUsed="1"/>
+    <w:lsdException w:name="List Bullet 3" w:semiHidden="1" w:unhideWhenUsed="1"/>
+    <w:lsdException w:name="List Bullet 4" w:semiHidden="1" w:unhideWhenUsed="1"/>
+    <w:lsdException w:name="List Bullet 5" w:semiHidden="1" w:unhideWhenUsed="1"/>
+    <w:lsdException w:name="List Number 2" w:semiHidden="1" w:unhideWhenUsed="1"/>
+    <w:lsdException w:name="List Number 3" w:semiHidden="1" w:unhideWhenUsed="1"/>
+    <w:lsdException w:name="List Number 4" w:semiHidden="1" w:unhideWhenUsed="1"/>
+    <w:lsdException w:name="List Number 5" w:semiHidden="1" w:unhideWhenUsed="1"/>
+    <w:lsdException w:name="Title" w:uiPriority="10" w:qFormat="1"/>
+    <w:lsdException w:name="Closing" w:semiHidden="1" w:unhideWhenUsed="1"/>
+    <w:lsdException w:name="Signature" w:semiHidden="1" w:unhideWhenUsed="1"/>
+    <w:lsdException w:name="Default Paragraph Font" w:semiHidden="1" w:uiPriority="1" w:unhideWhenUsed="1"/>
+    <w:lsdException w:name="Body Text" w:semiHidden="1" w:unhideWhenUsed="1"/>
+    <w:lsdException w:name="Body Text Indent" w:semiHidden="1" w:unhideWhenUsed="1"/>
+    <w:lsdException w:name="List Continue" w:semiHidden="1" w:unhideWhenUsed="1"/>
+    <w:lsdException w:name="List Continue 2" w:semiHidden="1" w:unhideWhenUsed="1"/>
+    <w:lsdException w:name="List Continue 3" w:semiHidden="1" w:unhideWhenUsed="1"/>
+    <w:lsdException w:name="List Continue 4" w:semiHidden="1" w:unhideWhenUsed="1"/>
+    <w:lsdException w:name="List Continue 5" w:semiHidden="1" w:unhideWhenUsed="1"/>
+    <w:lsdException w:name="Message Header" w:semiHidden="1" w:unhideWhenUsed="1"/>
+    <w:lsdException w:name="Subtitle" w:uiPriority="11" w:qFormat="1"/>
+    <w:lsdException w:name="Salutation" w:semiHidden="1" w:unhideWhenUsed="1"/>
+    <w:lsdException w:name="Date" w:semiHidden="1" w:unhideWhenUsed="1"/>
+    <w:lsdException w:name="Body Text First Indent" w:semiHidden="1" w:unhideWhenUsed="1"/>
+    <w:lsdException w:name="Body Text First Indent 2" w:semiHidden="1" w:unhideWhenUsed="1"/>
+    <w:lsdException w:name="Note Heading" w:semiHidden="1" w:unhideWhenUsed="1"/>
+    <w:lsdException w:name="Body Text 2" w:semiHidden="1" w:unhideWhenUsed="1"/>
+    <w:lsdException w:name="Body Text 3" w:semiHidden="1" w:unhideWhenUsed="1"/>
+    <w:lsdException w:name="Body Text Indent 2" w:semiHidden="1" w:unhideWhenUsed="1"/>
+    <w:lsdException w:name="Body Text Indent 3" w:semiHidden="1" w:unhideWhenUsed="1"/>
+    <w:lsdException w:name="Block Text" w:semiHidden="1" w:unhideWhenUsed="1"/>
+    <w:lsdException w:name="Hyperlink" w:semiHidden="1" w:unhideWhenUsed="1"/>
+    <w:lsdException w:name="FollowedHyperlink" w:semiHidden="1" w:unhideWhenUsed="1"/>
+    <w:lsdException w:name="Strong" w:uiPriority="22" w:qFormat="1"/>
+    <w:lsdException w:name="Emphasis" w:uiPriority="20" w:qFormat="1"/>
+    <w:lsdException w:name="Document Map" w:semiHidden="1" w:unhideWhenUsed="1"/>
+    <w:lsdException w:name="Plain Text" w:semiHidden="1" w:unhideWhenUsed="1"/>
+    <w:lsdException w:name="E-mail Signature" w:semiHidden="1" w:unhideWhenUsed="1"/>
+    <w:lsdException w:name="HTML Top of Form" w:semiHidden="1" w:unhideWhenUsed="1"/>
+    <w:lsdException w:name="HTML Bottom of Form" w:semiHidden="1" w:unhideWhenUsed="1"/>
+    <w:lsdException w:name="Normal (Web)" w:semiHidden="1" w:unhideWhenUsed="1"/>
+    <w:lsdException w:name="HTML Acronym" w:semiHidden="1" w:unhideWhenUsed="1"/>
+    <w:lsdException w:name="HTML Address" w:semiHidden="1" w:unhideWhenUsed="1"/>
+    <w:lsdException w:name="HTML Cite" w:semiHidden="1" w:unhideWhenUsed="1"/>
+    <w:lsdException w:name="HTML Code" w:semiHidden="1" w:unhideWhenUsed="1"/>
+    <w:lsdException w:name="HTML Definition" w:semiHidden="1" w:unhideWhenUsed="1"/>
+    <w:lsdException w:name="HTML Keyboard" w:semiHidden="1" w:unhideWhenUsed="1"/>
+    <w:lsdException w:name="HTML Preformatted" w:semiHidden="1" w:unhideWhenUsed="1"/>
+    <w:lsdException w:name="HTML Sample" w:semiHidden="1" w:unhideWhenUsed="1"/>
+    <w:lsdException w:name="HTML Typewriter" w:semiHidden="1" w:unhideWhenUsed="1"/>
+    <w:lsdException w:name="HTML Variable" w:semiHidden="1" w:unhideWhenUsed="1"/>
+    <w:lsdException w:name="Normal Table" w:semiHidden="1" w:unhideWhenUsed="1"/>
+    <w:lsdException w:name="annotation subject" w:semiHidden="1" w:unhideWhenUsed="1"/>
+    <w:lsdException w:name="No List" w:semiHidden="1" w:unhideWhenUsed="1"/>
+    <w:lsdException w:name="Outline List 1" w:semiHidden="1" w:unhideWhenUsed="1"/>
+    <w:lsdException w:name="Outline List 2" w:semiHidden="1" w:unhideWhenUsed="1"/>
+    <w:lsdException w:name="Outline List 3" w:semiHidden="1" w:unhideWhenUsed="1"/>
+    <w:lsdException w:name="Table Simple 1" w:semiHidden="1" w:unhideWhenUsed="1"/>
+    <w:lsdException w:name="Table Simple 2" w:semiHidden="1" w:unhideWhenUsed="1"/>
+    <w:lsdException w:name="Table Simple 3" w:semiHidden="1" w:unhideWhenUsed="1"/>
+    <w:lsdException w:name="Table Classic 1" w:semiHidden="1" w:unhideWhenUsed="1"/>
+    <w:lsdException w:name="Table Classic 2" w:semiHidden="1" w:unhideWhenUsed="1"/>
+    <w:lsdException w:name="Table Classic 3" w:semiHidden="1" w:unhideWhenUsed="1"/>
+    <w:lsdException w:name="Table Classic 4" w:semiHidden="1" w:unhideWhenUsed="1"/>
+    <w:lsdException w:name="Table Colorful 1" w:semiHidden="1" w:unhideWhenUsed="1"/>
+    <w:lsdException w:name="Table Colorful 2" w:semiHidden="1" w:unhideWhenUsed="1"/>
+    <w:lsdException w:name="Table Colorful 3" w:semiHidden="1" w:unhideWhenUsed="1"/>
+    <w:lsdException w:name="Table Columns 1" w:semiHidden="1" w:unhideWhenUsed="1"/>
+    <w:lsdException w:name="Table Columns 2" w:semiHidden="1" w:unhideWhenUsed="1"/>
+    <w:lsdException w:name="Table Columns 3" w:semiHidden="1" w:unhideWhenUsed="1"/>
+    <w:lsdException w:name="Table Columns 4" w:semiHidden="1" w:unhideWhenUsed="1"/>
+    <w:lsdException w:name="Table Columns 5" w:semiHidden="1" w:unhideWhenUsed="1"/>
+    <w:lsdException w:name="Table Grid 1" w:semiHidden="1" w:unhideWhenUsed="1"/>
+    <w:lsdException w:name="Table Grid 2" w:semiHidden="1" w:unhideWhenUsed="1"/>
+    <w:lsdException w:name="Table Grid 3" w:semiHidden="1" w:unhideWhenUsed="1"/>
+    <w:lsdException w:name="Table Grid 4" w:semiHidden="1" w:unhideWhenUsed="1"/>
+    <w:lsdException w:name="Table Grid 5" w:semiHidden="1" w:unhideWhenUsed="1"/>
+    <w:lsdException w:name="Table Grid 6" w:semiHidden="1" w:unhideWhenUsed="1"/>
+    <w:lsdException w:name="Table Grid 7" w:semiHidden="1" w:unhideWhenUsed="1"/>
+    <w:lsdException w:name="Table Grid 8" w:semiHidden="1" w:unhideWhenUsed="1"/>
+    <w:lsdException w:name="Table List 1" w:semiHidden="1" w:unhideWhenUsed="1"/>
+    <w:lsdException w:name="Table List 2" w:semiHidden="1" w:unhideWhenUsed="1"/>
+    <w:lsdException w:name="Table List 3" w:semiHidden="1" w:unhideWhenUsed="1"/>
+    <w:lsdException w:name="Table List 4" w:semiHidden="1" w:unhideWhenUsed="1"/>
+    <w:lsdException w:name="Table List 5" w:semiHidden="1" w:unhideWhenUsed="1"/>
+    <w:lsdException w:name="Table List 6" w:semiHidden="1" w:unhideWhenUsed="1"/>
+    <w:lsdException w:name="Table List 7" w:semiHidden="1" w:unhideWhenUsed="1"/>
+    <w:lsdException w:name="Table List 8" w:semiHidden="1" w:unhideWhenUsed="1"/>
+    <w:lsdException w:name="Table 3D effects 1" w:semiHidden="1" w:unhideWhenUsed="1"/>
+    <w:lsdException w:name="Table 3D effects 2" w:semiHidden="1" w:unhideWhenUsed="1"/>
+    <w:lsdException w:name="Table 3D effects 3" w:semiHidden="1" w:unhideWhenUsed="1"/>
+    <w:lsdException w:name="Table Contemporary" w:semiHidden="1" w:unhideWhenUsed="1"/>
+    <w:lsdException w:name="Table Elegant" w:semiHidden="1" w:unhideWhenUsed="1"/>
+    <w:lsdException w:name="Table Professional" w:semiHidden="1" w:unhideWhenUsed="1"/>
+    <w:lsdException w:name="Table Subtle 1" w:semiHidden="1" w:unhideWhenUsed="1"/>
+    <w:lsdException w:name="Table Subtle 2" w:semiHidden="1" w:unhideWhenUsed="1"/>
+    <w:lsdException w:name="Table Web 1" w:semiHidden="1" w:unhideWhenUsed="1"/>
+    <w:lsdException w:name="Table Web 2" w:semiHidden="1" w:unhideWhenUsed="1"/>
+    <w:lsdException w:name="Table Web 3" w:semiHidden="1" w:unhideWhenUsed="1"/>
+    <w:lsdException w:name="Balloon Text" w:semiHidden="1" w:unhideWhenUsed="1"/>
+    <w:lsdException w:name="Table Grid" w:uiPriority="39"/>
+    <w:lsdException w:name="Table Theme" w:semiHidden="1" w:unhideWhenUsed="1"/>
+    <w:lsdException w:name="Placeholder Text" w:semiHidden="1"/>
+    <w:lsdException w:name="No Spacing" w:uiPriority="1" w:qFormat="1"/>
+    <w:lsdException w:name="Light Shading" w:uiPriority="60"/>
+    <w:lsdException w:name="Light List" w:uiPriority="61"/>
+    <w:lsdException w:name="Light Grid" w:uiPriority="62"/>
+    <w:lsdException w:name="Medium Shading 1" w:uiPriority="63"/>
+    <w:lsdException w:name="Medium Shading 2" w:uiPriority="64"/>
+    <w:lsdException w:name="Medium List 1" w:uiPriority="65"/>
+    <w:lsdException w:name="Medium List 2" w:uiPriority="66"/>
+    <w:lsdException w:name="Medium Grid 1" w:uiPriority="67"/>
+    <w:lsdException w:name="Medium Grid 2" w:uiPriority="68"/>
+    <w:lsdException w:name="Medium Grid 3" w:uiPriority="69"/>
+    <w:lsdException w:name="Dark List" w:uiPriority="70"/>
+    <w:lsdException w:name="Colorful Shading" w:uiPriority="71"/>
+    <w:lsdException w:name="Colorful List" w:uiPriority="72"/>
+    <w:lsdException w:name="Colorful Grid" w:uiPriority="73"/>
+    <w:lsdException w:name="Light Shading Accent 1" w:uiPriority="60"/>
+    <w:lsdException w:name="Light List Accent 1" w:uiPriority="61"/>
+    <w:lsdException w:name="Light Grid Accent 1" w:uiPriority="62"/>
+    <w:lsdException w:name="Medium Shading 1 Accent 1" w:uiPriority="63"/>
+    <w:lsdException w:name="Medium Shading 2 Accent 1" w:uiPriority="64"/>
+    <w:lsdException w:name="Medium List 1 Accent 1" w:uiPriority="65"/>
+    <w:lsdException w:name="Revision" w:semiHidden="1"/>
+    <w:lsdException w:name="List Paragraph" w:uiPriority="34" w:qFormat="1"/>
+    <w:lsdException w:name="Quote" w:uiPriority="29" w:qFormat="1"/>
+    <w:lsdException w:name="Intense Quote" w:uiPriority="30" w:qFormat="1"/>
+    <w:lsdException w:name="Medium List 2 Accent 1" w:uiPriority="66"/>
+    <w:lsdException w:name="Medium Grid 1 Accent 1" w:uiPriority="67"/>
+    <w:lsdException w:name="Medium Grid 2 Accent 1" w:uiPriority="68"/>
+    <w:lsdException w:name="Medium Grid 3 Accent 1" w:uiPriority="69"/>
+    <w:lsdException w:name="Dark List Accent 1" w:uiPriority="70"/>
+    <w:lsdException w:name="Colorful Shading Accent 1" w:uiPriority="71"/>
+    <w:lsdException w:name="Colorful List Accent 1" w:uiPriority="72"/>
+    <w:lsdException w:name="Colorful Grid Accent 1" w:uiPriority="73"/>
+    <w:lsdException w:name="Light Shading Accent 2" w:uiPriority="60"/>
+    <w:lsdException w:name="Light List Accent 2" w:uiPriority="61"/>
+    <w:lsdException w:name="Light Grid Accent 2" w:uiPriority="62"/>
+    <w:lsdException w:name="Medium Shading 1 Accent 2" w:uiPriority="63"/>
+    <w:lsdException w:name="Medium Shading 2 Accent 2" w:uiPriority="64"/>
+    <w:lsdException w:name="Medium List 1 Accent 2" w:uiPriority="65"/>
+    <w:lsdException w:name="Medium List 2 Accent 2" w:uiPriority="66"/>
+    <w:lsdException w:name="Medium Grid 1 Accent 2" w:uiPriority="67"/>
+    <w:lsdException w:name="Medium Grid 2 Accent 2" w:uiPriority="68"/>
+    <w:lsdException w:name="Medium Grid 3 Accent 2" w:uiPriority="69"/>
+    <w:lsdException w:name="Dark List Accent 2" w:uiPriority="70"/>
+    <w:lsdException w:name="Colorful Shading Accent 2" w:uiPriority="71"/>
+    <w:lsdException w:name="Colorful List Accent 2" w:uiPriority="72"/>
+    <w:lsdException w:name="Colorful Grid Accent 2" w:uiPriority="73"/>
+    <w:lsdException w:name="Light Shading Accent 3" w:uiPriority="60"/>
+    <w:lsdException w:name="Light List Accent 3" w:uiPriority="61"/>
+    <w:lsdException w:name="Light Grid Accent 3" w:uiPriority="62"/>
+    <w:lsdException w:name="Medium Shading 1 Accent 3" w:uiPriority="63"/>
+    <w:lsdException w:name="Medium Shading 2 Accent 3" w:uiPriority="64"/>
+    <w:lsdException w:name="Medium List 1 Accent 3" w:uiPriority="65"/>
+    <w:lsdException w:name="Medium List 2 Accent 3" w:uiPriority="66"/>
+    <w:lsdException w:name="Medium Grid 1 Accent 3" w:uiPriority="67"/>
+    <w:lsdException w:name="Medium Grid 2 Accent 3" w:uiPriority="68"/>
+    <w:lsdException w:name="Medium Grid 3 Accent 3" w:uiPriority="69"/>
+    <w:lsdException w:name="Dark List Accent 3" w:uiPriority="70"/>
+    <w:lsdException w:name="Colorful Shading Accent 3" w:uiPriority="71"/>
+    <w:lsdException w:name="Colorful List Accent 3" w:uiPriority="72"/>
+    <w:lsdException w:name="Colorful Grid Accent 3" w:uiPriority="73"/>
+    <w:lsdException w:name="Light Shading Accent 4" w:uiPriority="60"/>
+    <w:lsdException w:name="Light List Accent 4" w:uiPriority="61"/>
+    <w:lsdException w:name="Light Grid Accent 4" w:uiPriority="62"/>
+    <w:lsdException w:name="Medium Shading 1 Accent 4" w:uiPriority="63"/>
+    <w:lsdException w:name="Medium Shading 2 Accent 4" w:uiPriority="64"/>
+    <w:lsdException w:name="Medium List 1 Accent 4" w:uiPriority="65"/>
+    <w:lsdException w:name="Medium List 2 Accent 4" w:uiPriority="66"/>
+    <w:lsdException w:name="Medium Grid 1 Accent 4" w:uiPriority="67"/>
+    <w:lsdException w:name="Medium Grid 2 Accent 4" w:uiPriority="68"/>
+    <w:lsdException w:name="Medium Grid 3 Accent 4" w:uiPriority="69"/>
+    <w:lsdException w:name="Dark List Accent 4" w:uiPriority="70"/>
+    <w:lsdException w:name="Colorful Shading Accent 4" w:uiPriority="71"/>
+    <w:lsdException w:name="Colorful List Accent 4" w:uiPriority="72"/>
+    <w:lsdException w:name="Colorful Grid Accent 4" w:uiPriority="73"/>
+    <w:lsdException w:name="Light Shading Accent 5" w:uiPriority="60"/>
+    <w:lsdException w:name="Light List Accent 5" w:uiPriority="61"/>
+    <w:lsdException w:name="Light Grid Accent 5" w:uiPriority="62"/>
+    <w:lsdException w:name="Medium Shading 1 Accent 5" w:uiPriority="63"/>
+    <w:lsdException w:name="Medium Shading 2 Accent 5" w:uiPriority="64"/>
+    <w:lsdException w:name="Medium List 1 Accent 5" w:uiPriority="65"/>
+    <w:lsdException w:name="Medium List 2 Accent 5" w:uiPriority="66"/>
+    <w:lsdException w:name="Medium Grid 1 Accent 5" w:uiPriority="67"/>
+    <w:lsdException w:name="Medium Grid 2 Accent 5" w:uiPriority="68"/>
+    <w:lsdException w:name="Medium Grid 3 Accent 5" w:uiPriority="69"/>
+    <w:lsdException w:name="Dark List Accent 5" w:uiPriority="70"/>
+    <w:lsdException w:name="Colorful Shading Accent 5" w:uiPriority="71"/>
+    <w:lsdException w:name="Colorful List Accent 5" w:uiPriority="72"/>
+    <w:lsdException w:name="Colorful Grid Accent 5" w:uiPriority="73"/>
+    <w:lsdException w:name="Light Shading Accent 6" w:uiPriority="60"/>
+    <w:lsdException w:name="Light List Accent 6" w:uiPriority="61"/>
+    <w:lsdException w:name="Light Grid Accent 6" w:uiPriority="62"/>
+    <w:lsdException w:name="Medium Shading 1 Accent 6" w:uiPriority="63"/>
+    <w:lsdException w:name="Medium Shading 2 Accent 6" w:uiPriority="64"/>
+    <w:lsdException w:name="Medium List 1 Accent 6" w:uiPriority="65"/>
+    <w:lsdException w:name="Medium List 2 Accent 6" w:uiPriority="66"/>
+    <w:lsdException w:name="Medium Grid 1 Accent 6" w:uiPriority="67"/>
+    <w:lsdException w:name="Medium Grid 2 Accent 6" w:uiPriority="68"/>
+    <w:lsdException w:name="Medium Grid 3 Accent 6" w:uiPriority="69"/>
+    <w:lsdException w:name="Dark List Accent 6" w:uiPriority="70"/>
+    <w:lsdException w:name="Colorful Shading Accent 6" w:uiPriority="71"/>
+    <w:lsdException w:name="Colorful List Accent 6" w:uiPriority="72"/>
+    <w:lsdException w:name="Colorful Grid Accent 6" w:uiPriority="73"/>
+    <w:lsdException w:name="Subtle Emphasis" w:uiPriority="19" w:qFormat="1"/>
+    <w:lsdException w:name="Intense Emphasis" w:uiPriority="21" w:qFormat="1"/>
+    <w:lsdException w:name="Subtle Reference" w:uiPriority="31" w:qFormat="1"/>
+    <w:lsdException w:name="Intense Reference" w:uiPriority="32" w:qFormat="1"/>
+    <w:lsdException w:name="Book Title" w:uiPriority="33" w:qFormat="1"/>
+    <w:lsdException w:name="Bibliography" w:semiHidden="1" w:uiPriority="37" w:unhideWhenUsed="1"/>
+    <w:lsdException w:name="TOC Heading" w:semiHidden="1" w:uiPriority="39" w:unhideWhenUsed="1" w:qFormat="1"/>
+    <w:lsdException w:name="Plain Table 1" w:uiPriority="41"/>
+    <w:lsdException w:name="Plain Table 2" w:uiPriority="42"/>
+    <w:lsdException w:name="Plain Table 3" w:uiPriority="43"/>
+    <w:lsdException w:name="Plain Table 4" w:uiPriority="44"/>
+    <w:lsdException w:name="Plain Table 5" w:uiPriority="45"/>
+    <w:lsdException w:name="Grid Table Light" w:uiPriority="40"/>
+    <w:lsdException w:name="Grid Table 1 Light" w:uiPriority="46"/>
+    <w:lsdException w:name="Grid Table 2" w:uiPriority="47"/>
+    <w:lsdException w:name="Grid Table 3" w:uiPriority="48"/>
+    <w:lsdException w:name="Grid Table 4" w:uiPriority="49"/>
+    <w:lsdException w:name="Grid Table 5 Dark" w:uiPriority="50"/>
+    <w:lsdException w:name="Grid Table 6 Colorful" w:uiPriority="51"/>
+    <w:lsdException w:name="Grid Table 7 Colorful" w:uiPriority="52"/>
+    <w:lsdException w:name="Grid Table 1 Light Accent 1" w:uiPriority="46"/>
+    <w:lsdException w:name="Grid Table 2 Accent 1" w:uiPriority="47"/>
+    <w:lsdException w:name="Grid Table 3 Accent 1" w:uiPriority="48"/>
+    <w:lsdException w:name="Grid Table 4 Accent 1" w:uiPriority="49"/>
+    <w:lsdException w:name="Grid Table 5 Dark Accent 1" w:uiPriority="50"/>
+    <w:lsdException w:name="Grid Table 6 Colorful Accent 1" w:uiPriority="51"/>
+    <w:lsdException w:name="Grid Table 7 Colorful Accent 1" w:uiPriority="52"/>
+    <w:lsdException w:name="Grid Table 1 Light Accent 2" w:uiPriority="46"/>
+    <w:lsdException w:name="Grid Table 2 Accent 2" w:uiPriority="47"/>
+    <w:lsdException w:name="Grid Table 3 Accent 2" w:uiPriority="48"/>
+    <w:lsdException w:name="Grid Table 4 Accent 2" w:uiPriority="49"/>
+    <w:lsdException w:name="Grid Table 5 Dark Accent 2" w:uiPriority="50"/>
+    <w:lsdException w:name="Grid Table 6 Colorful Accent 2" w:uiPriority="51"/>
+    <w:lsdException w:name="Grid Table 7 Colorful Accent 2" w:uiPriority="52"/>
+    <w:lsdException w:name="Grid Table 1 Light Accent 3" w:uiPriority="46"/>
+    <w:lsdException w:name="Grid Table 2 Accent 3" w:uiPriority="47"/>
+    <w:lsdException w:name="Grid Table 3 Accent 3" w:uiPriority="48"/>
+    <w:lsdException w:name="Grid Table 4 Accent 3" w:uiPriority="49"/>
+    <w:lsdException w:name="Grid Table 5 Dark Accent 3" w:uiPriority="50"/>
+    <w:lsdException w:name="Grid Table 6 Colorful Accent 3" w:uiPriority="51"/>
+    <w:lsdException w:name="Grid Table 7 Colorful Accent 3" w:uiPriority="52"/>
+    <w:lsdException w:name="Grid Table 1 Light Accent 4" w:uiPriority="46"/>
+    <w:lsdException w:name="Grid Table 2 Accent 4" w:uiPriority="47"/>
+    <w:lsdException w:name="Grid Table 3 Accent 4" w:uiPriority="48"/>
+    <w:lsdException w:name="Grid Table 4 Accent 4" w:uiPriority="49"/>
+    <w:lsdException w:name="Grid Table 5 Dark Accent 4" w:uiPriority="50"/>
+    <w:lsdException w:name="Grid Table 6 Colorful Accent 4" w:uiPriority="51"/>
+    <w:lsdException w:name="Grid Table 7 Colorful Accent 4" w:uiPriority="52"/>
+    <w:lsdException w:name="Grid Table 1 Light Accent 5" w:uiPriority="46"/>
+    <w:lsdException w:name="Grid Table 2 Accent 5" w:uiPriority="47"/>
+    <w:lsdException w:name="Grid Table 3 Accent 5" w:uiPriority="48"/>
+    <w:lsdException w:name="Grid Table 4 Accent 5" w:uiPriority="49"/>
+    <w:lsdException w:name="Grid Table 5 Dark Accent 5" w:uiPriority="50"/>
+    <w:lsdException w:name="Grid Table 6 Colorful Accent 5" w:uiPriority="51"/>
+    <w:lsdException w:name="Grid Table 7 Colorful Accent 5" w:uiPriority="52"/>
+    <w:lsdException w:name="Grid Table 1 Light Accent 6" w:uiPriority="46"/>
+    <w:lsdException w:name="Grid Table 2 Accent 6" w:uiPriority="47"/>
+    <w:lsdException w:name="Grid Table 3 Accent 6" w:uiPriority="48"/>
+    <w:lsdException w:name="Grid Table 4 Accent 6" w:uiPriority="49"/>
+    <w:lsdException w:name="Grid Table 5 Dark Accent 6" w:uiPriority="50"/>
+    <w:lsdException w:name="Grid Table 6 Colorful Accent 6" w:uiPriority="51"/>
+    <w:lsdException w:name="Grid Table 7 Colorful Accent 6" w:uiPriority="52"/>
+    <w:lsdException w:name="List Table 1 Light" w:uiPriority="46"/>
+    <w:lsdException w:name="List Table 2" w:uiPriority="47"/>
+    <w:lsdException w:name="List Table 3" w:uiPriority="48"/>
+    <w:lsdException w:name="List Table 4" w:uiPriority="49"/>
+    <w:lsdException w:name="List Table 5 Dark" w:uiPriority="50"/>
+    <w:lsdException w:name="List Table 6 Colorful" w:uiPriority="51"/>
+    <w:lsdException w:name="List Table 7 Colorful" w:uiPriority="52"/>
+    <w:lsdException w:name="List Table 1 Light Accent 1" w:uiPriority="46"/>
+    <w:lsdException w:name="List Table 2 Accent 1" w:uiPriority="47"/>
+    <w:lsdException w:name="List Table 3 Accent 1" w:uiPriority="48"/>
+    <w:lsdException w:name="List Table 4 Accent 1" w:uiPriority="49"/>
+    <w:lsdException w:name="List Table 5 Dark Accent 1" w:uiPriority="50"/>
+    <w:lsdException w:name="List Table 6 Colorful Accent 1" w:uiPriority="51"/>
+    <w:lsdException w:name="List Table 7 Colorful Accent 1" w:uiPriority="52"/>
+    <w:lsdException w:name="List Table 1 Light Accent 2" w:uiPriority="46"/>
+    <w:lsdException w:name="List Table 2 Accent 2" w:uiPriority="47"/>
+    <w:lsdException w:name="List Table 3 Accent 2" w:uiPriority="48"/>
+    <w:lsdException w:name="List Table 4 Accent 2" w:uiPriority="49"/>
+    <w:lsdException w:name="List Table 5 Dark Accent 2" w:uiPriority="50"/>
+    <w:lsdException w:name="List Table 6 Colorful Accent 2" w:uiPriority="51"/>
+    <w:lsdException w:name="List Table 7 Colorful Accent 2" w:uiPriority="52"/>
+    <w:lsdException w:name="List Table 1 Light Accent 3" w:uiPriority="46"/>
+    <w:lsdException w:name="List Table 2 Accent 3" w:uiPriority="47"/>
+    <w:lsdException w:name="List Table 3 Accent 3" w:uiPriority="48"/>
+    <w:lsdException w:name="List Table 4 Accent 3" w:uiPriority="49"/>
+    <w:lsdException w:name="List Table 5 Dark Accent 3" w:uiPriority="50"/>
+    <w:lsdException w:name="List Table 6 Colorful Accent 3" w:uiPriority="51"/>
+    <w:lsdException w:name="List Table 7 Colorful Accent 3" w:uiPriority="52"/>
+    <w:lsdException w:name="List Table 1 Light Accent 4" w:uiPriority="46"/>
+    <w:lsdException w:name="List Table 2 Accent 4" w:uiPriority="47"/>
+    <w:lsdException w:name="List Table 3 Accent 4" w:uiPriority="48"/>
+    <w:lsdException w:name="List Table 4 Accent 4" w:uiPriority="49"/>
+    <w:lsdException w:name="List Table 5 Dark Accent 4" w:uiPriority="50"/>
+    <w:lsdException w:name="List Table 6 Colorful Accent 4" w:uiPriority="51"/>
+    <w:lsdException w:name="List Table 7 Colorful Accent 4" w:uiPriority="52"/>
+    <w:lsdException w:name="List Table 1 Light Accent 5" w:uiPriority="46"/>
+    <w:lsdException w:name="List Table 2 Accent 5" w:uiPriority="47"/>
+    <w:lsdException w:name="List Table 3 Accent 5" w:uiPriority="48"/>
+    <w:lsdException w:name="List Table 4 Accent 5" w:uiPriority="49"/>
+    <w:lsdException w:name="List Table 5 Dark Accent 5" w:uiPriority="50"/>
+    <w:lsdException w:name="List Table 6 Colorful Accent 5" w:uiPriority="51"/>
+    <w:lsdException w:name="List Table 7 Colorful Accent 5" w:uiPriority="52"/>
+    <w:lsdException w:name="List Table 1 Light Accent 6" w:uiPriority="46"/>
+    <w:lsdException w:name="List Table 2 Accent 6" w:uiPriority="47"/>
+    <w:lsdException w:name="List Table 3 Accent 6" w:uiPriority="48"/>
+    <w:lsdException w:name="List Table 4 Accent 6" w:uiPriority="49"/>
+    <w:lsdException w:name="List Table 5 Dark Accent 6" w:uiPriority="50"/>
+    <w:lsdException w:name="List Table 6 Colorful Accent 6" w:uiPriority="51"/>
+    <w:lsdException w:name="List Table 7 Colorful Accent 6" w:uiPriority="52"/>
+    <w:lsdException w:name="Mention" w:semiHidden="1" w:unhideWhenUsed="1"/>
+    <w:lsdException w:name="Smart Hyperlink" w:semiHidden="1" w:unhideWhenUsed="1"/>
+    <w:lsdException w:name="Hashtag" w:semiHidden="1" w:unhideWhenUsed="1"/>
+    <w:lsdException w:name="Unresolved Mention" w:semiHidden="1" w:unhideWhenUsed="1"/>
+    <w:lsdException w:name="Smart Link" w:semiHidden="1" w:unhideWhenUsed="1"/>
+  </w:latentStyles>
+  <w:style w:type="paragraph" w:default="1" w:styleId="Normal">
+    <w:name w:val="Normal"/>
     <w:qFormat/>
-    <w:rPr>
-      <w:sz w:val="56"/>
-      <w:szCs w:val="56"/>
-    </w:rPr>
   </w:style>
   <w:style w:type="paragraph" w:styleId="Heading1">
-    <w:name w:val="Heading 1"/>
-    <w:basedOn w:val="Normal"/>
-    <w:next w:val="Normal"/>
+    <w:name w:val="heading 1"/>
+    <w:uiPriority w:val="9"/>
     <w:qFormat/>
+    <w:pPr>
+      <w:outlineLvl w:val="0"/>
+    </w:pPr>
     <w:rPr>
       <w:color w:val="2E74B5"/>
       <w:sz w:val="32"/>
@@ -1429,10 +3447,13 @@
     </w:rPr>
   </w:style>
   <w:style w:type="paragraph" w:styleId="Heading2">
-    <w:name w:val="Heading 2"/>
-    <w:basedOn w:val="Normal"/>
-    <w:next w:val="Normal"/>
+    <w:name w:val="heading 2"/>
+    <w:uiPriority w:val="9"/>
+    <w:unhideWhenUsed/>
     <w:qFormat/>
+    <w:pPr>
+      <w:outlineLvl w:val="1"/>
+    </w:pPr>
     <w:rPr>
       <w:color w:val="2E74B5"/>
       <w:sz w:val="26"/>
@@ -1440,10 +3461,14 @@
     </w:rPr>
   </w:style>
   <w:style w:type="paragraph" w:styleId="Heading3">
-    <w:name w:val="Heading 3"/>
-    <w:basedOn w:val="Normal"/>
-    <w:next w:val="Normal"/>
+    <w:name w:val="heading 3"/>
+    <w:uiPriority w:val="9"/>
+    <w:semiHidden/>
+    <w:unhideWhenUsed/>
     <w:qFormat/>
+    <w:pPr>
+      <w:outlineLvl w:val="2"/>
+    </w:pPr>
     <w:rPr>
       <w:color w:val="1F4D78"/>
       <w:sz w:val="24"/>
@@ -1451,10 +3476,14 @@
     </w:rPr>
   </w:style>
   <w:style w:type="paragraph" w:styleId="Heading4">
-    <w:name w:val="Heading 4"/>
-    <w:basedOn w:val="Normal"/>
-    <w:next w:val="Normal"/>
+    <w:name w:val="heading 4"/>
+    <w:uiPriority w:val="9"/>
+    <w:semiHidden/>
+    <w:unhideWhenUsed/>
     <w:qFormat/>
+    <w:pPr>
+      <w:outlineLvl w:val="3"/>
+    </w:pPr>
     <w:rPr>
       <w:i/>
       <w:iCs/>
@@ -1462,27 +3491,68 @@
     </w:rPr>
   </w:style>
   <w:style w:type="paragraph" w:styleId="Heading5">
-    <w:name w:val="Heading 5"/>
-    <w:basedOn w:val="Normal"/>
-    <w:next w:val="Normal"/>
+    <w:name w:val="heading 5"/>
+    <w:uiPriority w:val="9"/>
+    <w:semiHidden/>
+    <w:unhideWhenUsed/>
     <w:qFormat/>
+    <w:pPr>
+      <w:outlineLvl w:val="4"/>
+    </w:pPr>
     <w:rPr>
       <w:color w:val="2E74B5"/>
     </w:rPr>
   </w:style>
   <w:style w:type="paragraph" w:styleId="Heading6">
-    <w:name w:val="Heading 6"/>
-    <w:basedOn w:val="Normal"/>
-    <w:next w:val="Normal"/>
+    <w:name w:val="heading 6"/>
+    <w:uiPriority w:val="9"/>
+    <w:semiHidden/>
+    <w:unhideWhenUsed/>
     <w:qFormat/>
+    <w:pPr>
+      <w:outlineLvl w:val="5"/>
+    </w:pPr>
     <w:rPr>
       <w:color w:val="1F4D78"/>
     </w:rPr>
   </w:style>
-  <w:style w:type="paragraph" w:styleId="Strong">
-    <w:name w:val="Strong"/>
-    <w:basedOn w:val="Normal"/>
-    <w:next w:val="Normal"/>
+  <w:style w:type="character" w:default="1" w:styleId="DefaultParagraphFont">
+    <w:name w:val="Default Paragraph Font"/>
+    <w:uiPriority w:val="1"/>
+    <w:unhideWhenUsed/>
+  </w:style>
+  <w:style w:type="table" w:default="1" w:styleId="TableNormal">
+    <w:name w:val="Normal Table"/>
+    <w:uiPriority w:val="99"/>
+    <w:semiHidden/>
+    <w:unhideWhenUsed/>
+    <w:tblPr>
+      <w:tblInd w:w="0" w:type="dxa"/>
+      <w:tblCellMar>
+        <w:top w:w="0" w:type="dxa"/>
+        <w:left w:w="108" w:type="dxa"/>
+        <w:bottom w:w="0" w:type="dxa"/>
+        <w:right w:w="108" w:type="dxa"/>
+      </w:tblCellMar>
+    </w:tblPr>
+  </w:style>
+  <w:style w:type="numbering" w:default="1" w:styleId="NoList">
+    <w:name w:val="No List"/>
+    <w:uiPriority w:val="99"/>
+    <w:semiHidden/>
+    <w:unhideWhenUsed/>
+  </w:style>
+  <w:style w:type="paragraph" w:styleId="Title">
+    <w:name w:val="Title"/>
+    <w:uiPriority w:val="10"/>
+    <w:qFormat/>
+    <w:rPr>
+      <w:sz w:val="56"/>
+      <w:szCs w:val="56"/>
+    </w:rPr>
+  </w:style>
+  <w:style w:type="paragraph" w:customStyle="1" w:styleId="Strong1">
+    <w:name w:val="Strong1"/>
     <w:qFormat/>
     <w:rPr>
       <w:b/>
@@ -1491,12 +3561,10 @@
   </w:style>
   <w:style w:type="paragraph" w:styleId="ListParagraph">
     <w:name w:val="List Paragraph"/>
-    <w:basedOn w:val="Normal"/>
     <w:qFormat/>
   </w:style>
   <w:style w:type="character" w:styleId="Hyperlink">
     <w:name w:val="Hyperlink"/>
-    <w:basedOn w:val="DefaultParagraphFont"/>
     <w:uiPriority w:val="99"/>
     <w:unhideWhenUsed/>
     <w:rPr>
@@ -1506,7 +3574,6 @@
   </w:style>
   <w:style w:type="character" w:styleId="FootnoteReference">
     <w:name w:val="footnote reference"/>
-    <w:basedOn w:val="DefaultParagraphFont"/>
     <w:uiPriority w:val="99"/>
     <w:semiHidden/>
     <w:unhideWhenUsed/>
@@ -1516,22 +3583,13 @@
   </w:style>
   <w:style w:type="paragraph" w:styleId="FootnoteText">
     <w:name w:val="footnote text"/>
-    <w:basedOn w:val="Normal"/>
     <w:link w:val="FootnoteTextChar"/>
     <w:uiPriority w:val="99"/>
     <w:semiHidden/>
     <w:unhideWhenUsed/>
-    <w:pPr>
-      <w:spacing w:after="0" w:line="240" w:lineRule="auto"/>
-    </w:pPr>
-    <w:rPr>
-      <w:sz w:val="20"/>
-      <w:szCs w:val="20"/>
-    </w:rPr>
   </w:style>
-  <w:style w:type="character" w:styleId="FootnoteTextChar">
+  <w:style w:type="character" w:customStyle="1" w:styleId="FootnoteTextChar">
     <w:name w:val="Footnote Text Char"/>
-    <w:basedOn w:val="DefaultParagraphFont"/>
     <w:link w:val="FootnoteText"/>
     <w:uiPriority w:val="99"/>
     <w:semiHidden/>
@@ -1543,7 +3601,6 @@
   </w:style>
   <w:style w:type="character" w:styleId="EndnoteReference">
     <w:name w:val="endnote reference"/>
-    <w:basedOn w:val="DefaultParagraphFont"/>
     <w:uiPriority w:val="99"/>
     <w:semiHidden/>
     <w:unhideWhenUsed/>
@@ -1553,22 +3610,13 @@
   </w:style>
   <w:style w:type="paragraph" w:styleId="EndnoteText">
     <w:name w:val="endnote text"/>
-    <w:basedOn w:val="Normal"/>
     <w:link w:val="EndnoteTextChar"/>
     <w:uiPriority w:val="99"/>
     <w:semiHidden/>
     <w:unhideWhenUsed/>
-    <w:pPr>
-      <w:spacing w:after="0" w:line="240" w:lineRule="auto"/>
-    </w:pPr>
-    <w:rPr>
-      <w:sz w:val="20"/>
-      <w:szCs w:val="20"/>
-    </w:rPr>
   </w:style>
-  <w:style w:type="character" w:styleId="EndnoteTextChar">
+  <w:style w:type="character" w:customStyle="1" w:styleId="EndnoteTextChar">
     <w:name w:val="Endnote Text Char"/>
-    <w:basedOn w:val="DefaultParagraphFont"/>
     <w:link w:val="EndnoteText"/>
     <w:uiPriority w:val="99"/>
     <w:semiHidden/>
@@ -1579,4 +3627,299 @@
     </w:rPr>
   </w:style>
 </w:styles>
+</file>
+
+<file path=word/theme/theme1.xml><?xml version="1.0" encoding="utf-8"?>
+<a:theme xmlns:a="http://schemas.openxmlformats.org/drawingml/2006/main" name="Office Theme">
+  <a:themeElements>
+    <a:clrScheme name="Office">
+      <a:dk1>
+        <a:sysClr val="windowText" lastClr="000000"/>
+      </a:dk1>
+      <a:lt1>
+        <a:sysClr val="window" lastClr="FFFFFF"/>
+      </a:lt1>
+      <a:dk2>
+        <a:srgbClr val="44546A"/>
+      </a:dk2>
+      <a:lt2>
+        <a:srgbClr val="E7E6E6"/>
+      </a:lt2>
+      <a:accent1>
+        <a:srgbClr val="4472C4"/>
+      </a:accent1>
+      <a:accent2>
+        <a:srgbClr val="ED7D31"/>
+      </a:accent2>
+      <a:accent3>
+        <a:srgbClr val="A5A5A5"/>
+      </a:accent3>
+      <a:accent4>
+        <a:srgbClr val="FFC000"/>
+      </a:accent4>
+      <a:accent5>
+        <a:srgbClr val="5B9BD5"/>
+      </a:accent5>
+      <a:accent6>
+        <a:srgbClr val="70AD47"/>
+      </a:accent6>
+      <a:hlink>
+        <a:srgbClr val="0563C1"/>
+      </a:hlink>
+      <a:folHlink>
+        <a:srgbClr val="954F72"/>
+      </a:folHlink>
+    </a:clrScheme>
+    <a:fontScheme name="Office">
+      <a:majorFont>
+        <a:latin typeface="Calibri Light" panose="020F0302020204030204"/>
+        <a:ea typeface=""/>
+        <a:cs typeface=""/>
+        <a:font script="Jpan" typeface="游ゴシック Light"/>
+        <a:font script="Hang" typeface="맑은 고딕"/>
+        <a:font script="Hans" typeface="等线 Light"/>
+        <a:font script="Hant" typeface="新細明體"/>
+        <a:font script="Arab" typeface="Times New Roman"/>
+        <a:font script="Hebr" typeface="Times New Roman"/>
+        <a:font script="Thai" typeface="Angsana New"/>
+        <a:font script="Ethi" typeface="Nyala"/>
+        <a:font script="Beng" typeface="Vrinda"/>
+        <a:font script="Gujr" typeface="Shruti"/>
+        <a:font script="Khmr" typeface="MoolBoran"/>
+        <a:font script="Knda" typeface="Tunga"/>
+        <a:font script="Guru" typeface="Raavi"/>
+        <a:font script="Cans" typeface="Euphemia"/>
+        <a:font script="Cher" typeface="Plantagenet Cherokee"/>
+        <a:font script="Yiii" typeface="Microsoft Yi Baiti"/>
+        <a:font script="Tibt" typeface="Microsoft Himalaya"/>
+        <a:font script="Thaa" typeface="MV Boli"/>
+        <a:font script="Deva" typeface="Mangal"/>
+        <a:font script="Telu" typeface="Gautami"/>
+        <a:font script="Taml" typeface="Latha"/>
+        <a:font script="Syrc" typeface="Estrangelo Edessa"/>
+        <a:font script="Orya" typeface="Kalinga"/>
+        <a:font script="Mlym" typeface="Kartika"/>
+        <a:font script="Laoo" typeface="DokChampa"/>
+        <a:font script="Sinh" typeface="Iskoola Pota"/>
+        <a:font script="Mong" typeface="Mongolian Baiti"/>
+        <a:font script="Viet" typeface="Times New Roman"/>
+        <a:font script="Uigh" typeface="Microsoft Uighur"/>
+        <a:font script="Geor" typeface="Sylfaen"/>
+        <a:font script="Armn" typeface="Arial"/>
+        <a:font script="Bugi" typeface="Leelawadee UI"/>
+        <a:font script="Bopo" typeface="Microsoft JhengHei"/>
+        <a:font script="Java" typeface="Javanese Text"/>
+        <a:font script="Lisu" typeface="Segoe UI"/>
+        <a:font script="Mymr" typeface="Myanmar Text"/>
+        <a:font script="Nkoo" typeface="Ebrima"/>
+        <a:font script="Olck" typeface="Nirmala UI"/>
+        <a:font script="Osma" typeface="Ebrima"/>
+        <a:font script="Phag" typeface="Phagspa"/>
+        <a:font script="Syrn" typeface="Estrangelo Edessa"/>
+        <a:font script="Syrj" typeface="Estrangelo Edessa"/>
+        <a:font script="Syre" typeface="Estrangelo Edessa"/>
+        <a:font script="Sora" typeface="Nirmala UI"/>
+        <a:font script="Tale" typeface="Microsoft Tai Le"/>
+        <a:font script="Talu" typeface="Microsoft New Tai Lue"/>
+        <a:font script="Tfng" typeface="Ebrima"/>
+      </a:majorFont>
+      <a:minorFont>
+        <a:latin typeface="Calibri" panose="020F0502020204030204"/>
+        <a:ea typeface=""/>
+        <a:cs typeface=""/>
+        <a:font script="Jpan" typeface="游明朝"/>
+        <a:font script="Hang" typeface="맑은 고딕"/>
+        <a:font script="Hans" typeface="等线"/>
+        <a:font script="Hant" typeface="新細明體"/>
+        <a:font script="Arab" typeface="Arial"/>
+        <a:font script="Hebr" typeface="Arial"/>
+        <a:font script="Thai" typeface="Cordia New"/>
+        <a:font script="Ethi" typeface="Nyala"/>
+        <a:font script="Beng" typeface="Vrinda"/>
+        <a:font script="Gujr" typeface="Shruti"/>
+        <a:font script="Khmr" typeface="DaunPenh"/>
+        <a:font script="Knda" typeface="Tunga"/>
+        <a:font script="Guru" typeface="Raavi"/>
+        <a:font script="Cans" typeface="Euphemia"/>
+        <a:font script="Cher" typeface="Plantagenet Cherokee"/>
+        <a:font script="Yiii" typeface="Microsoft Yi Baiti"/>
+        <a:font script="Tibt" typeface="Microsoft Himalaya"/>
+        <a:font script="Thaa" typeface="MV Boli"/>
+        <a:font script="Deva" typeface="Mangal"/>
+        <a:font script="Telu" typeface="Gautami"/>
+        <a:font script="Taml" typeface="Latha"/>
+        <a:font script="Syrc" typeface="Estrangelo Edessa"/>
+        <a:font script="Orya" typeface="Kalinga"/>
+        <a:font script="Mlym" typeface="Kartika"/>
+        <a:font script="Laoo" typeface="DokChampa"/>
+        <a:font script="Sinh" typeface="Iskoola Pota"/>
+        <a:font script="Mong" typeface="Mongolian Baiti"/>
+        <a:font script="Viet" typeface="Arial"/>
+        <a:font script="Uigh" typeface="Microsoft Uighur"/>
+        <a:font script="Geor" typeface="Sylfaen"/>
+        <a:font script="Armn" typeface="Arial"/>
+        <a:font script="Bugi" typeface="Leelawadee UI"/>
+        <a:font script="Bopo" typeface="Microsoft JhengHei"/>
+        <a:font script="Java" typeface="Javanese Text"/>
+        <a:font script="Lisu" typeface="Segoe UI"/>
+        <a:font script="Mymr" typeface="Myanmar Text"/>
+        <a:font script="Nkoo" typeface="Ebrima"/>
+        <a:font script="Olck" typeface="Nirmala UI"/>
+        <a:font script="Osma" typeface="Ebrima"/>
+        <a:font script="Phag" typeface="Phagspa"/>
+        <a:font script="Syrn" typeface="Estrangelo Edessa"/>
+        <a:font script="Syrj" typeface="Estrangelo Edessa"/>
+        <a:font script="Syre" typeface="Estrangelo Edessa"/>
+        <a:font script="Sora" typeface="Nirmala UI"/>
+        <a:font script="Tale" typeface="Microsoft Tai Le"/>
+        <a:font script="Talu" typeface="Microsoft New Tai Lue"/>
+        <a:font script="Tfng" typeface="Ebrima"/>
+      </a:minorFont>
+    </a:fontScheme>
+    <a:fmtScheme name="Office">
+      <a:fillStyleLst>
+        <a:solidFill>
+          <a:schemeClr val="phClr"/>
+        </a:solidFill>
+        <a:gradFill rotWithShape="1">
+          <a:gsLst>
+            <a:gs pos="0">
+              <a:schemeClr val="phClr">
+                <a:lumMod val="110000"/>
+                <a:satMod val="105000"/>
+                <a:tint val="67000"/>
+              </a:schemeClr>
+            </a:gs>
+            <a:gs pos="50000">
+              <a:schemeClr val="phClr">
+                <a:lumMod val="105000"/>
+                <a:satMod val="103000"/>
+                <a:tint val="73000"/>
+              </a:schemeClr>
+            </a:gs>
+            <a:gs pos="100000">
+              <a:schemeClr val="phClr">
+                <a:lumMod val="105000"/>
+                <a:satMod val="109000"/>
+                <a:tint val="81000"/>
+              </a:schemeClr>
+            </a:gs>
+          </a:gsLst>
+          <a:lin ang="5400000" scaled="0"/>
+        </a:gradFill>
+        <a:gradFill rotWithShape="1">
+          <a:gsLst>
+            <a:gs pos="0">
+              <a:schemeClr val="phClr">
+                <a:satMod val="103000"/>
+                <a:lumMod val="102000"/>
+                <a:tint val="94000"/>
+              </a:schemeClr>
+            </a:gs>
+            <a:gs pos="50000">
+              <a:schemeClr val="phClr">
+                <a:satMod val="110000"/>
+                <a:lumMod val="100000"/>
+                <a:shade val="100000"/>
+              </a:schemeClr>
+            </a:gs>
+            <a:gs pos="100000">
+              <a:schemeClr val="phClr">
+                <a:lumMod val="99000"/>
+                <a:satMod val="120000"/>
+                <a:shade val="78000"/>
+              </a:schemeClr>
+            </a:gs>
+          </a:gsLst>
+          <a:lin ang="5400000" scaled="0"/>
+        </a:gradFill>
+      </a:fillStyleLst>
+      <a:lnStyleLst>
+        <a:ln w="6350" cap="flat" cmpd="sng" algn="ctr">
+          <a:solidFill>
+            <a:schemeClr val="phClr"/>
+          </a:solidFill>
+          <a:prstDash val="solid"/>
+          <a:miter lim="800000"/>
+        </a:ln>
+        <a:ln w="12700" cap="flat" cmpd="sng" algn="ctr">
+          <a:solidFill>
+            <a:schemeClr val="phClr"/>
+          </a:solidFill>
+          <a:prstDash val="solid"/>
+          <a:miter lim="800000"/>
+        </a:ln>
+        <a:ln w="19050" cap="flat" cmpd="sng" algn="ctr">
+          <a:solidFill>
+            <a:schemeClr val="phClr"/>
+          </a:solidFill>
+          <a:prstDash val="solid"/>
+          <a:miter lim="800000"/>
+        </a:ln>
+      </a:lnStyleLst>
+      <a:effectStyleLst>
+        <a:effectStyle>
+          <a:effectLst/>
+        </a:effectStyle>
+        <a:effectStyle>
+          <a:effectLst/>
+        </a:effectStyle>
+        <a:effectStyle>
+          <a:effectLst>
+            <a:outerShdw blurRad="57150" dist="19050" dir="5400000" algn="ctr" rotWithShape="0">
+              <a:srgbClr val="000000">
+                <a:alpha val="63000"/>
+              </a:srgbClr>
+            </a:outerShdw>
+          </a:effectLst>
+        </a:effectStyle>
+      </a:effectStyleLst>
+      <a:bgFillStyleLst>
+        <a:solidFill>
+          <a:schemeClr val="phClr"/>
+        </a:solidFill>
+        <a:solidFill>
+          <a:schemeClr val="phClr">
+            <a:tint val="95000"/>
+            <a:satMod val="170000"/>
+          </a:schemeClr>
+        </a:solidFill>
+        <a:gradFill rotWithShape="1">
+          <a:gsLst>
+            <a:gs pos="0">
+              <a:schemeClr val="phClr">
+                <a:tint val="93000"/>
+                <a:satMod val="150000"/>
+                <a:shade val="98000"/>
+                <a:lumMod val="102000"/>
+              </a:schemeClr>
+            </a:gs>
+            <a:gs pos="50000">
+              <a:schemeClr val="phClr">
+                <a:tint val="98000"/>
+                <a:satMod val="130000"/>
+                <a:shade val="90000"/>
+                <a:lumMod val="103000"/>
+              </a:schemeClr>
+            </a:gs>
+            <a:gs pos="100000">
+              <a:schemeClr val="phClr">
+                <a:shade val="63000"/>
+                <a:satMod val="120000"/>
+              </a:schemeClr>
+            </a:gs>
+          </a:gsLst>
+          <a:lin ang="5400000" scaled="0"/>
+        </a:gradFill>
+      </a:bgFillStyleLst>
+    </a:fmtScheme>
+  </a:themeElements>
+  <a:objectDefaults/>
+  <a:extraClrSchemeLst/>
+  <a:extLst>
+    <a:ext uri="{05A4C25C-085E-4340-85A3-A5531E510DB2}">
+      <thm15:themeFamily xmlns:thm15="http://schemas.microsoft.com/office/thememl/2012/main" name="Office Theme" id="{62F939B6-93AF-4DB8-9C6B-D6C7DFDC589F}" vid="{4A3C46E8-61CC-4603-A589-7422A47A8E4A}"/>
+    </a:ext>
+  </a:extLst>
+</a:theme>
 </file>